--- a/论文对比资料_2026-08-23/09_完整显示设计与数据讨论论文_2026-08-24/行为树论文_中文_完整显示设计与数据讨论版_2026-08-24.docx
+++ b/论文对比资料_2026-08-23/09_完整显示设计与数据讨论论文_2026-08-24/行为树论文_中文_完整显示设计与数据讨论版_2026-08-24.docx
@@ -809,7 +809,7 @@
         <w:jc w:val="center"/>
       </w:pPr>
       <w:r>
-        <w:t>W_c=35W_cm, ， H_c=35H_cm,</w:t>
+        <w:t>W_c=35W_cm, H_c=35H_cm,</w:t>
       </w:r>
     </w:p>
     <w:p>
@@ -1271,7 +1271,7 @@
     <w:p>
       <w:pPr/>
       <w:r>
-        <w:t>Epic Games (2026). Behavior Tree in Unreal Engine: Overview. https://dev.epicgames.com/documentation/en-us/unreal-engine/behavior-tree-in-unreal-engine–-overview.</w:t>
+        <w:t>Epic Games (2026). Behavior Tree in Unreal Engine: Overview. https://dev.epicgames.com/documentation/en-us/unreal-engine/behavior-tree-in-unreal-engine---overview.</w:t>
       </w:r>
     </w:p>
     <w:p>

--- a/论文对比资料_2026-08-23/09_完整显示设计与数据讨论论文_2026-08-24/行为树论文_中文_完整显示设计与数据讨论版_2026-08-24.docx
+++ b/论文对比资料_2026-08-23/09_完整显示设计与数据讨论论文_2026-08-24/行为树论文_中文_完整显示设计与数据讨论版_2026-08-24.docx
@@ -567,7 +567,14 @@
         <w:rPr>
           <w:lang w:eastAsia="zh-CN"/>
         </w:rPr>
-        <w:t>(Colledanchise and Ögren, 2018)</w:t>
+        <w:t xml:space="preserve">(Colledanchise and Ögren, </w:t>
+      </w:r>
+      <w:proofErr w:type="gramStart"/>
+      <w:r>
+        <w:rPr>
+          <w:lang w:eastAsia="zh-CN"/>
+        </w:rPr>
+        <w:t>2018)</w:t>
       </w:r>
       <w:r>
         <w:rPr>
@@ -575,6 +582,7 @@
         </w:rPr>
         <w:t>。</w:t>
       </w:r>
+      <w:proofErr w:type="gramEnd"/>
     </w:p>
     <w:p>
       <w:pPr>
@@ -722,8 +730,16 @@
         <w:rPr>
           <w:lang w:eastAsia="zh-CN"/>
         </w:rPr>
-        <w:t>(Furnas, 1986; Lamping et al., 1995)</w:t>
-      </w:r>
+        <w:t xml:space="preserve">(Furnas, 1986; Lamping et al., </w:t>
+      </w:r>
+      <w:proofErr w:type="gramStart"/>
+      <w:r>
+        <w:rPr>
+          <w:lang w:eastAsia="zh-CN"/>
+        </w:rPr>
+        <w:t>1995)</w:t>
+      </w:r>
+      <w:proofErr w:type="gramEnd"/>
       <w:r>
         <w:rPr>
           <w:lang w:eastAsia="zh-CN"/>
@@ -746,8 +762,16 @@
         <w:rPr>
           <w:lang w:eastAsia="zh-CN"/>
         </w:rPr>
-        <w:t>(Cockburn et al., 2008)</w:t>
-      </w:r>
+        <w:t xml:space="preserve">(Cockburn et al., </w:t>
+      </w:r>
+      <w:proofErr w:type="gramStart"/>
+      <w:r>
+        <w:rPr>
+          <w:lang w:eastAsia="zh-CN"/>
+        </w:rPr>
+        <w:t>2008)</w:t>
+      </w:r>
+      <w:proofErr w:type="gramEnd"/>
       <w:r>
         <w:rPr>
           <w:lang w:eastAsia="zh-CN"/>
@@ -758,8 +782,16 @@
         <w:rPr>
           <w:lang w:eastAsia="zh-CN"/>
         </w:rPr>
-        <w:t>(Song et al., 2010)</w:t>
-      </w:r>
+        <w:t xml:space="preserve">(Song et al., </w:t>
+      </w:r>
+      <w:proofErr w:type="gramStart"/>
+      <w:r>
+        <w:rPr>
+          <w:lang w:eastAsia="zh-CN"/>
+        </w:rPr>
+        <w:t>2010)</w:t>
+      </w:r>
+      <w:proofErr w:type="gramEnd"/>
       <w:r>
         <w:rPr>
           <w:lang w:eastAsia="zh-CN"/>
@@ -770,8 +802,16 @@
         <w:rPr>
           <w:lang w:eastAsia="zh-CN"/>
         </w:rPr>
-        <w:t>(Dogrusoz et al., 2018; Misue et al., 1995)</w:t>
-      </w:r>
+        <w:t xml:space="preserve">(Dogrusoz et al., 2018; Misue et al., </w:t>
+      </w:r>
+      <w:proofErr w:type="gramStart"/>
+      <w:r>
+        <w:rPr>
+          <w:lang w:eastAsia="zh-CN"/>
+        </w:rPr>
+        <w:t>1995)</w:t>
+      </w:r>
+      <w:proofErr w:type="gramEnd"/>
       <w:r>
         <w:rPr>
           <w:lang w:eastAsia="zh-CN"/>
@@ -782,7 +822,14 @@
         <w:rPr>
           <w:lang w:eastAsia="zh-CN"/>
         </w:rPr>
-        <w:t>(Bae and Watson, 2011)</w:t>
+        <w:t xml:space="preserve">(Bae and Watson, </w:t>
+      </w:r>
+      <w:proofErr w:type="gramStart"/>
+      <w:r>
+        <w:rPr>
+          <w:lang w:eastAsia="zh-CN"/>
+        </w:rPr>
+        <w:t>2011)</w:t>
       </w:r>
       <w:r>
         <w:rPr>
@@ -790,6 +837,7 @@
         </w:rPr>
         <w:t>。</w:t>
       </w:r>
+      <w:proofErr w:type="gramEnd"/>
     </w:p>
     <w:p>
       <w:pPr>
@@ -1259,14 +1307,27 @@
         <w:t xml:space="preserve">Selector </w:t>
       </w:r>
       <w:r>
-        <w:t>在第一个成功或运行中的子节点停止；叶节点读取状态或执行动作。这个小型状态接口使复杂逻辑能够组合，并能明确表达中断策略</w:t>
-      </w:r>
-      <w:r>
-        <w:t>(Colledanchise and Ögren, 2018)</w:t>
+        <w:t>在第一个成功或运行中的子节点停止；叶节点读取状态或执行动作。这个小型状态接口使复杂逻辑能够组合，</w:t>
+      </w:r>
+      <w:proofErr w:type="gramStart"/>
+      <w:r>
+        <w:t>并能明确表达中断策略</w:t>
+      </w:r>
+      <w:r>
+        <w:t>(</w:t>
+      </w:r>
+      <w:proofErr w:type="gramEnd"/>
+      <w:r>
+        <w:t xml:space="preserve">Colledanchise and Ögren, </w:t>
+      </w:r>
+      <w:proofErr w:type="gramStart"/>
+      <w:r>
+        <w:t>2018)</w:t>
       </w:r>
       <w:r>
         <w:t>。</w:t>
       </w:r>
+      <w:proofErr w:type="gramEnd"/>
     </w:p>
     <w:p>
       <w:pPr>
@@ -1405,13 +1466,27 @@
         <w:rPr>
           <w:lang w:eastAsia="zh-CN"/>
         </w:rPr>
-        <w:t>(Epic Games, 2026)</w:t>
-      </w:r>
-      <w:r>
-        <w:rPr>
-          <w:lang w:eastAsia="zh-CN"/>
-        </w:rPr>
-        <w:t>。但本项目没有必要重现商业系统的全部能力。合理基线是：系统能够表达有意义的决策、调用项目</w:t>
+        <w:t xml:space="preserve">(Epic Games, </w:t>
+      </w:r>
+      <w:proofErr w:type="gramStart"/>
+      <w:r>
+        <w:rPr>
+          <w:lang w:eastAsia="zh-CN"/>
+        </w:rPr>
+        <w:t>2026)</w:t>
+      </w:r>
+      <w:r>
+        <w:rPr>
+          <w:lang w:eastAsia="zh-CN"/>
+        </w:rPr>
+        <w:t>。</w:t>
+      </w:r>
+      <w:proofErr w:type="gramEnd"/>
+      <w:r>
+        <w:rPr>
+          <w:lang w:eastAsia="zh-CN"/>
+        </w:rPr>
+        <w:t>但本项目没有必要重现商业系统的全部能力。合理基线是：系统能够表达有意义的决策、调用项目</w:t>
       </w:r>
       <w:r>
         <w:rPr>
@@ -1486,7 +1561,14 @@
         <w:rPr>
           <w:lang w:eastAsia="zh-CN"/>
         </w:rPr>
-        <w:t>(Reingold and Tilford, 1981)</w:t>
+        <w:t xml:space="preserve">(Reingold and Tilford, </w:t>
+      </w:r>
+      <w:proofErr w:type="gramStart"/>
+      <w:r>
+        <w:rPr>
+          <w:lang w:eastAsia="zh-CN"/>
+        </w:rPr>
+        <w:t>1981)</w:t>
       </w:r>
       <w:r>
         <w:rPr>
@@ -1494,6 +1576,7 @@
         </w:rPr>
         <w:t>。</w:t>
       </w:r>
+      <w:proofErr w:type="gramEnd"/>
       <w:r>
         <w:rPr>
           <w:lang w:eastAsia="zh-CN"/>
@@ -1522,7 +1605,14 @@
         <w:rPr>
           <w:lang w:eastAsia="zh-CN"/>
         </w:rPr>
-        <w:t>(Plaisant et al., 2002)</w:t>
+        <w:t xml:space="preserve">(Plaisant et al., </w:t>
+      </w:r>
+      <w:proofErr w:type="gramStart"/>
+      <w:r>
+        <w:rPr>
+          <w:lang w:eastAsia="zh-CN"/>
+        </w:rPr>
+        <w:t>2002)</w:t>
       </w:r>
       <w:r>
         <w:rPr>
@@ -1530,6 +1620,7 @@
         </w:rPr>
         <w:t>。</w:t>
       </w:r>
+      <w:proofErr w:type="gramEnd"/>
     </w:p>
     <w:p>
       <w:pPr>
@@ -1559,13 +1650,27 @@
         <w:rPr>
           <w:lang w:eastAsia="zh-CN"/>
         </w:rPr>
-        <w:t>(Song et al., 2010)</w:t>
-      </w:r>
-      <w:r>
-        <w:rPr>
-          <w:lang w:eastAsia="zh-CN"/>
-        </w:rPr>
-        <w:t>。这一结果适用于包含大量备选行为的</w:t>
+        <w:t xml:space="preserve">(Song et al., </w:t>
+      </w:r>
+      <w:proofErr w:type="gramStart"/>
+      <w:r>
+        <w:rPr>
+          <w:lang w:eastAsia="zh-CN"/>
+        </w:rPr>
+        <w:t>2010)</w:t>
+      </w:r>
+      <w:r>
+        <w:rPr>
+          <w:lang w:eastAsia="zh-CN"/>
+        </w:rPr>
+        <w:t>。</w:t>
+      </w:r>
+      <w:proofErr w:type="gramEnd"/>
+      <w:r>
+        <w:rPr>
+          <w:lang w:eastAsia="zh-CN"/>
+        </w:rPr>
+        <w:t>这一结果适用于包含大量备选行为的</w:t>
       </w:r>
       <w:r>
         <w:rPr>
@@ -1645,13 +1750,27 @@
         <w:rPr>
           <w:lang w:eastAsia="zh-CN"/>
         </w:rPr>
-        <w:t>(Bae and Watson, 2011)</w:t>
-      </w:r>
-      <w:r>
-        <w:rPr>
-          <w:lang w:eastAsia="zh-CN"/>
-        </w:rPr>
-        <w:t>。其价值不一定是要求行为树完全改用矩阵，而是证明路径任务可能更适合另一种补充表示。本项目因此保留可编辑节点图，同时加入紧凑文字路径和强活动路径编码，以针对运行时路径定位任务。</w:t>
+        <w:t xml:space="preserve">(Bae and Watson, </w:t>
+      </w:r>
+      <w:proofErr w:type="gramStart"/>
+      <w:r>
+        <w:rPr>
+          <w:lang w:eastAsia="zh-CN"/>
+        </w:rPr>
+        <w:t>2011)</w:t>
+      </w:r>
+      <w:r>
+        <w:rPr>
+          <w:lang w:eastAsia="zh-CN"/>
+        </w:rPr>
+        <w:t>。</w:t>
+      </w:r>
+      <w:proofErr w:type="gramEnd"/>
+      <w:r>
+        <w:rPr>
+          <w:lang w:eastAsia="zh-CN"/>
+        </w:rPr>
+        <w:t>其价值不一定是要求行为树完全改用矩阵，而是证明路径任务可能更适合另一种补充表示。本项目因此保留可编辑节点图，同时加入紧凑文字路径和强活动路径编码，以针对运行时路径定位任务。</w:t>
       </w:r>
     </w:p>
     <w:p>
@@ -1696,7 +1815,14 @@
         <w:rPr>
           <w:lang w:eastAsia="zh-CN"/>
         </w:rPr>
-        <w:t>(Furnas, 1986)</w:t>
+        <w:t xml:space="preserve">(Furnas, </w:t>
+      </w:r>
+      <w:proofErr w:type="gramStart"/>
+      <w:r>
+        <w:rPr>
+          <w:lang w:eastAsia="zh-CN"/>
+        </w:rPr>
+        <w:t>1986)</w:t>
       </w:r>
       <w:r>
         <w:rPr>
@@ -1704,6 +1830,7 @@
         </w:rPr>
         <w:t>。</w:t>
       </w:r>
+      <w:proofErr w:type="gramEnd"/>
       <w:r>
         <w:rPr>
           <w:lang w:eastAsia="zh-CN"/>
@@ -1720,13 +1847,27 @@
         <w:rPr>
           <w:lang w:eastAsia="zh-CN"/>
         </w:rPr>
-        <w:t>(Lamping et al., 1995)</w:t>
-      </w:r>
-      <w:r>
-        <w:rPr>
-          <w:lang w:eastAsia="zh-CN"/>
-        </w:rPr>
-        <w:t>。行为树编辑器可以借此读取鼠标所在节点，同时保留周边结构。</w:t>
+        <w:t xml:space="preserve">(Lamping et al., </w:t>
+      </w:r>
+      <w:proofErr w:type="gramStart"/>
+      <w:r>
+        <w:rPr>
+          <w:lang w:eastAsia="zh-CN"/>
+        </w:rPr>
+        <w:t>1995)</w:t>
+      </w:r>
+      <w:r>
+        <w:rPr>
+          <w:lang w:eastAsia="zh-CN"/>
+        </w:rPr>
+        <w:t>。</w:t>
+      </w:r>
+      <w:proofErr w:type="gramEnd"/>
+      <w:r>
+        <w:rPr>
+          <w:lang w:eastAsia="zh-CN"/>
+        </w:rPr>
+        <w:t>行为树编辑器可以借此读取鼠标所在节点，同时保留周边结构。</w:t>
       </w:r>
     </w:p>
     <w:p>
@@ -1793,13 +1934,27 @@
         <w:rPr>
           <w:lang w:eastAsia="zh-CN"/>
         </w:rPr>
-        <w:t>(Cockburn et al., 2008)</w:t>
-      </w:r>
-      <w:r>
-        <w:rPr>
-          <w:lang w:eastAsia="zh-CN"/>
-        </w:rPr>
-        <w:t>。因此本项目把鱼眼最大倍率限制为</w:t>
+        <w:t xml:space="preserve">(Cockburn et al., </w:t>
+      </w:r>
+      <w:proofErr w:type="gramStart"/>
+      <w:r>
+        <w:rPr>
+          <w:lang w:eastAsia="zh-CN"/>
+        </w:rPr>
+        <w:t>2008)</w:t>
+      </w:r>
+      <w:r>
+        <w:rPr>
+          <w:lang w:eastAsia="zh-CN"/>
+        </w:rPr>
+        <w:t>。</w:t>
+      </w:r>
+      <w:proofErr w:type="gramEnd"/>
+      <w:r>
+        <w:rPr>
+          <w:lang w:eastAsia="zh-CN"/>
+        </w:rPr>
+        <w:t>因此本项目把鱼眼最大倍率限制为</w:t>
       </w:r>
       <w:r>
         <w:rPr>
@@ -1911,25 +2066,53 @@
         <w:rPr>
           <w:lang w:eastAsia="zh-CN"/>
         </w:rPr>
-        <w:t>(Dogrusoz et al., 2018)</w:t>
-      </w:r>
-      <w:r>
-        <w:rPr>
-          <w:lang w:eastAsia="zh-CN"/>
-        </w:rPr>
-        <w:t>。该研究与心理地图原则一致：如果一次编辑引起大量无关节点移动，用户就必须重新学习位置</w:t>
-      </w:r>
-      <w:r>
-        <w:rPr>
-          <w:lang w:eastAsia="zh-CN"/>
-        </w:rPr>
-        <w:t>(Misue et al., 1995)</w:t>
-      </w:r>
-      <w:r>
-        <w:rPr>
-          <w:lang w:eastAsia="zh-CN"/>
-        </w:rPr>
-        <w:t>。行为树折叠应保留折叠根，报告隐藏内容，并尽量不移动无关分支。</w:t>
+        <w:t xml:space="preserve">(Dogrusoz et al., </w:t>
+      </w:r>
+      <w:proofErr w:type="gramStart"/>
+      <w:r>
+        <w:rPr>
+          <w:lang w:eastAsia="zh-CN"/>
+        </w:rPr>
+        <w:t>2018)</w:t>
+      </w:r>
+      <w:r>
+        <w:rPr>
+          <w:lang w:eastAsia="zh-CN"/>
+        </w:rPr>
+        <w:t>。</w:t>
+      </w:r>
+      <w:proofErr w:type="gramEnd"/>
+      <w:r>
+        <w:rPr>
+          <w:lang w:eastAsia="zh-CN"/>
+        </w:rPr>
+        <w:t>该研究与心理地图原则一致：如果一次编辑引起大量无关节点移动，用户就必须重新学习位置</w:t>
+      </w:r>
+      <w:r>
+        <w:rPr>
+          <w:lang w:eastAsia="zh-CN"/>
+        </w:rPr>
+        <w:t xml:space="preserve">(Misue et al., </w:t>
+      </w:r>
+      <w:proofErr w:type="gramStart"/>
+      <w:r>
+        <w:rPr>
+          <w:lang w:eastAsia="zh-CN"/>
+        </w:rPr>
+        <w:t>1995)</w:t>
+      </w:r>
+      <w:r>
+        <w:rPr>
+          <w:lang w:eastAsia="zh-CN"/>
+        </w:rPr>
+        <w:t>。</w:t>
+      </w:r>
+      <w:proofErr w:type="gramEnd"/>
+      <w:r>
+        <w:rPr>
+          <w:lang w:eastAsia="zh-CN"/>
+        </w:rPr>
+        <w:t>行为树折叠应保留折叠根，报告隐藏内容，并尽量不移动无关分支。</w:t>
       </w:r>
     </w:p>
     <w:p>
@@ -2010,13 +2193,27 @@
         <w:rPr>
           <w:lang w:eastAsia="zh-CN"/>
         </w:rPr>
-        <w:t>(Shneiderman, 1996)</w:t>
-      </w:r>
-      <w:r>
-        <w:rPr>
-          <w:lang w:eastAsia="zh-CN"/>
-        </w:rPr>
-        <w:t>。形状</w:t>
+        <w:t xml:space="preserve">(Shneiderman, </w:t>
+      </w:r>
+      <w:proofErr w:type="gramStart"/>
+      <w:r>
+        <w:rPr>
+          <w:lang w:eastAsia="zh-CN"/>
+        </w:rPr>
+        <w:t>1996)</w:t>
+      </w:r>
+      <w:r>
+        <w:rPr>
+          <w:lang w:eastAsia="zh-CN"/>
+        </w:rPr>
+        <w:t>。</w:t>
+      </w:r>
+      <w:proofErr w:type="gramEnd"/>
+      <w:r>
+        <w:rPr>
+          <w:lang w:eastAsia="zh-CN"/>
+        </w:rPr>
+        <w:t>形状</w:t>
       </w:r>
       <w:r>
         <w:rPr>
@@ -2323,35 +2520,191 @@
     </w:p>
     <w:p>
       <w:pPr>
-        <w:rPr>
-          <w:lang w:eastAsia="zh-CN"/>
-        </w:rPr>
-      </w:pPr>
-      <w:r>
-        <w:rPr>
-          <w:lang w:eastAsia="zh-CN"/>
-        </w:rPr>
-        <w:t>研究分为五个阶段。第一步根据导师意见和论文要求确定研究问题；第二步实现行为树运行时和游戏演示；第三步完成编辑、保存、撤销和实时调试功能；第四步加入能够独立开启和关闭的显示优化；第五步使用固定行为树和自动脚本比较优化前后的结果。每次加入新功能后都重新运行测试，确认旧功能没有被破坏。</w:t>
+        <w:pStyle w:val="21"/>
+        <w:rPr>
+          <w:lang w:eastAsia="zh-CN"/>
+        </w:rPr>
+      </w:pPr>
+      <w:r>
+        <w:rPr>
+          <w:lang w:eastAsia="zh-CN"/>
+        </w:rPr>
+        <w:t>3.2</w:t>
+      </w:r>
+      <w:r>
+        <w:rPr>
+          <w:lang w:eastAsia="zh-CN"/>
+        </w:rPr>
+        <w:t xml:space="preserve">　实验因素与数据集</w:t>
       </w:r>
     </w:p>
     <w:p>
       <w:pPr>
-        <w:pStyle w:val="21"/>
-        <w:rPr>
-          <w:lang w:eastAsia="zh-CN"/>
-        </w:rPr>
-      </w:pPr>
-      <w:r>
-        <w:rPr>
-          <w:lang w:eastAsia="zh-CN"/>
-        </w:rPr>
-        <w:t>3.2</w:t>
-      </w:r>
-      <w:r>
-        <w:rPr>
-          <w:lang w:eastAsia="zh-CN"/>
-        </w:rPr>
-        <w:t xml:space="preserve">　实验因素与数据集</w:t>
+        <w:rPr>
+          <w:lang w:eastAsia="zh-CN"/>
+        </w:rPr>
+      </w:pPr>
+      <w:r>
+        <w:rPr>
+          <w:lang w:eastAsia="zh-CN"/>
+        </w:rPr>
+        <w:t>实验使用五棵自动生成的行为树，资源节点数量分别为</w:t>
+      </w:r>
+      <w:r>
+        <w:rPr>
+          <w:lang w:eastAsia="zh-CN"/>
+        </w:rPr>
+        <w:t xml:space="preserve"> 31</w:t>
+      </w:r>
+      <w:r>
+        <w:rPr>
+          <w:lang w:eastAsia="zh-CN"/>
+        </w:rPr>
+        <w:t>、</w:t>
+      </w:r>
+      <w:r>
+        <w:rPr>
+          <w:lang w:eastAsia="zh-CN"/>
+        </w:rPr>
+        <w:t>61</w:t>
+      </w:r>
+      <w:r>
+        <w:rPr>
+          <w:lang w:eastAsia="zh-CN"/>
+        </w:rPr>
+        <w:t>、</w:t>
+      </w:r>
+      <w:r>
+        <w:rPr>
+          <w:lang w:eastAsia="zh-CN"/>
+        </w:rPr>
+        <w:t>121</w:t>
+      </w:r>
+      <w:r>
+        <w:rPr>
+          <w:lang w:eastAsia="zh-CN"/>
+        </w:rPr>
+        <w:t>、</w:t>
+      </w:r>
+      <w:r>
+        <w:rPr>
+          <w:lang w:eastAsia="zh-CN"/>
+        </w:rPr>
+        <w:t xml:space="preserve">241 </w:t>
+      </w:r>
+      <w:r>
+        <w:rPr>
+          <w:lang w:eastAsia="zh-CN"/>
+        </w:rPr>
+        <w:t>和</w:t>
+      </w:r>
+      <w:r>
+        <w:rPr>
+          <w:lang w:eastAsia="zh-CN"/>
+        </w:rPr>
+        <w:t xml:space="preserve"> 364</w:t>
+      </w:r>
+      <w:r>
+        <w:rPr>
+          <w:lang w:eastAsia="zh-CN"/>
+        </w:rPr>
+        <w:t>。它们覆盖小型行为树、超过导师所提约</w:t>
+      </w:r>
+      <w:r>
+        <w:rPr>
+          <w:lang w:eastAsia="zh-CN"/>
+        </w:rPr>
+        <w:t xml:space="preserve"> 50 </w:t>
+      </w:r>
+      <w:r>
+        <w:rPr>
+          <w:lang w:eastAsia="zh-CN"/>
+        </w:rPr>
+        <w:t>节点问题的行为树，以及更大的压力测试场景。五棵树采用相同的生成规则、节点类型比例和</w:t>
+      </w:r>
+      <w:r>
+        <w:rPr>
+          <w:lang w:eastAsia="zh-CN"/>
+        </w:rPr>
+        <w:t xml:space="preserve"> Decorator </w:t>
+      </w:r>
+      <w:r>
+        <w:rPr>
+          <w:lang w:eastAsia="zh-CN"/>
+        </w:rPr>
+        <w:t>比例，主要差别只有规模。</w:t>
+      </w:r>
+      <w:r>
+        <w:rPr>
+          <w:lang w:eastAsia="zh-CN"/>
+        </w:rPr>
+        <w:t xml:space="preserve">Decorator </w:t>
+      </w:r>
+      <w:r>
+        <w:rPr>
+          <w:lang w:eastAsia="zh-CN"/>
+        </w:rPr>
+        <w:t>附着在其他节点上，不单独显示为画布卡片，因此五棵树分别显示为</w:t>
+      </w:r>
+      <w:r>
+        <w:rPr>
+          <w:lang w:eastAsia="zh-CN"/>
+        </w:rPr>
+        <w:t xml:space="preserve"> 26</w:t>
+      </w:r>
+      <w:r>
+        <w:rPr>
+          <w:lang w:eastAsia="zh-CN"/>
+        </w:rPr>
+        <w:t>、</w:t>
+      </w:r>
+      <w:r>
+        <w:rPr>
+          <w:lang w:eastAsia="zh-CN"/>
+        </w:rPr>
+        <w:t>51</w:t>
+      </w:r>
+      <w:r>
+        <w:rPr>
+          <w:lang w:eastAsia="zh-CN"/>
+        </w:rPr>
+        <w:t>、</w:t>
+      </w:r>
+      <w:r>
+        <w:rPr>
+          <w:lang w:eastAsia="zh-CN"/>
+        </w:rPr>
+        <w:t>101</w:t>
+      </w:r>
+      <w:r>
+        <w:rPr>
+          <w:lang w:eastAsia="zh-CN"/>
+        </w:rPr>
+        <w:t>、</w:t>
+      </w:r>
+      <w:r>
+        <w:rPr>
+          <w:lang w:eastAsia="zh-CN"/>
+        </w:rPr>
+        <w:t xml:space="preserve">202 </w:t>
+      </w:r>
+      <w:r>
+        <w:rPr>
+          <w:lang w:eastAsia="zh-CN"/>
+        </w:rPr>
+        <w:t>和</w:t>
+      </w:r>
+      <w:r>
+        <w:rPr>
+          <w:lang w:eastAsia="zh-CN"/>
+        </w:rPr>
+        <w:t xml:space="preserve"> 305 </w:t>
+      </w:r>
+      <w:r>
+        <w:rPr>
+          <w:lang w:eastAsia="zh-CN"/>
+        </w:rPr>
+        <w:t>张卡片。</w:t>
       </w:r>
     </w:p>
     <w:p>
@@ -2364,163 +2717,19 @@
         <w:rPr>
           <w:lang w:eastAsia="zh-CN"/>
         </w:rPr>
-        <w:t>实验使用五棵自动生成的行为树，资源节点数量分别为</w:t>
-      </w:r>
-      <w:r>
-        <w:rPr>
-          <w:lang w:eastAsia="zh-CN"/>
-        </w:rPr>
-        <w:t xml:space="preserve"> 31</w:t>
-      </w:r>
-      <w:r>
-        <w:rPr>
-          <w:lang w:eastAsia="zh-CN"/>
-        </w:rPr>
-        <w:t>、</w:t>
-      </w:r>
-      <w:r>
-        <w:rPr>
-          <w:lang w:eastAsia="zh-CN"/>
-        </w:rPr>
-        <w:t>61</w:t>
-      </w:r>
-      <w:r>
-        <w:rPr>
-          <w:lang w:eastAsia="zh-CN"/>
-        </w:rPr>
-        <w:t>、</w:t>
-      </w:r>
-      <w:r>
-        <w:rPr>
-          <w:lang w:eastAsia="zh-CN"/>
-        </w:rPr>
-        <w:t>121</w:t>
-      </w:r>
-      <w:r>
-        <w:rPr>
-          <w:lang w:eastAsia="zh-CN"/>
-        </w:rPr>
-        <w:t>、</w:t>
-      </w:r>
-      <w:r>
-        <w:rPr>
-          <w:lang w:eastAsia="zh-CN"/>
-        </w:rPr>
-        <w:t xml:space="preserve">241 </w:t>
-      </w:r>
-      <w:r>
-        <w:rPr>
-          <w:lang w:eastAsia="zh-CN"/>
-        </w:rPr>
-        <w:t>和</w:t>
-      </w:r>
-      <w:r>
-        <w:rPr>
-          <w:lang w:eastAsia="zh-CN"/>
-        </w:rPr>
-        <w:t xml:space="preserve"> 364</w:t>
-      </w:r>
-      <w:r>
-        <w:rPr>
-          <w:lang w:eastAsia="zh-CN"/>
-        </w:rPr>
-        <w:t>。它们覆盖小型行为树、超过导师所提约</w:t>
-      </w:r>
-      <w:r>
-        <w:rPr>
-          <w:lang w:eastAsia="zh-CN"/>
-        </w:rPr>
-        <w:t xml:space="preserve"> 50 </w:t>
-      </w:r>
-      <w:r>
-        <w:rPr>
-          <w:lang w:eastAsia="zh-CN"/>
-        </w:rPr>
-        <w:t>节点问题的行为树，以及更大的压力测试场景。五棵树采用相同的生成规则、节点类型比例和</w:t>
-      </w:r>
-      <w:r>
-        <w:rPr>
-          <w:lang w:eastAsia="zh-CN"/>
-        </w:rPr>
-        <w:t xml:space="preserve"> Decorator </w:t>
-      </w:r>
-      <w:r>
-        <w:rPr>
-          <w:lang w:eastAsia="zh-CN"/>
-        </w:rPr>
-        <w:t>比例，主要差别只有规模。</w:t>
-      </w:r>
-      <w:r>
-        <w:rPr>
-          <w:lang w:eastAsia="zh-CN"/>
-        </w:rPr>
-        <w:t xml:space="preserve">Decorator </w:t>
-      </w:r>
-      <w:r>
-        <w:rPr>
-          <w:lang w:eastAsia="zh-CN"/>
-        </w:rPr>
-        <w:t>附着在其他节点上，不单独显示为画布卡片，因此五棵树分别显示为</w:t>
-      </w:r>
-      <w:r>
-        <w:rPr>
-          <w:lang w:eastAsia="zh-CN"/>
-        </w:rPr>
-        <w:t xml:space="preserve"> 26</w:t>
-      </w:r>
-      <w:r>
-        <w:rPr>
-          <w:lang w:eastAsia="zh-CN"/>
-        </w:rPr>
-        <w:t>、</w:t>
-      </w:r>
-      <w:r>
-        <w:rPr>
-          <w:lang w:eastAsia="zh-CN"/>
-        </w:rPr>
-        <w:t>51</w:t>
-      </w:r>
-      <w:r>
-        <w:rPr>
-          <w:lang w:eastAsia="zh-CN"/>
-        </w:rPr>
-        <w:t>、</w:t>
-      </w:r>
-      <w:r>
-        <w:rPr>
-          <w:lang w:eastAsia="zh-CN"/>
-        </w:rPr>
-        <w:t>101</w:t>
-      </w:r>
-      <w:r>
-        <w:rPr>
-          <w:lang w:eastAsia="zh-CN"/>
-        </w:rPr>
-        <w:t>、</w:t>
-      </w:r>
-      <w:r>
-        <w:rPr>
-          <w:lang w:eastAsia="zh-CN"/>
-        </w:rPr>
-        <w:t xml:space="preserve">202 </w:t>
-      </w:r>
-      <w:r>
-        <w:rPr>
-          <w:lang w:eastAsia="zh-CN"/>
-        </w:rPr>
-        <w:t>和</w:t>
-      </w:r>
-      <w:r>
-        <w:rPr>
-          <w:lang w:eastAsia="zh-CN"/>
-        </w:rPr>
-        <w:t xml:space="preserve"> 305 </w:t>
-      </w:r>
-      <w:r>
-        <w:rPr>
-          <w:lang w:eastAsia="zh-CN"/>
-        </w:rPr>
-        <w:t>张卡片。</w:t>
+        <w:t>项目还有一棵实际控制游戏敌人的</w:t>
+      </w:r>
+      <w:r>
+        <w:rPr>
+          <w:lang w:eastAsia="zh-CN"/>
+        </w:rPr>
+        <w:t xml:space="preserve"> 241 </w:t>
+      </w:r>
+      <w:r>
+        <w:rPr>
+          <w:lang w:eastAsia="zh-CN"/>
+        </w:rPr>
+        <w:t>节点行为树。它包含治疗、近战、远程攻击、跳跃、攀爬、追击、搜索、撤退、巡逻和待机等行为。这棵树只用于确认插件能够正确控制复杂敌人，不作为单独的显示优化实验。</w:t>
       </w:r>
     </w:p>
     <w:p>
@@ -2533,19 +2742,31 @@
         <w:rPr>
           <w:lang w:eastAsia="zh-CN"/>
         </w:rPr>
-        <w:t>项目还有一棵实际控制游戏敌人的</w:t>
-      </w:r>
-      <w:r>
-        <w:rPr>
-          <w:lang w:eastAsia="zh-CN"/>
-        </w:rPr>
-        <w:t xml:space="preserve"> 241 </w:t>
-      </w:r>
-      <w:r>
-        <w:rPr>
-          <w:lang w:eastAsia="zh-CN"/>
-        </w:rPr>
-        <w:t>节点行为树。它包含治疗、近战、远程攻击、跳跃、攀爬、追击、搜索、撤退、巡逻和待机等行为。这棵树只用于确认插件能够正确控制复杂敌人，不作为单独的显示优化实验。</w:t>
+        <w:t>本论文只比较表</w:t>
+      </w:r>
+      <w:r>
+        <w:rPr>
+          <w:lang w:eastAsia="zh-CN"/>
+        </w:rPr>
+        <w:t>3.1</w:t>
+      </w:r>
+      <w:r>
+        <w:rPr>
+          <w:lang w:eastAsia="zh-CN"/>
+        </w:rPr>
+        <w:t>所列六种显示条件。每次试验开始前都先恢复同一初始状态：展开全部节点、清空搜索、取消聚焦、将缩放设为</w:t>
+      </w:r>
+      <w:r>
+        <w:rPr>
+          <w:lang w:eastAsia="zh-CN"/>
+        </w:rPr>
+        <w:t xml:space="preserve"> 100%</w:t>
+      </w:r>
+      <w:r>
+        <w:rPr>
+          <w:lang w:eastAsia="zh-CN"/>
+        </w:rPr>
+        <w:t>，并关闭本实验涉及的显示优化。随后只应用当前条件规定的操作。</w:t>
       </w:r>
     </w:p>
     <w:p>
@@ -2558,31 +2779,19 @@
         <w:rPr>
           <w:lang w:eastAsia="zh-CN"/>
         </w:rPr>
-        <w:t>本论文只比较表</w:t>
-      </w:r>
-      <w:r>
-        <w:rPr>
-          <w:lang w:eastAsia="zh-CN"/>
-        </w:rPr>
-        <w:t>3.1</w:t>
-      </w:r>
-      <w:r>
-        <w:rPr>
-          <w:lang w:eastAsia="zh-CN"/>
-        </w:rPr>
-        <w:t>所列六种显示条件。每次试验开始前都先恢复同一初始状态：展开全部节点、清空搜索、取消聚焦、将缩放设为</w:t>
-      </w:r>
-      <w:r>
-        <w:rPr>
-          <w:lang w:eastAsia="zh-CN"/>
-        </w:rPr>
-        <w:t xml:space="preserve"> 100%</w:t>
-      </w:r>
-      <w:r>
-        <w:rPr>
-          <w:lang w:eastAsia="zh-CN"/>
-        </w:rPr>
-        <w:t>，并关闭本实验涉及的显示优化。随后只应用当前条件规定的操作。</w:t>
+        <w:t>六种条件只改变卡片的大小、信息量、显著程度或当前显示范围。即使使用</w:t>
+      </w:r>
+      <w:r>
+        <w:rPr>
+          <w:lang w:eastAsia="zh-CN"/>
+        </w:rPr>
+        <w:t xml:space="preserve"> Collapse</w:t>
+      </w:r>
+      <w:r>
+        <w:rPr>
+          <w:lang w:eastAsia="zh-CN"/>
+        </w:rPr>
+        <w:t>，插件也只保存折叠状态，不会改变节点的父子关系或执行顺序。</w:t>
       </w:r>
     </w:p>
     <w:p>
@@ -2595,133 +2804,160 @@
         <w:rPr>
           <w:lang w:eastAsia="zh-CN"/>
         </w:rPr>
-        <w:t>六种条件只改变卡片的大小、信息量、显著程度或当前显示范围。即使使用</w:t>
-      </w:r>
-      <w:r>
-        <w:rPr>
-          <w:lang w:eastAsia="zh-CN"/>
-        </w:rPr>
-        <w:t xml:space="preserve"> Collapse</w:t>
-      </w:r>
-      <w:r>
-        <w:rPr>
-          <w:lang w:eastAsia="zh-CN"/>
-        </w:rPr>
-        <w:t>，插件也只保存折叠状态，不会改变节点的父子关系或执行顺序。</w:t>
+        <w:t>实验记录以下数据：显示了多少卡片、卡片总面积、卡片保留了多少信息、</w:t>
+      </w:r>
+      <w:r>
+        <w:rPr>
+          <w:lang w:eastAsia="zh-CN"/>
+        </w:rPr>
+        <w:t xml:space="preserve">Search </w:t>
+      </w:r>
+      <w:r>
+        <w:rPr>
+          <w:lang w:eastAsia="zh-CN"/>
+        </w:rPr>
+        <w:t>淡化了多少非目标节点、搜索目标是否进入视口，以及</w:t>
+      </w:r>
+      <w:r>
+        <w:rPr>
+          <w:lang w:eastAsia="zh-CN"/>
+        </w:rPr>
+        <w:t xml:space="preserve"> Focus </w:t>
+      </w:r>
+      <w:r>
+        <w:rPr>
+          <w:lang w:eastAsia="zh-CN"/>
+        </w:rPr>
+        <w:t>和</w:t>
+      </w:r>
+      <w:r>
+        <w:rPr>
+          <w:lang w:eastAsia="zh-CN"/>
+        </w:rPr>
+        <w:t xml:space="preserve"> Collapse </w:t>
+      </w:r>
+      <w:r>
+        <w:rPr>
+          <w:lang w:eastAsia="zh-CN"/>
+        </w:rPr>
+        <w:t>减少了多少当前上下文。其他显示功能不参加本论文的条件比较。这些数据只能说明界面的显示变化，不能直接证明用户更容易理解行为树。</w:t>
       </w:r>
     </w:p>
     <w:p>
       <w:pPr>
-        <w:rPr>
-          <w:lang w:eastAsia="zh-CN"/>
-        </w:rPr>
-      </w:pPr>
-      <w:r>
-        <w:rPr>
-          <w:lang w:eastAsia="zh-CN"/>
-        </w:rPr>
-        <w:t>实验记录以下数据：显示了多少卡片、卡片总面积、卡片保留了多少信息、</w:t>
-      </w:r>
-      <w:r>
-        <w:rPr>
-          <w:lang w:eastAsia="zh-CN"/>
-        </w:rPr>
-        <w:t xml:space="preserve">Search </w:t>
-      </w:r>
-      <w:r>
-        <w:rPr>
-          <w:lang w:eastAsia="zh-CN"/>
-        </w:rPr>
-        <w:t>淡化了多少非目标节点、搜索目标是否进入视口，以及</w:t>
-      </w:r>
-      <w:r>
-        <w:rPr>
-          <w:lang w:eastAsia="zh-CN"/>
-        </w:rPr>
-        <w:t xml:space="preserve"> Focus </w:t>
-      </w:r>
-      <w:r>
-        <w:rPr>
-          <w:lang w:eastAsia="zh-CN"/>
-        </w:rPr>
-        <w:t>和</w:t>
-      </w:r>
-      <w:r>
-        <w:rPr>
-          <w:lang w:eastAsia="zh-CN"/>
-        </w:rPr>
-        <w:t xml:space="preserve"> Collapse </w:t>
-      </w:r>
-      <w:r>
-        <w:rPr>
-          <w:lang w:eastAsia="zh-CN"/>
-        </w:rPr>
-        <w:t>减少了多少当前上下文。其他显示功能不参加本论文的条件比较。这些数据只能说明界面的显示变化，不能直接证明用户更容易理解行为树。</w:t>
+        <w:pStyle w:val="21"/>
+      </w:pPr>
+      <w:r>
+        <w:t>3.3</w:t>
+      </w:r>
+      <w:r>
+        <w:t xml:space="preserve">　受控多规模显示实验</w:t>
       </w:r>
     </w:p>
     <w:p>
-      <w:pPr>
-        <w:pStyle w:val="21"/>
-      </w:pPr>
+      <w:r>
+        <w:t>受控实验使用</w:t>
+      </w:r>
+      <w:r>
+        <w:t xml:space="preserve"> NVIDIA GeForce RTX 5070 Laptop GPU</w:t>
+      </w:r>
+      <w:r>
+        <w:t>、</w:t>
+      </w:r>
+      <w:r>
+        <w:t xml:space="preserve">Godot 4.6 OpenGL Compatibility </w:t>
+      </w:r>
+      <w:r>
+        <w:t>渲染器和</w:t>
+      </w:r>
+      <w:r>
+        <w:t xml:space="preserve"> 1600×900 </w:t>
+      </w:r>
+      <w:r>
+        <w:t>的固定测试画布。实验包含五种节</w:t>
+      </w:r>
       <w:r>
         <w:lastRenderedPageBreak/>
-        <w:t>3.3</w:t>
-      </w:r>
-      <w:r>
-        <w:t xml:space="preserve">　受控多规模显示实验</w:t>
+        <w:t>点规模和六种显示条件。每一种</w:t>
+      </w:r>
+      <w:r>
+        <w:t>“</w:t>
+      </w:r>
+      <w:r>
+        <w:t>规模</w:t>
+      </w:r>
+      <w:r>
+        <w:t>–</w:t>
+      </w:r>
+      <w:r>
+        <w:t>条件</w:t>
+      </w:r>
+      <w:r>
+        <w:t>”</w:t>
+      </w:r>
+      <w:r>
+        <w:t>组合正式测试</w:t>
+      </w:r>
+      <w:r>
+        <w:t xml:space="preserve"> 30 </w:t>
+      </w:r>
+      <w:r>
+        <w:t>次，因此一共得到</w:t>
+      </w:r>
+      <w:r>
+        <w:t xml:space="preserve"> (5×6×30=900) </w:t>
+      </w:r>
+      <w:r>
+        <w:t>条数据。</w:t>
       </w:r>
     </w:p>
     <w:p>
-      <w:r>
-        <w:t>受控实验使用</w:t>
-      </w:r>
-      <w:r>
-        <w:t xml:space="preserve"> NVIDIA GeForce RTX 5070 Laptop GPU</w:t>
-      </w:r>
-      <w:r>
-        <w:t>、</w:t>
-      </w:r>
-      <w:r>
-        <w:t xml:space="preserve">Godot 4.6 OpenGL Compatibility </w:t>
-      </w:r>
-      <w:r>
-        <w:t>渲染器和</w:t>
-      </w:r>
-      <w:r>
-        <w:t xml:space="preserve"> 1600×900 </w:t>
-      </w:r>
-      <w:r>
-        <w:t>的固定测试画布。实验包含五种节点规模和六种显示条件。每一种</w:t>
-      </w:r>
-      <w:r>
-        <w:t>“</w:t>
-      </w:r>
-      <w:r>
-        <w:t>规模</w:t>
-      </w:r>
-      <w:r>
-        <w:t>–</w:t>
-      </w:r>
-      <w:r>
-        <w:t>条件</w:t>
-      </w:r>
-      <w:r>
-        <w:t>”</w:t>
-      </w:r>
-      <w:r>
-        <w:t>组合正式测试</w:t>
-      </w:r>
-      <w:r>
-        <w:t xml:space="preserve"> 30 </w:t>
-      </w:r>
-      <w:r>
-        <w:t>次，因此一共得到</w:t>
-      </w:r>
-      <w:r>
-        <w:t xml:space="preserve"> (5×6×30=900) </w:t>
-      </w:r>
-      <w:r>
-        <w:t>条数据。</w:t>
+      <w:pPr>
+        <w:rPr>
+          <w:lang w:eastAsia="zh-CN"/>
+        </w:rPr>
+      </w:pPr>
+      <w:r>
+        <w:rPr>
+          <w:lang w:eastAsia="zh-CN"/>
+        </w:rPr>
+        <w:t>每组正式测试前先运行三次，但不记录结果。这一步称为预热，用于减少首次加载和渲染带来的波动。正式测试会轮换树规模和显示条件的顺序，避免某个条件总是先运行或后运行。每次测试都从相同状态开始：展开全部节点、清空搜索、取消聚焦、使用</w:t>
+      </w:r>
+      <w:r>
+        <w:rPr>
+          <w:lang w:eastAsia="zh-CN"/>
+        </w:rPr>
+        <w:t xml:space="preserve"> 100% </w:t>
+      </w:r>
+      <w:r>
+        <w:rPr>
+          <w:lang w:eastAsia="zh-CN"/>
+        </w:rPr>
+        <w:t>缩放，然后只应用当前需要测试的条件。</w:t>
+      </w:r>
+      <w:r>
+        <w:rPr>
+          <w:lang w:eastAsia="zh-CN"/>
+        </w:rPr>
+        <w:t xml:space="preserve">Search </w:t>
+      </w:r>
+      <w:r>
+        <w:rPr>
+          <w:lang w:eastAsia="zh-CN"/>
+        </w:rPr>
+        <w:t>和</w:t>
+      </w:r>
+      <w:r>
+        <w:rPr>
+          <w:lang w:eastAsia="zh-CN"/>
+        </w:rPr>
+        <w:t xml:space="preserve"> Focus </w:t>
+      </w:r>
+      <w:r>
+        <w:rPr>
+          <w:lang w:eastAsia="zh-CN"/>
+        </w:rPr>
+        <w:t>使用预先指定的固定目标，避免人工选择影响结果。</w:t>
       </w:r>
     </w:p>
     <w:p>
@@ -2734,25 +2970,121 @@
         <w:rPr>
           <w:lang w:eastAsia="zh-CN"/>
         </w:rPr>
-        <w:t>每组正式测试前先运行三次，但不记录结果。这一步称为预热，用于减少首次加载和渲染带来的波动。正式测试会轮换树规模和显示条件的顺序，避免某个条件总是先运行或后运行。每次测试都从相同状态开始：展开全部节点、清空搜索、取消聚焦、使用</w:t>
-      </w:r>
-      <w:r>
-        <w:rPr>
-          <w:lang w:eastAsia="zh-CN"/>
-        </w:rPr>
-        <w:t xml:space="preserve"> 100% </w:t>
-      </w:r>
-      <w:r>
-        <w:rPr>
-          <w:lang w:eastAsia="zh-CN"/>
-        </w:rPr>
-        <w:t>缩放，然后只应用当前需要测试的条件。</w:t>
-      </w:r>
-      <w:r>
-        <w:rPr>
-          <w:lang w:eastAsia="zh-CN"/>
-        </w:rPr>
-        <w:t xml:space="preserve">Search </w:t>
+        <w:t>实验开始前规定了最低合格标准。</w:t>
+      </w:r>
+      <w:r>
+        <w:rPr>
+          <w:lang w:eastAsia="zh-CN"/>
+        </w:rPr>
+        <w:t xml:space="preserve">Baseline </w:t>
+      </w:r>
+      <w:r>
+        <w:rPr>
+          <w:lang w:eastAsia="zh-CN"/>
+        </w:rPr>
+        <w:t>必须显示全部卡片，显示优化不能改变保存位置和执行顺序。</w:t>
+      </w:r>
+      <w:r>
+        <w:rPr>
+          <w:lang w:eastAsia="zh-CN"/>
+        </w:rPr>
+        <w:t xml:space="preserve">Compact </w:t>
+      </w:r>
+      <w:r>
+        <w:rPr>
+          <w:lang w:eastAsia="zh-CN"/>
+        </w:rPr>
+        <w:t>的卡片总面积至少应减少</w:t>
+      </w:r>
+      <w:r>
+        <w:rPr>
+          <w:lang w:eastAsia="zh-CN"/>
+        </w:rPr>
+        <w:t xml:space="preserve"> 40%</w:t>
+      </w:r>
+      <w:r>
+        <w:rPr>
+          <w:lang w:eastAsia="zh-CN"/>
+        </w:rPr>
+        <w:t>，</w:t>
+      </w:r>
+      <w:r>
+        <w:rPr>
+          <w:lang w:eastAsia="zh-CN"/>
+        </w:rPr>
+        <w:t xml:space="preserve">Overview </w:t>
+      </w:r>
+      <w:r>
+        <w:rPr>
+          <w:lang w:eastAsia="zh-CN"/>
+        </w:rPr>
+        <w:t>至少减少</w:t>
+      </w:r>
+      <w:r>
+        <w:rPr>
+          <w:lang w:eastAsia="zh-CN"/>
+        </w:rPr>
+        <w:t xml:space="preserve"> 70%</w:t>
+      </w:r>
+      <w:r>
+        <w:rPr>
+          <w:lang w:eastAsia="zh-CN"/>
+        </w:rPr>
+        <w:t>；</w:t>
+      </w:r>
+      <w:r>
+        <w:rPr>
+          <w:lang w:eastAsia="zh-CN"/>
+        </w:rPr>
+        <w:t xml:space="preserve">61 </w:t>
+      </w:r>
+      <w:r>
+        <w:rPr>
+          <w:lang w:eastAsia="zh-CN"/>
+        </w:rPr>
+        <w:t>节点以上的</w:t>
+      </w:r>
+      <w:r>
+        <w:rPr>
+          <w:lang w:eastAsia="zh-CN"/>
+        </w:rPr>
+        <w:t xml:space="preserve"> Search </w:t>
+      </w:r>
+      <w:r>
+        <w:rPr>
+          <w:lang w:eastAsia="zh-CN"/>
+        </w:rPr>
+        <w:t>至少应淡化</w:t>
+      </w:r>
+      <w:r>
+        <w:rPr>
+          <w:lang w:eastAsia="zh-CN"/>
+        </w:rPr>
+        <w:t xml:space="preserve"> 95% </w:t>
+      </w:r>
+      <w:r>
+        <w:rPr>
+          <w:lang w:eastAsia="zh-CN"/>
+        </w:rPr>
+        <w:t>的非目标卡片；</w:t>
+      </w:r>
+      <w:r>
+        <w:rPr>
+          <w:lang w:eastAsia="zh-CN"/>
+        </w:rPr>
+        <w:t xml:space="preserve">121 </w:t>
+      </w:r>
+      <w:r>
+        <w:rPr>
+          <w:lang w:eastAsia="zh-CN"/>
+        </w:rPr>
+        <w:t>节点以上的</w:t>
+      </w:r>
+      <w:r>
+        <w:rPr>
+          <w:lang w:eastAsia="zh-CN"/>
+        </w:rPr>
+        <w:t xml:space="preserve"> Focus </w:t>
       </w:r>
       <w:r>
         <w:rPr>
@@ -2764,190 +3096,178 @@
         <w:rPr>
           <w:lang w:eastAsia="zh-CN"/>
         </w:rPr>
-        <w:t xml:space="preserve"> Focus </w:t>
-      </w:r>
-      <w:r>
-        <w:rPr>
-          <w:lang w:eastAsia="zh-CN"/>
-        </w:rPr>
-        <w:t>使用预先指定的固定目标，避免人工选择影响结果。</w:t>
+        <w:t xml:space="preserve"> Collapse </w:t>
+      </w:r>
+      <w:r>
+        <w:rPr>
+          <w:lang w:eastAsia="zh-CN"/>
+        </w:rPr>
+        <w:t>至少应减少</w:t>
+      </w:r>
+      <w:r>
+        <w:rPr>
+          <w:lang w:eastAsia="zh-CN"/>
+        </w:rPr>
+        <w:t xml:space="preserve"> 70% </w:t>
+      </w:r>
+      <w:r>
+        <w:rPr>
+          <w:lang w:eastAsia="zh-CN"/>
+        </w:rPr>
+        <w:t>的显示卡片。</w:t>
       </w:r>
     </w:p>
     <w:p>
       <w:pPr>
-        <w:rPr>
-          <w:lang w:eastAsia="zh-CN"/>
-        </w:rPr>
-      </w:pPr>
-      <w:r>
-        <w:rPr>
-          <w:lang w:eastAsia="zh-CN"/>
-        </w:rPr>
-        <w:t>实验开始前规定了最低合格标准。</w:t>
-      </w:r>
-      <w:r>
-        <w:rPr>
-          <w:lang w:eastAsia="zh-CN"/>
-        </w:rPr>
-        <w:t xml:space="preserve">Baseline </w:t>
-      </w:r>
-      <w:r>
-        <w:rPr>
-          <w:lang w:eastAsia="zh-CN"/>
-        </w:rPr>
-        <w:t>必须显示全部卡片，显示优化不能改变保存位置和执行顺序。</w:t>
-      </w:r>
-      <w:r>
-        <w:rPr>
-          <w:lang w:eastAsia="zh-CN"/>
-        </w:rPr>
-        <w:t xml:space="preserve">Compact </w:t>
-      </w:r>
-      <w:r>
-        <w:rPr>
-          <w:lang w:eastAsia="zh-CN"/>
-        </w:rPr>
-        <w:t>的卡片总面积至少应减少</w:t>
-      </w:r>
-      <w:r>
-        <w:rPr>
-          <w:lang w:eastAsia="zh-CN"/>
-        </w:rPr>
-        <w:t xml:space="preserve"> 40%</w:t>
-      </w:r>
-      <w:r>
-        <w:rPr>
-          <w:lang w:eastAsia="zh-CN"/>
-        </w:rPr>
-        <w:t>，</w:t>
-      </w:r>
-      <w:r>
-        <w:rPr>
-          <w:lang w:eastAsia="zh-CN"/>
-        </w:rPr>
-        <w:t xml:space="preserve">Overview </w:t>
-      </w:r>
-      <w:r>
-        <w:rPr>
-          <w:lang w:eastAsia="zh-CN"/>
-        </w:rPr>
-        <w:t>至少减少</w:t>
-      </w:r>
-      <w:r>
-        <w:rPr>
-          <w:lang w:eastAsia="zh-CN"/>
-        </w:rPr>
-        <w:t xml:space="preserve"> 70%</w:t>
-      </w:r>
-      <w:r>
-        <w:rPr>
-          <w:lang w:eastAsia="zh-CN"/>
-        </w:rPr>
-        <w:t>；</w:t>
-      </w:r>
-      <w:r>
-        <w:rPr>
-          <w:lang w:eastAsia="zh-CN"/>
-        </w:rPr>
-        <w:t xml:space="preserve">61 </w:t>
-      </w:r>
-      <w:r>
-        <w:rPr>
-          <w:lang w:eastAsia="zh-CN"/>
-        </w:rPr>
-        <w:t>节点以上的</w:t>
-      </w:r>
-      <w:r>
-        <w:rPr>
-          <w:lang w:eastAsia="zh-CN"/>
-        </w:rPr>
-        <w:t xml:space="preserve"> Search </w:t>
-      </w:r>
-      <w:r>
-        <w:rPr>
-          <w:lang w:eastAsia="zh-CN"/>
-        </w:rPr>
-        <w:t>至少应淡化</w:t>
-      </w:r>
-      <w:r>
-        <w:rPr>
-          <w:lang w:eastAsia="zh-CN"/>
-        </w:rPr>
-        <w:t xml:space="preserve"> 95% </w:t>
-      </w:r>
-      <w:r>
-        <w:rPr>
-          <w:lang w:eastAsia="zh-CN"/>
-        </w:rPr>
-        <w:t>的非目标卡片；</w:t>
-      </w:r>
-      <w:r>
-        <w:rPr>
-          <w:lang w:eastAsia="zh-CN"/>
-        </w:rPr>
-        <w:t xml:space="preserve">121 </w:t>
-      </w:r>
-      <w:r>
-        <w:rPr>
-          <w:lang w:eastAsia="zh-CN"/>
-        </w:rPr>
-        <w:t>节点以上的</w:t>
-      </w:r>
-      <w:r>
-        <w:rPr>
-          <w:lang w:eastAsia="zh-CN"/>
-        </w:rPr>
-        <w:t xml:space="preserve"> Focus </w:t>
-      </w:r>
-      <w:r>
-        <w:rPr>
-          <w:lang w:eastAsia="zh-CN"/>
-        </w:rPr>
-        <w:t>和</w:t>
-      </w:r>
-      <w:r>
-        <w:rPr>
-          <w:lang w:eastAsia="zh-CN"/>
-        </w:rPr>
-        <w:t xml:space="preserve"> Collapse </w:t>
-      </w:r>
-      <w:r>
-        <w:rPr>
-          <w:lang w:eastAsia="zh-CN"/>
-        </w:rPr>
-        <w:t>至少应减少</w:t>
-      </w:r>
-      <w:r>
-        <w:rPr>
-          <w:lang w:eastAsia="zh-CN"/>
-        </w:rPr>
-        <w:t xml:space="preserve"> 70% </w:t>
-      </w:r>
-      <w:r>
-        <w:rPr>
-          <w:lang w:eastAsia="zh-CN"/>
-        </w:rPr>
-        <w:t>的显示卡片。</w:t>
+        <w:pStyle w:val="21"/>
+        <w:rPr>
+          <w:lang w:eastAsia="zh-CN"/>
+        </w:rPr>
+      </w:pPr>
+      <w:r>
+        <w:rPr>
+          <w:lang w:eastAsia="zh-CN"/>
+        </w:rPr>
+        <w:t>3.4</w:t>
+      </w:r>
+      <w:r>
+        <w:rPr>
+          <w:lang w:eastAsia="zh-CN"/>
+        </w:rPr>
+        <w:t xml:space="preserve">　物理屏幕尺寸实验</w:t>
       </w:r>
     </w:p>
     <w:p>
       <w:pPr>
-        <w:pStyle w:val="21"/>
-        <w:rPr>
-          <w:lang w:eastAsia="zh-CN"/>
-        </w:rPr>
-      </w:pPr>
-      <w:r>
-        <w:rPr>
-          <w:lang w:eastAsia="zh-CN"/>
-        </w:rPr>
-        <w:t>3.4</w:t>
-      </w:r>
-      <w:r>
-        <w:rPr>
-          <w:lang w:eastAsia="zh-CN"/>
-        </w:rPr>
-        <w:t xml:space="preserve">　物理屏幕尺寸实验</w:t>
+        <w:rPr>
+          <w:lang w:eastAsia="zh-CN"/>
+        </w:rPr>
+      </w:pPr>
+      <w:r>
+        <w:rPr>
+          <w:lang w:eastAsia="zh-CN"/>
+        </w:rPr>
+        <w:t>第二组实验只比较屏幕的物理尺寸，不比较分辨率。</w:t>
+      </w:r>
+      <w:r>
+        <w:rPr>
+          <w:lang w:eastAsia="zh-CN"/>
+        </w:rPr>
+        <w:t xml:space="preserve">Windows </w:t>
+      </w:r>
+      <w:r>
+        <w:rPr>
+          <w:lang w:eastAsia="zh-CN"/>
+        </w:rPr>
+        <w:t>的扩展显示识别数据（</w:t>
+      </w:r>
+      <w:r>
+        <w:rPr>
+          <w:lang w:eastAsia="zh-CN"/>
+        </w:rPr>
+        <w:t>Extended Display Identification Data</w:t>
+      </w:r>
+      <w:r>
+        <w:rPr>
+          <w:lang w:eastAsia="zh-CN"/>
+        </w:rPr>
+        <w:t>，</w:t>
+      </w:r>
+      <w:r>
+        <w:rPr>
+          <w:lang w:eastAsia="zh-CN"/>
+        </w:rPr>
+        <w:t>EDID</w:t>
+      </w:r>
+      <w:r>
+        <w:rPr>
+          <w:lang w:eastAsia="zh-CN"/>
+        </w:rPr>
+        <w:t>）显示，三台屏幕的物理尺寸分别为</w:t>
+      </w:r>
+      <w:r>
+        <w:rPr>
+          <w:lang w:eastAsia="zh-CN"/>
+        </w:rPr>
+        <w:t xml:space="preserve"> 34×22 cm</w:t>
+      </w:r>
+      <w:r>
+        <w:rPr>
+          <w:lang w:eastAsia="zh-CN"/>
+        </w:rPr>
+        <w:t>、</w:t>
+      </w:r>
+      <w:r>
+        <w:rPr>
+          <w:lang w:eastAsia="zh-CN"/>
+        </w:rPr>
+        <w:t xml:space="preserve">60×33 cm </w:t>
+      </w:r>
+      <w:r>
+        <w:rPr>
+          <w:lang w:eastAsia="zh-CN"/>
+        </w:rPr>
+        <w:t>和</w:t>
+      </w:r>
+      <w:r>
+        <w:rPr>
+          <w:lang w:eastAsia="zh-CN"/>
+        </w:rPr>
+        <w:t xml:space="preserve"> 70×39 cm</w:t>
+      </w:r>
+      <w:r>
+        <w:rPr>
+          <w:lang w:eastAsia="zh-CN"/>
+        </w:rPr>
+        <w:t>。实验把每厘米统一换算为</w:t>
+      </w:r>
+      <w:r>
+        <w:rPr>
+          <w:lang w:eastAsia="zh-CN"/>
+        </w:rPr>
+        <w:t xml:space="preserve"> 35 </w:t>
+      </w:r>
+      <w:r>
+        <w:rPr>
+          <w:lang w:eastAsia="zh-CN"/>
+        </w:rPr>
+        <w:t>个逻辑单位，因此三块屏幕对应</w:t>
+      </w:r>
+      <w:r>
+        <w:rPr>
+          <w:lang w:eastAsia="zh-CN"/>
+        </w:rPr>
+        <w:t xml:space="preserve"> 1190×770</w:t>
+      </w:r>
+      <w:r>
+        <w:rPr>
+          <w:lang w:eastAsia="zh-CN"/>
+        </w:rPr>
+        <w:t>、</w:t>
+      </w:r>
+      <w:r>
+        <w:rPr>
+          <w:lang w:eastAsia="zh-CN"/>
+        </w:rPr>
+        <w:t xml:space="preserve">2100×1155 </w:t>
+      </w:r>
+      <w:r>
+        <w:rPr>
+          <w:lang w:eastAsia="zh-CN"/>
+        </w:rPr>
+        <w:t>和</w:t>
+      </w:r>
+      <w:r>
+        <w:rPr>
+          <w:lang w:eastAsia="zh-CN"/>
+        </w:rPr>
+        <w:t xml:space="preserve"> 2450×1365 </w:t>
+      </w:r>
+      <w:r>
+        <w:rPr>
+          <w:lang w:eastAsia="zh-CN"/>
+        </w:rPr>
+        <w:t>的测试画布。分辨率、刷新率和系统缩放只作为设备记录，不参加比较。</w:t>
       </w:r>
     </w:p>
     <w:p>
@@ -2960,127 +3280,81 @@
         <w:rPr>
           <w:lang w:eastAsia="zh-CN"/>
         </w:rPr>
-        <w:t>第二组实验只比较屏幕的物理尺寸，不比较分辨率。</w:t>
-      </w:r>
-      <w:r>
-        <w:rPr>
-          <w:lang w:eastAsia="zh-CN"/>
-        </w:rPr>
-        <w:t xml:space="preserve">Windows </w:t>
-      </w:r>
-      <w:r>
-        <w:rPr>
-          <w:lang w:eastAsia="zh-CN"/>
-        </w:rPr>
-        <w:t>的扩展显示识别数据（</w:t>
-      </w:r>
-      <w:r>
-        <w:rPr>
-          <w:lang w:eastAsia="zh-CN"/>
-        </w:rPr>
-        <w:t>Extended Display Identification Data</w:t>
-      </w:r>
-      <w:r>
-        <w:rPr>
-          <w:lang w:eastAsia="zh-CN"/>
-        </w:rPr>
-        <w:t>，</w:t>
-      </w:r>
-      <w:r>
-        <w:rPr>
-          <w:lang w:eastAsia="zh-CN"/>
-        </w:rPr>
-        <w:t>EDID</w:t>
-      </w:r>
-      <w:r>
-        <w:rPr>
-          <w:lang w:eastAsia="zh-CN"/>
-        </w:rPr>
-        <w:t>）显示，三台屏幕的物理尺寸分别为</w:t>
-      </w:r>
-      <w:r>
-        <w:rPr>
-          <w:lang w:eastAsia="zh-CN"/>
-        </w:rPr>
-        <w:t xml:space="preserve"> 34×22 cm</w:t>
-      </w:r>
-      <w:r>
-        <w:rPr>
-          <w:lang w:eastAsia="zh-CN"/>
-        </w:rPr>
-        <w:t>、</w:t>
-      </w:r>
-      <w:r>
-        <w:rPr>
-          <w:lang w:eastAsia="zh-CN"/>
-        </w:rPr>
-        <w:t xml:space="preserve">60×33 cm </w:t>
-      </w:r>
-      <w:r>
-        <w:rPr>
-          <w:lang w:eastAsia="zh-CN"/>
-        </w:rPr>
-        <w:t>和</w:t>
-      </w:r>
-      <w:r>
-        <w:rPr>
-          <w:lang w:eastAsia="zh-CN"/>
-        </w:rPr>
-        <w:t xml:space="preserve"> 70×39 cm</w:t>
-      </w:r>
-      <w:r>
-        <w:rPr>
-          <w:lang w:eastAsia="zh-CN"/>
-        </w:rPr>
-        <w:t>。实验把每厘米统一换算为</w:t>
-      </w:r>
-      <w:r>
-        <w:rPr>
-          <w:lang w:eastAsia="zh-CN"/>
-        </w:rPr>
-        <w:t xml:space="preserve"> 35 </w:t>
-      </w:r>
-      <w:r>
-        <w:rPr>
-          <w:lang w:eastAsia="zh-CN"/>
-        </w:rPr>
-        <w:t>个逻辑单位，因此三块屏幕对应</w:t>
-      </w:r>
-      <w:r>
-        <w:rPr>
-          <w:lang w:eastAsia="zh-CN"/>
-        </w:rPr>
-        <w:t xml:space="preserve"> 1190×770</w:t>
-      </w:r>
-      <w:r>
-        <w:rPr>
-          <w:lang w:eastAsia="zh-CN"/>
-        </w:rPr>
-        <w:t>、</w:t>
-      </w:r>
-      <w:r>
-        <w:rPr>
-          <w:lang w:eastAsia="zh-CN"/>
-        </w:rPr>
-        <w:t xml:space="preserve">2100×1155 </w:t>
-      </w:r>
-      <w:r>
-        <w:rPr>
-          <w:lang w:eastAsia="zh-CN"/>
-        </w:rPr>
-        <w:t>和</w:t>
-      </w:r>
-      <w:r>
-        <w:rPr>
-          <w:lang w:eastAsia="zh-CN"/>
-        </w:rPr>
-        <w:t xml:space="preserve"> 2450×1365 </w:t>
-      </w:r>
-      <w:r>
-        <w:rPr>
-          <w:lang w:eastAsia="zh-CN"/>
-        </w:rPr>
-        <w:t>的测试画布。分辨率、刷新率和系统缩放只作为设备记录，不参加比较。</w:t>
+        <w:t>五棵行为树和六种显示条件都会在每台屏幕上测试。每种</w:t>
+      </w:r>
+      <w:r>
+        <w:rPr>
+          <w:lang w:eastAsia="zh-CN"/>
+        </w:rPr>
+        <w:t>“</w:t>
+      </w:r>
+      <w:r>
+        <w:rPr>
+          <w:lang w:eastAsia="zh-CN"/>
+        </w:rPr>
+        <w:t>屏幕</w:t>
+      </w:r>
+      <w:r>
+        <w:rPr>
+          <w:lang w:eastAsia="zh-CN"/>
+        </w:rPr>
+        <w:t>–</w:t>
+      </w:r>
+      <w:r>
+        <w:rPr>
+          <w:lang w:eastAsia="zh-CN"/>
+        </w:rPr>
+        <w:t>规模</w:t>
+      </w:r>
+      <w:r>
+        <w:rPr>
+          <w:lang w:eastAsia="zh-CN"/>
+        </w:rPr>
+        <w:t>–</w:t>
+      </w:r>
+      <w:r>
+        <w:rPr>
+          <w:lang w:eastAsia="zh-CN"/>
+        </w:rPr>
+        <w:t>条件</w:t>
+      </w:r>
+      <w:r>
+        <w:rPr>
+          <w:lang w:eastAsia="zh-CN"/>
+        </w:rPr>
+        <w:t>”</w:t>
+      </w:r>
+      <w:r>
+        <w:rPr>
+          <w:lang w:eastAsia="zh-CN"/>
+        </w:rPr>
+        <w:t>组合先预热两次，再正式记录三次，因此一共得到</w:t>
+      </w:r>
+      <w:r>
+        <w:rPr>
+          <w:lang w:eastAsia="zh-CN"/>
+        </w:rPr>
+        <w:t xml:space="preserve"> </w:t>
+      </w:r>
+      <w:proofErr w:type="gramStart"/>
+      <w:r>
+        <w:rPr>
+          <w:lang w:eastAsia="zh-CN"/>
+        </w:rPr>
+        <w:t>(3×5×6×3=270)</w:t>
+      </w:r>
+      <w:proofErr w:type="gramEnd"/>
+      <w:r>
+        <w:rPr>
+          <w:lang w:eastAsia="zh-CN"/>
+        </w:rPr>
+        <w:t xml:space="preserve"> </w:t>
+      </w:r>
+      <w:r>
+        <w:rPr>
+          <w:lang w:eastAsia="zh-CN"/>
+        </w:rPr>
+        <w:t>条数据。</w:t>
       </w:r>
     </w:p>
     <w:p>
@@ -3093,124 +3367,88 @@
         <w:rPr>
           <w:lang w:eastAsia="zh-CN"/>
         </w:rPr>
-        <w:t>五棵行为树和六种显示条件都会在每台屏幕上测试。每种</w:t>
-      </w:r>
-      <w:r>
-        <w:rPr>
-          <w:lang w:eastAsia="zh-CN"/>
-        </w:rPr>
-        <w:t>“</w:t>
-      </w:r>
-      <w:r>
-        <w:rPr>
-          <w:lang w:eastAsia="zh-CN"/>
-        </w:rPr>
-        <w:t>屏幕</w:t>
-      </w:r>
-      <w:r>
-        <w:rPr>
-          <w:lang w:eastAsia="zh-CN"/>
-        </w:rPr>
-        <w:t>–</w:t>
-      </w:r>
-      <w:r>
-        <w:rPr>
-          <w:lang w:eastAsia="zh-CN"/>
-        </w:rPr>
-        <w:t>规模</w:t>
-      </w:r>
-      <w:r>
-        <w:rPr>
-          <w:lang w:eastAsia="zh-CN"/>
-        </w:rPr>
-        <w:t>–</w:t>
-      </w:r>
-      <w:r>
-        <w:rPr>
-          <w:lang w:eastAsia="zh-CN"/>
-        </w:rPr>
-        <w:t>条件</w:t>
-      </w:r>
-      <w:r>
-        <w:rPr>
-          <w:lang w:eastAsia="zh-CN"/>
-        </w:rPr>
-        <w:t>”</w:t>
-      </w:r>
-      <w:r>
-        <w:rPr>
-          <w:lang w:eastAsia="zh-CN"/>
-        </w:rPr>
-        <w:t>组合先预热两次，再正式记录三次，因此一共得到</w:t>
-      </w:r>
-      <w:r>
-        <w:rPr>
-          <w:lang w:eastAsia="zh-CN"/>
-        </w:rPr>
-        <w:t xml:space="preserve"> (3×5×6×3=270) </w:t>
-      </w:r>
-      <w:r>
-        <w:rPr>
-          <w:lang w:eastAsia="zh-CN"/>
-        </w:rPr>
-        <w:t>条数据。</w:t>
+        <w:t>该实验主要记录每块屏幕能够容纳的卡片比例、行为树面积与屏幕面积的比例、卡片面积、搜索目标是否进入视口，以及</w:t>
+      </w:r>
+      <w:r>
+        <w:rPr>
+          <w:lang w:eastAsia="zh-CN"/>
+        </w:rPr>
+        <w:t xml:space="preserve"> Focus </w:t>
+      </w:r>
+      <w:r>
+        <w:rPr>
+          <w:lang w:eastAsia="zh-CN"/>
+        </w:rPr>
+        <w:t>和</w:t>
+      </w:r>
+      <w:r>
+        <w:rPr>
+          <w:lang w:eastAsia="zh-CN"/>
+        </w:rPr>
+        <w:t xml:space="preserve"> Collapse </w:t>
+      </w:r>
+      <w:r>
+        <w:rPr>
+          <w:lang w:eastAsia="zh-CN"/>
+        </w:rPr>
+        <w:t>减少的上下文。实验仍然检查节点位置和执行顺序没有改变。</w:t>
       </w:r>
     </w:p>
     <w:p>
       <w:pPr>
-        <w:rPr>
-          <w:lang w:eastAsia="zh-CN"/>
-        </w:rPr>
-      </w:pPr>
-      <w:r>
-        <w:rPr>
-          <w:lang w:eastAsia="zh-CN"/>
-        </w:rPr>
-        <w:t>该实验主要记录每块屏幕能够容纳的卡片比例、行为树面积与屏幕面积的比例、卡片面积、搜索目标是否进入视口，以及</w:t>
-      </w:r>
-      <w:r>
-        <w:rPr>
-          <w:lang w:eastAsia="zh-CN"/>
-        </w:rPr>
-        <w:t xml:space="preserve"> Focus </w:t>
-      </w:r>
-      <w:r>
-        <w:rPr>
-          <w:lang w:eastAsia="zh-CN"/>
-        </w:rPr>
-        <w:t>和</w:t>
-      </w:r>
-      <w:r>
-        <w:rPr>
-          <w:lang w:eastAsia="zh-CN"/>
-        </w:rPr>
-        <w:t xml:space="preserve"> Collapse </w:t>
-      </w:r>
-      <w:r>
-        <w:rPr>
-          <w:lang w:eastAsia="zh-CN"/>
-        </w:rPr>
-        <w:t>减少的上下文。实验仍然检查节点位置和执行顺序没有改变。</w:t>
+        <w:pStyle w:val="21"/>
+        <w:rPr>
+          <w:lang w:eastAsia="zh-CN"/>
+        </w:rPr>
+      </w:pPr>
+      <w:r>
+        <w:rPr>
+          <w:lang w:eastAsia="zh-CN"/>
+        </w:rPr>
+        <w:t>3.5</w:t>
+      </w:r>
+      <w:r>
+        <w:rPr>
+          <w:lang w:eastAsia="zh-CN"/>
+        </w:rPr>
+        <w:t xml:space="preserve">　插件功能与可玩游戏验证</w:t>
       </w:r>
     </w:p>
     <w:p>
       <w:pPr>
-        <w:pStyle w:val="21"/>
-        <w:rPr>
-          <w:lang w:eastAsia="zh-CN"/>
-        </w:rPr>
-      </w:pPr>
-      <w:r>
-        <w:rPr>
-          <w:lang w:eastAsia="zh-CN"/>
-        </w:rPr>
-        <w:t>3.5</w:t>
-      </w:r>
-      <w:r>
-        <w:rPr>
-          <w:lang w:eastAsia="zh-CN"/>
-        </w:rPr>
-        <w:t xml:space="preserve">　插件功能与可玩游戏验证</w:t>
+        <w:rPr>
+          <w:lang w:eastAsia="zh-CN"/>
+        </w:rPr>
+      </w:pPr>
+      <w:r>
+        <w:rPr>
+          <w:lang w:eastAsia="zh-CN"/>
+        </w:rPr>
+        <w:t>在进行显示实验前，先确认插件本身能够正常工作。自动测试分为资源与运行时、编辑器界面、基础游戏和复杂竞技场四类，覆盖节点执行、</w:t>
+      </w:r>
+      <w:r>
+        <w:rPr>
+          <w:lang w:eastAsia="zh-CN"/>
+        </w:rPr>
+        <w:t>Decorator</w:t>
+      </w:r>
+      <w:r>
+        <w:rPr>
+          <w:lang w:eastAsia="zh-CN"/>
+        </w:rPr>
+        <w:t>、</w:t>
+      </w:r>
+      <w:r>
+        <w:rPr>
+          <w:lang w:eastAsia="zh-CN"/>
+        </w:rPr>
+        <w:t xml:space="preserve">Actor </w:t>
+      </w:r>
+      <w:r>
+        <w:rPr>
+          <w:lang w:eastAsia="zh-CN"/>
+        </w:rPr>
+        <w:t>方法调用、创建与连接、保存与重新加载、撤销与重做，以及玩家和敌人的基本交互。</w:t>
       </w:r>
     </w:p>
     <w:p>
@@ -3223,32 +3461,20 @@
         <w:rPr>
           <w:lang w:eastAsia="zh-CN"/>
         </w:rPr>
-        <w:t>在进行显示实验前，先确认插件本身能够正常工作。自动测试分为资源与运行时、编辑器界面、基础游戏和复杂竞技场四类，覆盖节点执行、</w:t>
-      </w:r>
-      <w:r>
-        <w:rPr>
-          <w:lang w:eastAsia="zh-CN"/>
-        </w:rPr>
         <w:lastRenderedPageBreak/>
-        <w:t>Decorator</w:t>
-      </w:r>
-      <w:r>
-        <w:rPr>
-          <w:lang w:eastAsia="zh-CN"/>
-        </w:rPr>
-        <w:t>、</w:t>
-      </w:r>
-      <w:r>
-        <w:rPr>
-          <w:lang w:eastAsia="zh-CN"/>
-        </w:rPr>
-        <w:t xml:space="preserve">Actor </w:t>
-      </w:r>
-      <w:r>
-        <w:rPr>
-          <w:lang w:eastAsia="zh-CN"/>
-        </w:rPr>
-        <w:t>方法调用、创建与连接、保存与重新加载、撤销与重做，以及玩家和敌人的基本交互。</w:t>
+        <w:t>可玩场景还用于确认</w:t>
+      </w:r>
+      <w:r>
+        <w:rPr>
+          <w:lang w:eastAsia="zh-CN"/>
+        </w:rPr>
+        <w:t xml:space="preserve"> 241 </w:t>
+      </w:r>
+      <w:r>
+        <w:rPr>
+          <w:lang w:eastAsia="zh-CN"/>
+        </w:rPr>
+        <w:t>节点行为树能够实际控制敌人的索敌、防御、近战、远程攻击、跳跃、攀爬、搜索、撤退和治疗。该部分只说明插件功能正确，并且能够用于非简单游戏场景，不作为显示优化效果的独立实验。</w:t>
       </w:r>
     </w:p>
     <w:p>
@@ -3261,36 +3487,1552 @@
         <w:rPr>
           <w:lang w:eastAsia="zh-CN"/>
         </w:rPr>
-        <w:t>可玩场景还用于确认</w:t>
-      </w:r>
-      <w:r>
-        <w:rPr>
-          <w:lang w:eastAsia="zh-CN"/>
-        </w:rPr>
-        <w:t xml:space="preserve"> 241 </w:t>
-      </w:r>
-      <w:r>
-        <w:rPr>
-          <w:lang w:eastAsia="zh-CN"/>
-        </w:rPr>
-        <w:t>节点行为树能够实际控制敌人的索敌、防御、近战、远程攻击、跳跃、攀爬、搜索、撤退和治疗。该部分只说明插件功能正确，并且能够用于非简单游戏场景，不作为显示优化效果的独立实验。</w:t>
+        <w:t>如果测试出现非零退出码、失败信息、脚本错误、内存泄漏、非法访问或程序崩溃，则整组测试判定为失败。只有测试中特意触发且结果符合预期的警告可以接受。</w:t>
       </w:r>
     </w:p>
     <w:p>
       <w:pPr>
-        <w:rPr>
-          <w:lang w:eastAsia="zh-CN"/>
-        </w:rPr>
-      </w:pPr>
-      <w:r>
-        <w:rPr>
-          <w:lang w:eastAsia="zh-CN"/>
-        </w:rPr>
-        <w:t>如果测试出现非零退出码、失败信息、脚本错误、内存泄漏、非法访问或程序崩溃，则整组测试判定为失败。只有测试中特意触发且结果符合预期的警告可以接受。</w:t>
+        <w:pStyle w:val="1"/>
+        <w:pageBreakBefore/>
+        <w:rPr>
+          <w:lang w:eastAsia="zh-CN"/>
+        </w:rPr>
+      </w:pPr>
+      <w:r>
+        <w:rPr>
+          <w:lang w:eastAsia="zh-CN"/>
+        </w:rPr>
+        <w:lastRenderedPageBreak/>
+        <w:t>第</w:t>
+      </w:r>
+      <w:r>
+        <w:rPr>
+          <w:lang w:eastAsia="zh-CN"/>
+        </w:rPr>
+        <w:t>4</w:t>
+      </w:r>
+      <w:r>
+        <w:rPr>
+          <w:lang w:eastAsia="zh-CN"/>
+        </w:rPr>
+        <w:t>章　系统设计与实现</w:t>
       </w:r>
     </w:p>
     <w:p>
       <w:pPr>
+        <w:pStyle w:val="21"/>
+        <w:rPr>
+          <w:lang w:eastAsia="zh-CN"/>
+        </w:rPr>
+      </w:pPr>
+      <w:r>
+        <w:rPr>
+          <w:lang w:eastAsia="zh-CN"/>
+        </w:rPr>
+        <w:t>4.1</w:t>
+      </w:r>
+      <w:r>
+        <w:rPr>
+          <w:lang w:eastAsia="zh-CN"/>
+        </w:rPr>
+        <w:t xml:space="preserve">　架构与项目边界</w:t>
+      </w:r>
+    </w:p>
+    <w:p>
+      <w:pPr>
+        <w:rPr>
+          <w:lang w:eastAsia="zh-CN"/>
+        </w:rPr>
+      </w:pPr>
+      <w:r>
+        <w:rPr>
+          <w:lang w:eastAsia="zh-CN"/>
+        </w:rPr>
+        <w:t>系统分为编辑器、资源、运行时和测试四个部分，如图</w:t>
+      </w:r>
+      <w:r>
+        <w:rPr>
+          <w:lang w:eastAsia="zh-CN"/>
+        </w:rPr>
+        <w:t>4.1</w:t>
+      </w:r>
+      <w:r>
+        <w:rPr>
+          <w:lang w:eastAsia="zh-CN"/>
+        </w:rPr>
+        <w:t>所示。游戏通过资源文件和运行组件执行行为树，不依赖编辑器界面。</w:t>
+      </w:r>
+      <w:r>
+        <w:rPr>
+          <w:lang w:eastAsia="zh-CN"/>
+        </w:rPr>
+        <w:t xml:space="preserve">Live Debug </w:t>
+      </w:r>
+      <w:r>
+        <w:rPr>
+          <w:lang w:eastAsia="zh-CN"/>
+        </w:rPr>
+        <w:t>也只出现在</w:t>
+      </w:r>
+      <w:r>
+        <w:rPr>
+          <w:lang w:eastAsia="zh-CN"/>
+        </w:rPr>
+        <w:t xml:space="preserve"> Godot </w:t>
+      </w:r>
+      <w:r>
+        <w:rPr>
+          <w:lang w:eastAsia="zh-CN"/>
+        </w:rPr>
+        <w:t>编辑器中，不会加入最终游戏画面。</w:t>
+      </w:r>
+    </w:p>
+    <w:p>
+      <w:pPr>
+        <w:rPr>
+          <w:lang w:eastAsia="zh-CN"/>
+        </w:rPr>
+      </w:pPr>
+      <w:r>
+        <w:rPr>
+          <w:lang w:eastAsia="zh-CN"/>
+        </w:rPr>
+        <w:t xml:space="preserve">BTTreeResource </w:t>
+      </w:r>
+      <w:r>
+        <w:rPr>
+          <w:lang w:eastAsia="zh-CN"/>
+        </w:rPr>
+        <w:t>保存整棵树，</w:t>
+      </w:r>
+      <w:r>
+        <w:rPr>
+          <w:lang w:eastAsia="zh-CN"/>
+        </w:rPr>
+        <w:t xml:space="preserve">BTNodeResource </w:t>
+      </w:r>
+      <w:r>
+        <w:rPr>
+          <w:lang w:eastAsia="zh-CN"/>
+        </w:rPr>
+        <w:t>保存单个节点的类型、参数、位置和父级关系。</w:t>
+      </w:r>
+      <w:r>
+        <w:rPr>
+          <w:lang w:eastAsia="zh-CN"/>
+        </w:rPr>
+        <w:t xml:space="preserve">BehaviorTreeRunner </w:t>
+      </w:r>
+      <w:r>
+        <w:rPr>
+          <w:lang w:eastAsia="zh-CN"/>
+        </w:rPr>
+        <w:t>负责执行行为树，</w:t>
+      </w:r>
+      <w:r>
+        <w:rPr>
+          <w:lang w:eastAsia="zh-CN"/>
+        </w:rPr>
+        <w:t xml:space="preserve">BehaviorTreeComponent </w:t>
+      </w:r>
+      <w:r>
+        <w:rPr>
+          <w:lang w:eastAsia="zh-CN"/>
+        </w:rPr>
+        <w:t>则把行为树连接到场景中的</w:t>
+      </w:r>
+      <w:r>
+        <w:rPr>
+          <w:lang w:eastAsia="zh-CN"/>
+        </w:rPr>
+        <w:t xml:space="preserve"> Actor</w:t>
+      </w:r>
+      <w:r>
+        <w:rPr>
+          <w:lang w:eastAsia="zh-CN"/>
+        </w:rPr>
+        <w:t>。编辑器主界面负责画布、属性编辑、黑板、历史记录和</w:t>
+      </w:r>
+      <w:r>
+        <w:rPr>
+          <w:lang w:eastAsia="zh-CN"/>
+        </w:rPr>
+        <w:t xml:space="preserve"> Live Debug</w:t>
+      </w:r>
+      <w:r>
+        <w:rPr>
+          <w:lang w:eastAsia="zh-CN"/>
+        </w:rPr>
+        <w:t>。这样的分工使资源、执行逻辑和显示界面可以分别测试。</w:t>
+      </w:r>
+    </w:p>
+    <w:p>
+      <w:pPr>
+        <w:pStyle w:val="21"/>
+      </w:pPr>
+      <w:r>
+        <w:t>4.2</w:t>
+      </w:r>
+      <w:r>
+        <w:t xml:space="preserve">　资源模型与校验</w:t>
+      </w:r>
+    </w:p>
+    <w:p>
+      <w:pPr>
+        <w:rPr>
+          <w:lang w:eastAsia="zh-CN"/>
+        </w:rPr>
+      </w:pPr>
+      <w:r>
+        <w:t>普通节点使用</w:t>
+      </w:r>
+      <w:r>
+        <w:t xml:space="preserve"> parent_id </w:t>
+      </w:r>
+      <w:r>
+        <w:t>记录父节点，</w:t>
+      </w:r>
+      <w:r>
+        <w:t xml:space="preserve">Decorator </w:t>
+      </w:r>
+      <w:r>
+        <w:t>使用单独的</w:t>
+      </w:r>
+      <w:r>
+        <w:t xml:space="preserve"> decorator_parent_id</w:t>
+      </w:r>
+      <w:r>
+        <w:t>。因此</w:t>
+      </w:r>
+      <w:r>
+        <w:t xml:space="preserve"> Decorator </w:t>
+      </w:r>
+      <w:r>
+        <w:t>不会被错误地当作普通子节点执行。同级子节点按画布上的横向位置排序，所以从左到右的显示顺序就是执行顺序。</w:t>
+      </w:r>
+      <w:r>
+        <w:rPr>
+          <w:lang w:eastAsia="zh-CN"/>
+        </w:rPr>
+        <w:t>保存资源时，节点位置和这个顺序都会被保留。</w:t>
+      </w:r>
+    </w:p>
+    <w:p>
+      <w:pPr>
+        <w:rPr>
+          <w:lang w:eastAsia="zh-CN"/>
+        </w:rPr>
+      </w:pPr>
+      <w:r>
+        <w:t>保存前会检查</w:t>
+      </w:r>
+      <w:r>
+        <w:t xml:space="preserve"> Root </w:t>
+      </w:r>
+      <w:r>
+        <w:t>是否存在、节点</w:t>
+      </w:r>
+      <w:r>
+        <w:t xml:space="preserve"> ID </w:t>
+      </w:r>
+      <w:r>
+        <w:t>是否重复、父级是否有效、</w:t>
+      </w:r>
+      <w:r>
+        <w:t xml:space="preserve">Decorator </w:t>
+      </w:r>
+      <w:r>
+        <w:t>是否正确附着，以及节点参数是否完整。例如，</w:t>
+      </w:r>
+      <w:r>
+        <w:t xml:space="preserve">Root </w:t>
+      </w:r>
+      <w:r>
+        <w:t>不能有父级，</w:t>
+      </w:r>
+      <w:r>
+        <w:t xml:space="preserve">Action </w:t>
+      </w:r>
+      <w:r>
+        <w:t>和</w:t>
+      </w:r>
+      <w:r>
+        <w:t xml:space="preserve"> Condition </w:t>
+      </w:r>
+      <w:r>
+        <w:t>不能拥有普通子节点。</w:t>
+      </w:r>
+      <w:r>
+        <w:rPr>
+          <w:lang w:eastAsia="zh-CN"/>
+        </w:rPr>
+        <w:t>编辑器保存和自动测试使用同一套检查规则。</w:t>
+      </w:r>
+    </w:p>
+    <w:p>
+      <w:pPr>
+        <w:rPr>
+          <w:lang w:eastAsia="zh-CN"/>
+        </w:rPr>
+      </w:pPr>
+      <w:r>
+        <w:rPr>
+          <w:lang w:eastAsia="zh-CN"/>
+        </w:rPr>
+        <w:t>黑板</w:t>
+      </w:r>
+      <w:r>
+        <w:rPr>
+          <w:lang w:eastAsia="zh-CN"/>
+        </w:rPr>
+        <w:t xml:space="preserve"> Schema </w:t>
+      </w:r>
+      <w:r>
+        <w:rPr>
+          <w:lang w:eastAsia="zh-CN"/>
+        </w:rPr>
+        <w:t>可以声明</w:t>
+      </w:r>
+      <w:r>
+        <w:rPr>
+          <w:lang w:eastAsia="zh-CN"/>
+        </w:rPr>
+        <w:t xml:space="preserve"> Bool</w:t>
+      </w:r>
+      <w:r>
+        <w:rPr>
+          <w:lang w:eastAsia="zh-CN"/>
+        </w:rPr>
+        <w:t>、</w:t>
+      </w:r>
+      <w:r>
+        <w:rPr>
+          <w:lang w:eastAsia="zh-CN"/>
+        </w:rPr>
+        <w:t>Int</w:t>
+      </w:r>
+      <w:r>
+        <w:rPr>
+          <w:lang w:eastAsia="zh-CN"/>
+        </w:rPr>
+        <w:t>、</w:t>
+      </w:r>
+      <w:r>
+        <w:rPr>
+          <w:lang w:eastAsia="zh-CN"/>
+        </w:rPr>
+        <w:t>Float</w:t>
+      </w:r>
+      <w:r>
+        <w:rPr>
+          <w:lang w:eastAsia="zh-CN"/>
+        </w:rPr>
+        <w:t>、</w:t>
+      </w:r>
+      <w:r>
+        <w:rPr>
+          <w:lang w:eastAsia="zh-CN"/>
+        </w:rPr>
+        <w:t xml:space="preserve">String </w:t>
+      </w:r>
+      <w:r>
+        <w:rPr>
+          <w:lang w:eastAsia="zh-CN"/>
+        </w:rPr>
+        <w:t>和</w:t>
+      </w:r>
+      <w:r>
+        <w:rPr>
+          <w:lang w:eastAsia="zh-CN"/>
+        </w:rPr>
+        <w:t xml:space="preserve"> Vector2 </w:t>
+      </w:r>
+      <w:r>
+        <w:rPr>
+          <w:lang w:eastAsia="zh-CN"/>
+        </w:rPr>
+        <w:t>类型，并为每个键设置默认值。严格模式会报告未声明或无效的键。</w:t>
+      </w:r>
+      <w:r>
+        <w:rPr>
+          <w:lang w:eastAsia="zh-CN"/>
+        </w:rPr>
+        <w:t xml:space="preserve">Inspector </w:t>
+      </w:r>
+      <w:r>
+        <w:rPr>
+          <w:lang w:eastAsia="zh-CN"/>
+        </w:rPr>
+        <w:t>提供键选择器，同时保留自由输入方式。</w:t>
+      </w:r>
+      <w:r>
+        <w:rPr>
+          <w:lang w:eastAsia="zh-CN"/>
+        </w:rPr>
+        <w:t xml:space="preserve">Schema </w:t>
+      </w:r>
+      <w:r>
+        <w:rPr>
+          <w:lang w:eastAsia="zh-CN"/>
+        </w:rPr>
+        <w:t>修改也进入撤销和重做历史。</w:t>
+      </w:r>
+    </w:p>
+    <w:p>
+      <w:pPr>
+        <w:pStyle w:val="21"/>
+        <w:rPr>
+          <w:lang w:eastAsia="zh-CN"/>
+        </w:rPr>
+      </w:pPr>
+      <w:r>
+        <w:rPr>
+          <w:lang w:eastAsia="zh-CN"/>
+        </w:rPr>
+        <w:t>4.3</w:t>
+      </w:r>
+      <w:r>
+        <w:rPr>
+          <w:lang w:eastAsia="zh-CN"/>
+        </w:rPr>
+        <w:t xml:space="preserve">　运行时语义</w:t>
+      </w:r>
+    </w:p>
+    <w:p>
+      <w:pPr>
+        <w:rPr>
+          <w:lang w:eastAsia="zh-CN"/>
+        </w:rPr>
+      </w:pPr>
+      <w:r>
+        <w:rPr>
+          <w:lang w:eastAsia="zh-CN"/>
+        </w:rPr>
+        <w:t>行为树每次更新都会返回</w:t>
+      </w:r>
+      <w:r>
+        <w:rPr>
+          <w:lang w:eastAsia="zh-CN"/>
+        </w:rPr>
+        <w:t xml:space="preserve"> success</w:t>
+      </w:r>
+      <w:r>
+        <w:rPr>
+          <w:lang w:eastAsia="zh-CN"/>
+        </w:rPr>
+        <w:t>、</w:t>
+      </w:r>
+      <w:r>
+        <w:rPr>
+          <w:lang w:eastAsia="zh-CN"/>
+        </w:rPr>
+        <w:t xml:space="preserve">failure </w:t>
+      </w:r>
+      <w:r>
+        <w:rPr>
+          <w:lang w:eastAsia="zh-CN"/>
+        </w:rPr>
+        <w:t>或</w:t>
+      </w:r>
+      <w:r>
+        <w:rPr>
+          <w:lang w:eastAsia="zh-CN"/>
+        </w:rPr>
+        <w:t xml:space="preserve"> running</w:t>
+      </w:r>
+      <w:r>
+        <w:rPr>
+          <w:lang w:eastAsia="zh-CN"/>
+        </w:rPr>
+        <w:t>。需要跨帧继续执行的节点会按</w:t>
+      </w:r>
+      <w:r>
+        <w:rPr>
+          <w:lang w:eastAsia="zh-CN"/>
+        </w:rPr>
+        <w:t xml:space="preserve"> ID </w:t>
+      </w:r>
+      <w:r>
+        <w:rPr>
+          <w:lang w:eastAsia="zh-CN"/>
+        </w:rPr>
+        <w:t>保存进度；重启、切换行为树或中断分支时会清除这些记录。表</w:t>
+      </w:r>
+      <w:r>
+        <w:rPr>
+          <w:lang w:eastAsia="zh-CN"/>
+        </w:rPr>
+        <w:t>4.1</w:t>
+      </w:r>
+      <w:r>
+        <w:rPr>
+          <w:lang w:eastAsia="zh-CN"/>
+        </w:rPr>
+        <w:t>概括各类节点的行为。</w:t>
+      </w:r>
+    </w:p>
+    <w:p>
+      <w:pPr>
+        <w:rPr>
+          <w:lang w:eastAsia="zh-CN"/>
+        </w:rPr>
+      </w:pPr>
+      <w:r>
+        <w:rPr>
+          <w:lang w:eastAsia="zh-CN"/>
+        </w:rPr>
+        <w:lastRenderedPageBreak/>
+        <w:t xml:space="preserve">Action </w:t>
+      </w:r>
+      <w:r>
+        <w:rPr>
+          <w:lang w:eastAsia="zh-CN"/>
+        </w:rPr>
+        <w:t>和</w:t>
+      </w:r>
+      <w:r>
+        <w:rPr>
+          <w:lang w:eastAsia="zh-CN"/>
+        </w:rPr>
+        <w:t xml:space="preserve"> Actor </w:t>
+      </w:r>
+      <w:r>
+        <w:rPr>
+          <w:lang w:eastAsia="zh-CN"/>
+        </w:rPr>
+        <w:t>模式的</w:t>
+      </w:r>
+      <w:r>
+        <w:rPr>
+          <w:lang w:eastAsia="zh-CN"/>
+        </w:rPr>
+        <w:t xml:space="preserve"> Condition </w:t>
+      </w:r>
+      <w:r>
+        <w:rPr>
+          <w:lang w:eastAsia="zh-CN"/>
+        </w:rPr>
+        <w:t>使用统一接口调用</w:t>
+      </w:r>
+      <w:r>
+        <w:rPr>
+          <w:lang w:eastAsia="zh-CN"/>
+        </w:rPr>
+        <w:t xml:space="preserve"> Actor </w:t>
+      </w:r>
+      <w:r>
+        <w:rPr>
+          <w:lang w:eastAsia="zh-CN"/>
+        </w:rPr>
+        <w:t>方法。如果方法不存在，节点返回失败并显示原因，而不是使游戏崩溃。黑板条件支持键是否存在、真假、相等、不等和数值大小比较。</w:t>
+      </w:r>
+    </w:p>
+    <w:p>
+      <w:pPr>
+        <w:rPr>
+          <w:lang w:eastAsia="zh-CN"/>
+        </w:rPr>
+      </w:pPr>
+      <w:r>
+        <w:rPr>
+          <w:lang w:eastAsia="zh-CN"/>
+        </w:rPr>
+        <w:t xml:space="preserve">Decorator </w:t>
+      </w:r>
+      <w:r>
+        <w:rPr>
+          <w:lang w:eastAsia="zh-CN"/>
+        </w:rPr>
+        <w:t>会在所属节点执行前后改变条件或结果。已实现的功能包括黑板比较、冷却时间、时间限制、结果反转、强制结果和重复。重置子树时，</w:t>
+      </w:r>
+      <w:r>
+        <w:rPr>
+          <w:lang w:eastAsia="zh-CN"/>
+        </w:rPr>
+        <w:t xml:space="preserve">Decorator </w:t>
+      </w:r>
+      <w:r>
+        <w:rPr>
+          <w:lang w:eastAsia="zh-CN"/>
+        </w:rPr>
+        <w:t>和子节点保存的运行进度会一起清除。</w:t>
+      </w:r>
+    </w:p>
+    <w:p>
+      <w:pPr>
+        <w:pStyle w:val="21"/>
+        <w:rPr>
+          <w:lang w:eastAsia="zh-CN"/>
+        </w:rPr>
+      </w:pPr>
+      <w:r>
+        <w:rPr>
+          <w:lang w:eastAsia="zh-CN"/>
+        </w:rPr>
+        <w:t>4.4</w:t>
+      </w:r>
+      <w:r>
+        <w:rPr>
+          <w:lang w:eastAsia="zh-CN"/>
+        </w:rPr>
+        <w:t xml:space="preserve">　编辑器编写工作流</w:t>
+      </w:r>
+    </w:p>
+    <w:p>
+      <w:pPr>
+        <w:rPr>
+          <w:lang w:eastAsia="zh-CN"/>
+        </w:rPr>
+      </w:pPr>
+      <w:r>
+        <w:rPr>
+          <w:lang w:eastAsia="zh-CN"/>
+        </w:rPr>
+        <w:t>插件显示在</w:t>
+      </w:r>
+      <w:r>
+        <w:rPr>
+          <w:lang w:eastAsia="zh-CN"/>
+        </w:rPr>
+        <w:t xml:space="preserve"> Godot </w:t>
+      </w:r>
+      <w:r>
+        <w:rPr>
+          <w:lang w:eastAsia="zh-CN"/>
+        </w:rPr>
+        <w:t>编辑器底部。用户在画布上点击右键创建节点，不需要在菜单栏中面对一排创建按钮。节点可以移动、连接、断开、复制和删除。行为树选择器只显示资源名称，用户不需要手动查看或输入完整文件路径。创建、删除、移动、连线、参数修改、</w:t>
+      </w:r>
+      <w:r>
+        <w:rPr>
+          <w:lang w:eastAsia="zh-CN"/>
+        </w:rPr>
+        <w:t xml:space="preserve">Schema </w:t>
+      </w:r>
+      <w:r>
+        <w:rPr>
+          <w:lang w:eastAsia="zh-CN"/>
+        </w:rPr>
+        <w:t>修改和折叠状态都支持撤销与重做。</w:t>
+      </w:r>
+    </w:p>
+    <w:p>
+      <w:pPr>
+        <w:rPr>
+          <w:lang w:eastAsia="zh-CN"/>
+        </w:rPr>
+      </w:pPr>
+      <w:r>
+        <w:t xml:space="preserve">Inspector </w:t>
+      </w:r>
+      <w:r>
+        <w:t>使用与字段类型对应的控件。例如，</w:t>
+      </w:r>
+      <w:r>
+        <w:t xml:space="preserve">Action </w:t>
+      </w:r>
+      <w:r>
+        <w:t>直接填写方法名，</w:t>
+      </w:r>
+      <w:r>
+        <w:t xml:space="preserve">Condition </w:t>
+      </w:r>
+      <w:r>
+        <w:t>选择</w:t>
+      </w:r>
+      <w:r>
+        <w:t xml:space="preserve"> Actor </w:t>
+      </w:r>
+      <w:r>
+        <w:t>或黑板模式并设置键、比较方式和值。</w:t>
+      </w:r>
+      <w:r>
+        <w:t>Random</w:t>
+      </w:r>
+      <w:r>
+        <w:t>、</w:t>
+      </w:r>
+      <w:r>
+        <w:t>Parallel</w:t>
+      </w:r>
+      <w:r>
+        <w:t>、</w:t>
+      </w:r>
+      <w:r>
+        <w:t>Repeat</w:t>
+      </w:r>
+      <w:r>
+        <w:t>、</w:t>
+      </w:r>
+      <w:r>
+        <w:t xml:space="preserve">Wait </w:t>
+      </w:r>
+      <w:r>
+        <w:t>和</w:t>
+      </w:r>
+      <w:r>
+        <w:t xml:space="preserve"> Decorator </w:t>
+      </w:r>
+      <w:r>
+        <w:t>也有自己的设置项。</w:t>
+      </w:r>
+      <w:r>
+        <w:rPr>
+          <w:lang w:eastAsia="zh-CN"/>
+        </w:rPr>
+        <w:t>高级</w:t>
+      </w:r>
+      <w:r>
+        <w:rPr>
+          <w:lang w:eastAsia="zh-CN"/>
+        </w:rPr>
+        <w:t xml:space="preserve"> JSON </w:t>
+      </w:r>
+      <w:r>
+        <w:rPr>
+          <w:lang w:eastAsia="zh-CN"/>
+        </w:rPr>
+        <w:t>只作为兼容入口，不是正常操作的必需步骤。</w:t>
+      </w:r>
+    </w:p>
+    <w:p>
+      <w:pPr>
+        <w:rPr>
+          <w:lang w:eastAsia="zh-CN"/>
+        </w:rPr>
+      </w:pPr>
+      <w:r>
+        <w:rPr>
+          <w:lang w:eastAsia="zh-CN"/>
+        </w:rPr>
+        <w:t>本插件使用节点上方和下方的连接端口，而</w:t>
+      </w:r>
+      <w:r>
+        <w:rPr>
+          <w:lang w:eastAsia="zh-CN"/>
+        </w:rPr>
+        <w:t xml:space="preserve"> Godot </w:t>
+      </w:r>
+      <w:r>
+        <w:rPr>
+          <w:lang w:eastAsia="zh-CN"/>
+        </w:rPr>
+        <w:t>默认连线主要面向左右端口。因此插件自行绘制正式连线，并在用户拖动连线时使用</w:t>
+      </w:r>
+      <w:r>
+        <w:rPr>
+          <w:lang w:eastAsia="zh-CN"/>
+        </w:rPr>
+        <w:t xml:space="preserve"> Godot </w:t>
+      </w:r>
+      <w:r>
+        <w:rPr>
+          <w:lang w:eastAsia="zh-CN"/>
+        </w:rPr>
+        <w:t>的预览。自定义连线仍可通过右键断开，并支持撤销和重做。关闭自定义显示后可以恢复</w:t>
+      </w:r>
+      <w:r>
+        <w:rPr>
+          <w:lang w:eastAsia="zh-CN"/>
+        </w:rPr>
+        <w:t xml:space="preserve"> Godot </w:t>
+      </w:r>
+      <w:r>
+        <w:rPr>
+          <w:lang w:eastAsia="zh-CN"/>
+        </w:rPr>
+        <w:t>原生连线。</w:t>
+      </w:r>
+    </w:p>
+    <w:p>
+      <w:pPr>
+        <w:pStyle w:val="21"/>
+        <w:rPr>
+          <w:lang w:eastAsia="zh-CN"/>
+        </w:rPr>
+      </w:pPr>
+      <w:r>
+        <w:rPr>
+          <w:lang w:eastAsia="zh-CN"/>
+        </w:rPr>
+        <w:t>4.5</w:t>
+      </w:r>
+      <w:r>
+        <w:rPr>
+          <w:lang w:eastAsia="zh-CN"/>
+        </w:rPr>
+        <w:t xml:space="preserve">　</w:t>
+      </w:r>
+      <w:r>
+        <w:rPr>
+          <w:lang w:eastAsia="zh-CN"/>
+        </w:rPr>
+        <w:t xml:space="preserve">Live Debug </w:t>
+      </w:r>
+      <w:r>
+        <w:rPr>
+          <w:lang w:eastAsia="zh-CN"/>
+        </w:rPr>
+        <w:t>与黑板检查</w:t>
+      </w:r>
+    </w:p>
+    <w:p>
+      <w:pPr>
+        <w:rPr>
+          <w:lang w:eastAsia="zh-CN"/>
+        </w:rPr>
+      </w:pPr>
+      <w:r>
+        <w:rPr>
+          <w:lang w:eastAsia="zh-CN"/>
+        </w:rPr>
+        <w:t>运行时会把当前</w:t>
+      </w:r>
+      <w:r>
+        <w:rPr>
+          <w:lang w:eastAsia="zh-CN"/>
+        </w:rPr>
+        <w:t xml:space="preserve"> Actor</w:t>
+      </w:r>
+      <w:r>
+        <w:rPr>
+          <w:lang w:eastAsia="zh-CN"/>
+        </w:rPr>
+        <w:t>、行为树、活动节点、执行路径、失败原因和黑板值写入调试文件。文件写完后才会替换旧版本，避免编辑器读到不完整内容。如果一次读取失败，编辑器保留上一份完整状态，并在下一次更新时重试。</w:t>
+      </w:r>
+    </w:p>
+    <w:p>
+      <w:pPr>
+        <w:rPr>
+          <w:lang w:eastAsia="zh-CN"/>
+        </w:rPr>
+      </w:pPr>
+      <w:r>
+        <w:rPr>
+          <w:lang w:eastAsia="zh-CN"/>
+        </w:rPr>
+        <w:t>编辑器只显示当前行为树的调试信息。活动路径使用明显边框，非活动分支可以淡化，失败节点会显示原因，黑板面板显示当前键和值。较长的路径放在可滚动区域中，避免遮挡主画布。游戏画面中不会出现这些调试内容。</w:t>
+      </w:r>
+    </w:p>
+    <w:p>
+      <w:pPr>
+        <w:pStyle w:val="21"/>
+        <w:rPr>
+          <w:lang w:eastAsia="zh-CN"/>
+        </w:rPr>
+      </w:pPr>
+      <w:r>
+        <w:rPr>
+          <w:lang w:eastAsia="zh-CN"/>
+        </w:rPr>
+        <w:lastRenderedPageBreak/>
+        <w:t>4.6</w:t>
+      </w:r>
+      <w:r>
+        <w:rPr>
+          <w:lang w:eastAsia="zh-CN"/>
+        </w:rPr>
+        <w:t xml:space="preserve">　大型树显示机制</w:t>
+      </w:r>
+    </w:p>
+    <w:p>
+      <w:pPr>
+        <w:rPr>
+          <w:lang w:eastAsia="zh-CN"/>
+        </w:rPr>
+      </w:pPr>
+      <w:r>
+        <w:rPr>
+          <w:lang w:eastAsia="zh-CN"/>
+        </w:rPr>
+        <w:t>大型行为树的问题不只来自节点数量，还来自卡片信息、连线密度、导航距离和运行状态同时增加。为此，插件从信息密度、焦点与结构裁剪、导航与概览、连线与运行表示四个方面提供显示功能。</w:t>
+      </w:r>
+    </w:p>
+    <w:p>
+      <w:pPr>
+        <w:pStyle w:val="31"/>
+        <w:rPr>
+          <w:lang w:eastAsia="zh-CN"/>
+        </w:rPr>
+      </w:pPr>
+      <w:r>
+        <w:rPr>
+          <w:lang w:eastAsia="zh-CN"/>
+        </w:rPr>
+        <w:t>4.6.1</w:t>
+      </w:r>
+      <w:r>
+        <w:rPr>
+          <w:lang w:eastAsia="zh-CN"/>
+        </w:rPr>
+        <w:t xml:space="preserve">　信息密度控制</w:t>
+      </w:r>
+    </w:p>
+    <w:p>
+      <w:pPr>
+        <w:rPr>
+          <w:lang w:eastAsia="zh-CN"/>
+        </w:rPr>
+      </w:pPr>
+      <w:r>
+        <w:rPr>
+          <w:lang w:eastAsia="zh-CN"/>
+        </w:rPr>
+        <w:t xml:space="preserve">Compact </w:t>
+      </w:r>
+      <w:r>
+        <w:rPr>
+          <w:lang w:eastAsia="zh-CN"/>
+        </w:rPr>
+        <w:t>缩小卡片，但不隐藏节点。卡片保留节点类型和短标题，参数、描述和</w:t>
+      </w:r>
+      <w:r>
+        <w:rPr>
+          <w:lang w:eastAsia="zh-CN"/>
+        </w:rPr>
+        <w:t xml:space="preserve"> Decorator </w:t>
+      </w:r>
+      <w:r>
+        <w:rPr>
+          <w:lang w:eastAsia="zh-CN"/>
+        </w:rPr>
+        <w:t>摘要可以在需要时再显示。</w:t>
+      </w:r>
+      <w:r>
+        <w:rPr>
+          <w:lang w:eastAsia="zh-CN"/>
+        </w:rPr>
+        <w:t xml:space="preserve">Semantic Zoom </w:t>
+      </w:r>
+      <w:r>
+        <w:rPr>
+          <w:lang w:eastAsia="zh-CN"/>
+        </w:rPr>
+        <w:t>根据画布缩放比例切换信息层级：近距离显示完整字段，中距离保留标题和关键参数，远距离只保留识别节点所需的信息。这两项功能都不会改变行为树资源。</w:t>
+      </w:r>
+    </w:p>
+    <w:p>
+      <w:pPr>
+        <w:rPr>
+          <w:lang w:eastAsia="zh-CN"/>
+        </w:rPr>
+      </w:pPr>
+      <w:r>
+        <w:rPr>
+          <w:lang w:eastAsia="zh-CN"/>
+        </w:rPr>
+        <w:t>节点类型还使用颜色、图标和形状进行重复编码。即使颜色不容易区分，用户仍可通过图标和轮廓识别</w:t>
+      </w:r>
+      <w:r>
+        <w:rPr>
+          <w:lang w:eastAsia="zh-CN"/>
+        </w:rPr>
+        <w:t xml:space="preserve"> Root</w:t>
+      </w:r>
+      <w:r>
+        <w:rPr>
+          <w:lang w:eastAsia="zh-CN"/>
+        </w:rPr>
+        <w:t>、复合节点、任务和</w:t>
+      </w:r>
+      <w:r>
+        <w:rPr>
+          <w:lang w:eastAsia="zh-CN"/>
+        </w:rPr>
+        <w:t xml:space="preserve"> Decorator</w:t>
+      </w:r>
+      <w:r>
+        <w:rPr>
+          <w:lang w:eastAsia="zh-CN"/>
+        </w:rPr>
+        <w:t>。插件同时提供色盲友好配色，减少只依赖单一颜色通道的问题。</w:t>
+      </w:r>
+    </w:p>
+    <w:p>
+      <w:pPr>
+        <w:pStyle w:val="31"/>
+        <w:rPr>
+          <w:lang w:eastAsia="zh-CN"/>
+        </w:rPr>
+      </w:pPr>
+      <w:r>
+        <w:rPr>
+          <w:lang w:eastAsia="zh-CN"/>
+        </w:rPr>
+        <w:t>4.6.2</w:t>
+      </w:r>
+      <w:r>
+        <w:rPr>
+          <w:lang w:eastAsia="zh-CN"/>
+        </w:rPr>
+        <w:t xml:space="preserve">　焦点与结构裁剪</w:t>
+      </w:r>
+    </w:p>
+    <w:p>
+      <w:pPr>
+        <w:rPr>
+          <w:lang w:eastAsia="zh-CN"/>
+        </w:rPr>
+      </w:pPr>
+      <w:r>
+        <w:rPr>
+          <w:lang w:eastAsia="zh-CN"/>
+        </w:rPr>
+        <w:t>鱼眼</w:t>
+      </w:r>
+      <w:r>
+        <w:rPr>
+          <w:lang w:eastAsia="zh-CN"/>
+        </w:rPr>
+        <w:t xml:space="preserve"> Focus+Context </w:t>
+      </w:r>
+      <w:r>
+        <w:rPr>
+          <w:lang w:eastAsia="zh-CN"/>
+        </w:rPr>
+        <w:t>会放大指针附近的卡片，同时保留周围节点作为位置参考。最大放大倍率限制为</w:t>
+      </w:r>
+      <w:r>
+        <w:rPr>
+          <w:lang w:eastAsia="zh-CN"/>
+        </w:rPr>
+        <w:t xml:space="preserve"> 1.20 </w:t>
+      </w:r>
+      <w:r>
+        <w:rPr>
+          <w:lang w:eastAsia="zh-CN"/>
+        </w:rPr>
+        <w:t>倍，卡片以自身中心补偿位置，避免放大后整体布局持续漂移。关闭鱼眼后，卡片恢复原来的尺寸和位置。</w:t>
+      </w:r>
+    </w:p>
+    <w:p>
+      <w:pPr>
+        <w:rPr>
+          <w:lang w:eastAsia="zh-CN"/>
+        </w:rPr>
+      </w:pPr>
+      <w:r>
+        <w:rPr>
+          <w:lang w:eastAsia="zh-CN"/>
+        </w:rPr>
+        <w:t xml:space="preserve">Search </w:t>
+      </w:r>
+      <w:r>
+        <w:rPr>
+          <w:lang w:eastAsia="zh-CN"/>
+        </w:rPr>
+        <w:t>支持标题、类型、描述、</w:t>
+      </w:r>
+      <w:r>
+        <w:rPr>
+          <w:lang w:eastAsia="zh-CN"/>
+        </w:rPr>
+        <w:t>Action</w:t>
+      </w:r>
+      <w:r>
+        <w:rPr>
+          <w:lang w:eastAsia="zh-CN"/>
+        </w:rPr>
+        <w:t>、</w:t>
+      </w:r>
+      <w:r>
+        <w:rPr>
+          <w:lang w:eastAsia="zh-CN"/>
+        </w:rPr>
+        <w:t xml:space="preserve">Condition </w:t>
+      </w:r>
+      <w:r>
+        <w:rPr>
+          <w:lang w:eastAsia="zh-CN"/>
+        </w:rPr>
+        <w:t>和</w:t>
+      </w:r>
+      <w:r>
+        <w:rPr>
+          <w:lang w:eastAsia="zh-CN"/>
+        </w:rPr>
+        <w:t xml:space="preserve"> Decorator </w:t>
+      </w:r>
+      <w:r>
+        <w:rPr>
+          <w:lang w:eastAsia="zh-CN"/>
+        </w:rPr>
+        <w:t>参数搜索，并提供上一个、下一个和清除操作。匹配节点保持明显，其他节点淡化，选定目标可以移动到当前视口。</w:t>
+      </w:r>
+      <w:r>
+        <w:rPr>
+          <w:lang w:eastAsia="zh-CN"/>
+        </w:rPr>
+        <w:t xml:space="preserve">Subtree Focus </w:t>
+      </w:r>
+      <w:r>
+        <w:rPr>
+          <w:lang w:eastAsia="zh-CN"/>
+        </w:rPr>
+        <w:t>只显示指定分支和必要上下文；</w:t>
+      </w:r>
+      <w:r>
+        <w:rPr>
+          <w:lang w:eastAsia="zh-CN"/>
+        </w:rPr>
+        <w:t xml:space="preserve">Context Collapse </w:t>
+      </w:r>
+      <w:r>
+        <w:rPr>
+          <w:lang w:eastAsia="zh-CN"/>
+        </w:rPr>
+        <w:t>保留折叠根和隐藏节点摘要，但暂时不绘制后代。展开后仍使用原有节点位置和父子关系。</w:t>
+      </w:r>
+    </w:p>
+    <w:p>
+      <w:pPr>
+        <w:pStyle w:val="31"/>
+        <w:rPr>
+          <w:lang w:eastAsia="zh-CN"/>
+        </w:rPr>
+      </w:pPr>
+      <w:r>
+        <w:rPr>
+          <w:lang w:eastAsia="zh-CN"/>
+        </w:rPr>
+        <w:t>4.6.3</w:t>
+      </w:r>
+      <w:r>
+        <w:rPr>
+          <w:lang w:eastAsia="zh-CN"/>
+        </w:rPr>
+        <w:t xml:space="preserve">　导航与概览</w:t>
+      </w:r>
+    </w:p>
+    <w:p>
+      <w:pPr>
+        <w:rPr>
+          <w:lang w:eastAsia="zh-CN"/>
+        </w:rPr>
+      </w:pPr>
+      <w:r>
+        <w:rPr>
+          <w:lang w:eastAsia="zh-CN"/>
+        </w:rPr>
+        <w:t>增强小地图使用固定区域显示整棵树的缩略结构，并标出当前视口位置。</w:t>
+      </w:r>
+      <w:r>
+        <w:rPr>
+          <w:lang w:eastAsia="zh-CN"/>
+        </w:rPr>
+        <w:t xml:space="preserve">Fit </w:t>
+      </w:r>
+      <w:r>
+        <w:rPr>
+          <w:lang w:eastAsia="zh-CN"/>
+        </w:rPr>
+        <w:t>用于把当前图形移动到可查看范围，</w:t>
+      </w:r>
+      <w:r>
+        <w:rPr>
+          <w:lang w:eastAsia="zh-CN"/>
+        </w:rPr>
+        <w:t xml:space="preserve">Focus </w:t>
+      </w:r>
+      <w:r>
+        <w:rPr>
+          <w:lang w:eastAsia="zh-CN"/>
+        </w:rPr>
+        <w:t>用于定位选中节点，</w:t>
+      </w:r>
+      <w:r>
+        <w:rPr>
+          <w:lang w:eastAsia="zh-CN"/>
+        </w:rPr>
+        <w:t xml:space="preserve">Show All </w:t>
+      </w:r>
+      <w:r>
+        <w:rPr>
+          <w:lang w:eastAsia="zh-CN"/>
+        </w:rPr>
+        <w:t>用于取消局部显示并返回完整树。</w:t>
+      </w:r>
+      <w:r>
+        <w:rPr>
+          <w:lang w:eastAsia="zh-CN"/>
+        </w:rPr>
+        <w:t xml:space="preserve">Breadcrumb </w:t>
+      </w:r>
+      <w:r>
+        <w:rPr>
+          <w:lang w:eastAsia="zh-CN"/>
+        </w:rPr>
+        <w:t>显示从</w:t>
+      </w:r>
+      <w:r>
+        <w:rPr>
+          <w:lang w:eastAsia="zh-CN"/>
+        </w:rPr>
+        <w:t xml:space="preserve"> Root </w:t>
+      </w:r>
+      <w:r>
+        <w:rPr>
+          <w:lang w:eastAsia="zh-CN"/>
+        </w:rPr>
+        <w:t>到当前节点的层级路径，路径摘要则以文字形式给出当前执行或选择路径，因此在卡片缩小时仍可确认所处位置。</w:t>
+      </w:r>
+    </w:p>
+    <w:p>
+      <w:pPr>
+        <w:rPr>
+          <w:lang w:eastAsia="zh-CN"/>
+        </w:rPr>
+      </w:pPr>
+      <w:r>
+        <w:rPr>
+          <w:lang w:eastAsia="zh-CN"/>
+        </w:rPr>
+        <w:lastRenderedPageBreak/>
+        <w:t>搜索结果可以使用按钮或键盘在前后目标之间移动。多列布局把拥有大量子节点的分支分成多列，避免单层无限向横向扩展；稳定布局尽量保留未修改分支的位置，减少一次编辑造成的大范围移动。自动排列仍保持同级节点从左到右的执行顺序。</w:t>
+      </w:r>
+    </w:p>
+    <w:p>
+      <w:pPr>
+        <w:pStyle w:val="31"/>
+        <w:rPr>
+          <w:lang w:eastAsia="zh-CN"/>
+        </w:rPr>
+      </w:pPr>
+      <w:r>
+        <w:rPr>
+          <w:lang w:eastAsia="zh-CN"/>
+        </w:rPr>
+        <w:t>4.6.4</w:t>
+      </w:r>
+      <w:r>
+        <w:rPr>
+          <w:lang w:eastAsia="zh-CN"/>
+        </w:rPr>
+        <w:t xml:space="preserve">　连线与运行表示</w:t>
+      </w:r>
+    </w:p>
+    <w:p>
+      <w:pPr>
+        <w:rPr>
+          <w:lang w:eastAsia="zh-CN"/>
+        </w:rPr>
+      </w:pPr>
+      <w:r>
+        <w:rPr>
+          <w:lang w:eastAsia="zh-CN"/>
+        </w:rPr>
+        <w:t>插件使用节点下方的输出端口和上方的输入端口表达父子关系。正式连线由插件自行绘制，拖动预览仍使用</w:t>
+      </w:r>
+      <w:r>
+        <w:rPr>
+          <w:lang w:eastAsia="zh-CN"/>
+        </w:rPr>
+        <w:t xml:space="preserve"> Godot </w:t>
+      </w:r>
+      <w:r>
+        <w:rPr>
+          <w:lang w:eastAsia="zh-CN"/>
+        </w:rPr>
+        <w:t>的</w:t>
+      </w:r>
+      <w:r>
+        <w:rPr>
+          <w:lang w:eastAsia="zh-CN"/>
+        </w:rPr>
+        <w:t xml:space="preserve"> GraphEdit </w:t>
+      </w:r>
+      <w:r>
+        <w:rPr>
+          <w:lang w:eastAsia="zh-CN"/>
+        </w:rPr>
+        <w:t>输入处理。正交连线使用水平和垂直线段减少曲线交叉；边捆绑让具有共同父级的连线先共享一段主干，再分向各个子节点。两种方式都保留连线点击、断开、撤销和重做。</w:t>
+      </w:r>
+    </w:p>
+    <w:p>
+      <w:pPr>
+        <w:rPr>
+          <w:lang w:eastAsia="zh-CN"/>
+        </w:rPr>
+      </w:pPr>
+      <w:r>
+        <w:rPr>
+          <w:lang w:eastAsia="zh-CN"/>
+        </w:rPr>
+        <w:t>运行时表示在同一画布上显示活动路径、当前节点、成功或失败状态、非活动分支淡化和失败原因。路径颜色沿父子关系连续传播，</w:t>
+      </w:r>
+      <w:r>
+        <w:rPr>
+          <w:lang w:eastAsia="zh-CN"/>
+        </w:rPr>
+        <w:t xml:space="preserve">Decorator </w:t>
+      </w:r>
+      <w:r>
+        <w:rPr>
+          <w:lang w:eastAsia="zh-CN"/>
+        </w:rPr>
+        <w:t>失败会显示在所属节点附近。这样，用户既能看到静态结构，也能看到本次</w:t>
+      </w:r>
+      <w:r>
+        <w:rPr>
+          <w:lang w:eastAsia="zh-CN"/>
+        </w:rPr>
+        <w:t xml:space="preserve"> Tick </w:t>
+      </w:r>
+      <w:r>
+        <w:rPr>
+          <w:lang w:eastAsia="zh-CN"/>
+        </w:rPr>
+        <w:t>实际经过的分支。</w:t>
+      </w:r>
+    </w:p>
+    <w:p>
+      <w:pPr>
+        <w:pStyle w:val="21"/>
+        <w:rPr>
+          <w:lang w:eastAsia="zh-CN"/>
+        </w:rPr>
+      </w:pPr>
+      <w:r>
+        <w:rPr>
+          <w:lang w:eastAsia="zh-CN"/>
+        </w:rPr>
+        <w:t>4.7</w:t>
+      </w:r>
+      <w:r>
+        <w:rPr>
+          <w:lang w:eastAsia="zh-CN"/>
+        </w:rPr>
+        <w:t xml:space="preserve">　物理屏幕实验基础设施</w:t>
+      </w:r>
+    </w:p>
+    <w:p>
+      <w:pPr>
+        <w:rPr>
+          <w:lang w:eastAsia="zh-CN"/>
+        </w:rPr>
+      </w:pPr>
+      <w:r>
+        <w:rPr>
+          <w:lang w:eastAsia="zh-CN"/>
+        </w:rPr>
+        <w:t>屏幕测试工具读取</w:t>
+      </w:r>
+      <w:r>
+        <w:rPr>
+          <w:lang w:eastAsia="zh-CN"/>
+        </w:rPr>
+        <w:t xml:space="preserve"> EDID </w:t>
+      </w:r>
+      <w:r>
+        <w:rPr>
+          <w:lang w:eastAsia="zh-CN"/>
+        </w:rPr>
+        <w:t>中的物理宽高，并将它与分辨率分开记录。对于宽</w:t>
+      </w:r>
+      <w:r>
+        <w:rPr>
+          <w:lang w:eastAsia="zh-CN"/>
+        </w:rPr>
+        <w:t xml:space="preserve"> W_cm</w:t>
+      </w:r>
+      <w:r>
+        <w:rPr>
+          <w:lang w:eastAsia="zh-CN"/>
+        </w:rPr>
+        <w:t>、高</w:t>
+      </w:r>
+      <w:r>
+        <w:rPr>
+          <w:lang w:eastAsia="zh-CN"/>
+        </w:rPr>
+        <w:t xml:space="preserve"> H_cm </w:t>
+      </w:r>
+      <w:r>
+        <w:rPr>
+          <w:lang w:eastAsia="zh-CN"/>
+        </w:rPr>
+        <w:t>的屏幕，测试画布为</w:t>
+      </w:r>
+    </w:p>
+    <w:p>
+      <w:pPr>
+        <w:ind w:firstLine="0"/>
+        <w:jc w:val="center"/>
+      </w:pPr>
+      <w:r>
+        <w:t>W_c=35W_cm, H_c=35H_cm,</w:t>
+      </w:r>
+    </w:p>
+    <w:p>
+      <w:pPr>
+        <w:rPr>
+          <w:lang w:eastAsia="zh-CN"/>
+        </w:rPr>
+      </w:pPr>
+      <w:r>
+        <w:rPr>
+          <w:lang w:eastAsia="zh-CN"/>
+        </w:rPr>
+        <w:t>其中</w:t>
+      </w:r>
+      <w:r>
+        <w:rPr>
+          <w:lang w:eastAsia="zh-CN"/>
+        </w:rPr>
+        <w:t xml:space="preserve"> W_c </w:t>
+      </w:r>
+      <w:r>
+        <w:rPr>
+          <w:lang w:eastAsia="zh-CN"/>
+        </w:rPr>
+        <w:t>和</w:t>
+      </w:r>
+      <w:r>
+        <w:rPr>
+          <w:lang w:eastAsia="zh-CN"/>
+        </w:rPr>
+        <w:t xml:space="preserve"> H_c </w:t>
+      </w:r>
+      <w:r>
+        <w:rPr>
+          <w:lang w:eastAsia="zh-CN"/>
+        </w:rPr>
+        <w:t>是画布的逻辑宽高。所有屏幕都使用每厘米</w:t>
+      </w:r>
+      <w:r>
+        <w:rPr>
+          <w:lang w:eastAsia="zh-CN"/>
+        </w:rPr>
+        <w:t xml:space="preserve"> 35 </w:t>
+      </w:r>
+      <w:r>
+        <w:rPr>
+          <w:lang w:eastAsia="zh-CN"/>
+        </w:rPr>
+        <w:t>个逻辑单位，因此实验比较的是物理显示面积，而不是不同设备的像素密度。</w:t>
+      </w:r>
+    </w:p>
+    <w:p>
+      <w:pPr>
+        <w:rPr>
+          <w:lang w:eastAsia="zh-CN"/>
+        </w:rPr>
+      </w:pPr>
+      <w:r>
+        <w:rPr>
+          <w:lang w:eastAsia="zh-CN"/>
+        </w:rPr>
+        <w:t>测试窗口会移动到指定屏幕，然后加载同一棵行为树和同一种显示条件。每次测试都会保存设备信息和原始</w:t>
+      </w:r>
+      <w:r>
+        <w:rPr>
+          <w:lang w:eastAsia="zh-CN"/>
+        </w:rPr>
+        <w:t xml:space="preserve"> CSV</w:t>
+      </w:r>
+      <w:r>
+        <w:rPr>
+          <w:lang w:eastAsia="zh-CN"/>
+        </w:rPr>
+        <w:t>。以后接入新屏幕时，新数据写入新的</w:t>
+      </w:r>
+      <w:r>
+        <w:rPr>
+          <w:lang w:eastAsia="zh-CN"/>
+        </w:rPr>
+        <w:t xml:space="preserve"> Session</w:t>
+      </w:r>
+      <w:r>
+        <w:rPr>
+          <w:lang w:eastAsia="zh-CN"/>
+        </w:rPr>
+        <w:t>，不覆盖现有结果。</w:t>
+      </w:r>
+    </w:p>
+    <w:p>
+      <w:pPr>
+        <w:pStyle w:val="21"/>
+        <w:rPr>
+          <w:lang w:eastAsia="zh-CN"/>
+        </w:rPr>
+      </w:pPr>
+      <w:r>
+        <w:rPr>
+          <w:lang w:eastAsia="zh-CN"/>
+        </w:rPr>
+        <w:t>4.8</w:t>
+      </w:r>
+      <w:r>
+        <w:rPr>
+          <w:lang w:eastAsia="zh-CN"/>
+        </w:rPr>
+        <w:t xml:space="preserve">　演示游戏</w:t>
+      </w:r>
+    </w:p>
+    <w:p>
+      <w:pPr>
+        <w:rPr>
+          <w:lang w:eastAsia="zh-CN"/>
+        </w:rPr>
+      </w:pPr>
+      <w:r>
+        <w:rPr>
+          <w:lang w:eastAsia="zh-CN"/>
+        </w:rPr>
+        <w:t>复杂二维竞技场用于确认行为树能够控制实际游戏敌人。玩家可以移动、跳跃、攀爬、近战、冲刺、治疗和短暂隐身。三个守卫共享同一棵</w:t>
+      </w:r>
+      <w:r>
+        <w:rPr>
+          <w:lang w:eastAsia="zh-CN"/>
+        </w:rPr>
+        <w:t xml:space="preserve"> 241 </w:t>
+      </w:r>
+      <w:r>
+        <w:rPr>
+          <w:lang w:eastAsia="zh-CN"/>
+        </w:rPr>
+        <w:t>节点行为树。守卫会根据距离、血量、障碍物和玩家状态选择防御、近战、远程攻击、跳跃、攀爬、追击、搜索、撤退、治疗、巡逻或待机。</w:t>
+      </w:r>
+    </w:p>
+    <w:p>
+      <w:pPr>
+        <w:rPr>
+          <w:lang w:eastAsia="zh-CN"/>
+        </w:rPr>
+      </w:pPr>
+      <w:r>
+        <w:rPr>
+          <w:lang w:eastAsia="zh-CN"/>
+        </w:rPr>
+        <w:lastRenderedPageBreak/>
+        <w:t>敌人在</w:t>
+      </w:r>
+      <w:r>
+        <w:rPr>
+          <w:lang w:eastAsia="zh-CN"/>
+        </w:rPr>
+        <w:t xml:space="preserve"> 330 </w:t>
+      </w:r>
+      <w:r>
+        <w:rPr>
+          <w:lang w:eastAsia="zh-CN"/>
+        </w:rPr>
+        <w:t>像素内发现玩家，只有距离超过</w:t>
+      </w:r>
+      <w:r>
+        <w:rPr>
+          <w:lang w:eastAsia="zh-CN"/>
+        </w:rPr>
+        <w:t xml:space="preserve"> 460 </w:t>
+      </w:r>
+      <w:r>
+        <w:rPr>
+          <w:lang w:eastAsia="zh-CN"/>
+        </w:rPr>
+        <w:t>像素后才会放弃目标。两个不同距离可以避免敌人在边界附近频繁切换状态。游戏使用简单图形，把开发重点放在行为逻辑和测试稳定性上。</w:t>
+      </w:r>
+    </w:p>
+    <w:p>
+      <w:pPr>
         <w:pStyle w:val="1"/>
         <w:pageBreakBefore/>
         <w:rPr>
@@ -3308,13 +5050,13 @@
         <w:rPr>
           <w:lang w:eastAsia="zh-CN"/>
         </w:rPr>
-        <w:t>4</w:t>
-      </w:r>
-      <w:r>
-        <w:rPr>
-          <w:lang w:eastAsia="zh-CN"/>
-        </w:rPr>
-        <w:t>章　系统设计与实现</w:t>
+        <w:t>5</w:t>
+      </w:r>
+      <w:r>
+        <w:rPr>
+          <w:lang w:eastAsia="zh-CN"/>
+        </w:rPr>
+        <w:t>章　结果与分析</w:t>
       </w:r>
     </w:p>
     <w:p>
@@ -3328,13 +5070,13 @@
         <w:rPr>
           <w:lang w:eastAsia="zh-CN"/>
         </w:rPr>
-        <w:t>4.1</w:t>
-      </w:r>
-      <w:r>
-        <w:rPr>
-          <w:lang w:eastAsia="zh-CN"/>
-        </w:rPr>
-        <w:t xml:space="preserve">　架构与项目边界</w:t>
+        <w:t>5.1</w:t>
+      </w:r>
+      <w:r>
+        <w:rPr>
+          <w:lang w:eastAsia="zh-CN"/>
+        </w:rPr>
+        <w:t xml:space="preserve">　插件功能与可玩游戏验证</w:t>
       </w:r>
     </w:p>
     <w:p>
@@ -3347,43 +5089,31 @@
         <w:rPr>
           <w:lang w:eastAsia="zh-CN"/>
         </w:rPr>
-        <w:t>系统分为编辑器、资源、运行时和测试四个部分，如图</w:t>
-      </w:r>
-      <w:r>
-        <w:rPr>
-          <w:lang w:eastAsia="zh-CN"/>
-        </w:rPr>
-        <w:t>4.1</w:t>
-      </w:r>
-      <w:r>
-        <w:rPr>
-          <w:lang w:eastAsia="zh-CN"/>
-        </w:rPr>
-        <w:t>所示。游戏通过资源文件和运行组件执行行为树，不依赖编辑器界面。</w:t>
-      </w:r>
-      <w:r>
-        <w:rPr>
-          <w:lang w:eastAsia="zh-CN"/>
-        </w:rPr>
-        <w:t xml:space="preserve">Live Debug </w:t>
-      </w:r>
-      <w:r>
-        <w:rPr>
-          <w:lang w:eastAsia="zh-CN"/>
-        </w:rPr>
-        <w:t>也只出现在</w:t>
-      </w:r>
-      <w:r>
-        <w:rPr>
-          <w:lang w:eastAsia="zh-CN"/>
-        </w:rPr>
-        <w:t xml:space="preserve"> Godot </w:t>
-      </w:r>
-      <w:r>
-        <w:rPr>
-          <w:lang w:eastAsia="zh-CN"/>
-        </w:rPr>
-        <w:t>编辑器中，不会加入最终游戏画面。</w:t>
+        <w:t>插件功能测试共有</w:t>
+      </w:r>
+      <w:r>
+        <w:rPr>
+          <w:lang w:eastAsia="zh-CN"/>
+        </w:rPr>
+        <w:t xml:space="preserve"> 450 </w:t>
+      </w:r>
+      <w:r>
+        <w:rPr>
+          <w:lang w:eastAsia="zh-CN"/>
+        </w:rPr>
+        <w:t>项检查，全部通过，如表</w:t>
+      </w:r>
+      <w:r>
+        <w:rPr>
+          <w:lang w:eastAsia="zh-CN"/>
+        </w:rPr>
+        <w:t>5.1</w:t>
+      </w:r>
+      <w:r>
+        <w:rPr>
+          <w:lang w:eastAsia="zh-CN"/>
+        </w:rPr>
+        <w:t>所示。日志中没有脚本错误、内存泄漏、非法访问或程序崩溃。因此，后续显示实验使用的是一个功能正确的行为树插件。</w:t>
       </w:r>
     </w:p>
     <w:p>
@@ -3396,84 +5126,51 @@
         <w:rPr>
           <w:lang w:eastAsia="zh-CN"/>
         </w:rPr>
-        <w:t xml:space="preserve">BTTreeResource </w:t>
-      </w:r>
-      <w:r>
-        <w:rPr>
-          <w:lang w:eastAsia="zh-CN"/>
-        </w:rPr>
-        <w:t>保存整棵树，</w:t>
-      </w:r>
-      <w:r>
-        <w:rPr>
-          <w:lang w:eastAsia="zh-CN"/>
-        </w:rPr>
-        <w:t xml:space="preserve">BTNodeResource </w:t>
-      </w:r>
-      <w:r>
-        <w:rPr>
-          <w:lang w:eastAsia="zh-CN"/>
-        </w:rPr>
-        <w:t>保存单个节点的类型、参数、位置和父级关系。</w:t>
-      </w:r>
-      <w:r>
-        <w:rPr>
-          <w:lang w:eastAsia="zh-CN"/>
-        </w:rPr>
-        <w:t xml:space="preserve">BehaviorTreeRunner </w:t>
-      </w:r>
-      <w:r>
-        <w:rPr>
-          <w:lang w:eastAsia="zh-CN"/>
-        </w:rPr>
-        <w:t>负责执行行为树，</w:t>
-      </w:r>
-      <w:r>
-        <w:rPr>
-          <w:lang w:eastAsia="zh-CN"/>
-        </w:rPr>
-        <w:t xml:space="preserve">BehaviorTreeComponent </w:t>
-      </w:r>
-      <w:r>
-        <w:rPr>
-          <w:lang w:eastAsia="zh-CN"/>
-        </w:rPr>
-        <w:t>则把行为树连接到场景中的</w:t>
-      </w:r>
-      <w:r>
-        <w:rPr>
-          <w:lang w:eastAsia="zh-CN"/>
-        </w:rPr>
-        <w:t xml:space="preserve"> Actor</w:t>
-      </w:r>
-      <w:r>
-        <w:rPr>
-          <w:lang w:eastAsia="zh-CN"/>
-        </w:rPr>
-        <w:t>。编辑器主界面负责画布、属性编辑、黑板、历史记录和</w:t>
-      </w:r>
-      <w:r>
-        <w:rPr>
-          <w:lang w:eastAsia="zh-CN"/>
-        </w:rPr>
-        <w:t xml:space="preserve"> Live Debug</w:t>
-      </w:r>
-      <w:r>
-        <w:rPr>
-          <w:lang w:eastAsia="zh-CN"/>
-        </w:rPr>
-        <w:t>。这样的分工使资源、执行逻辑和显示界面可以分别测试。</w:t>
+        <w:t>可玩场景也通过了测试。敌人会根据情况追击、近战、防御、远程攻击、跳过障碍、攀爬梯子、搜索玩家、撤退和治疗。</w:t>
+      </w:r>
+      <w:r>
+        <w:rPr>
+          <w:lang w:eastAsia="zh-CN"/>
+        </w:rPr>
+        <w:t xml:space="preserve">Actor </w:t>
+      </w:r>
+      <w:r>
+        <w:rPr>
+          <w:lang w:eastAsia="zh-CN"/>
+        </w:rPr>
+        <w:t>方法负责实际移动和伤害，</w:t>
+      </w:r>
+      <w:r>
+        <w:rPr>
+          <w:lang w:eastAsia="zh-CN"/>
+        </w:rPr>
+        <w:t xml:space="preserve">241 </w:t>
+      </w:r>
+      <w:r>
+        <w:rPr>
+          <w:lang w:eastAsia="zh-CN"/>
+        </w:rPr>
+        <w:t>节点行为树负责选择行为、决定执行顺序和中断低优先级行为。这部分只证明插件能够正确控制复杂敌人，不作为独立的显示优化实验。</w:t>
       </w:r>
     </w:p>
     <w:p>
       <w:pPr>
         <w:pStyle w:val="21"/>
-      </w:pPr>
-      <w:r>
-        <w:t>4.2</w:t>
-      </w:r>
-      <w:r>
-        <w:t xml:space="preserve">　资源模型与校验</w:t>
+        <w:rPr>
+          <w:lang w:eastAsia="zh-CN"/>
+        </w:rPr>
+      </w:pPr>
+      <w:r>
+        <w:rPr>
+          <w:lang w:eastAsia="zh-CN"/>
+        </w:rPr>
+        <w:t>5.2</w:t>
+      </w:r>
+      <w:r>
+        <w:rPr>
+          <w:lang w:eastAsia="zh-CN"/>
+        </w:rPr>
+        <w:t xml:space="preserve">　受控多规模显示结果</w:t>
       </w:r>
     </w:p>
     <w:p>
@@ -3483,37 +5180,82 @@
         </w:rPr>
       </w:pPr>
       <w:r>
-        <w:t>普通节点使用</w:t>
-      </w:r>
-      <w:r>
-        <w:t xml:space="preserve"> parent_id </w:t>
-      </w:r>
-      <w:r>
-        <w:t>记录父节点，</w:t>
-      </w:r>
-      <w:r>
-        <w:t xml:space="preserve">Decorator </w:t>
-      </w:r>
-      <w:r>
-        <w:t>使用单独的</w:t>
-      </w:r>
-      <w:r>
-        <w:t xml:space="preserve"> decorator_parent_id</w:t>
-      </w:r>
-      <w:r>
-        <w:t>。因此</w:t>
-      </w:r>
-      <w:r>
-        <w:t xml:space="preserve"> Decorator </w:t>
-      </w:r>
-      <w:r>
-        <w:t>不会被错误地当作普通子节点执行。同级子节点按画布上的横向位置排序，所以从左到右的显示顺序就是执行顺序。</w:t>
-      </w:r>
-      <w:r>
-        <w:rPr>
-          <w:lang w:eastAsia="zh-CN"/>
-        </w:rPr>
-        <w:t>保存资源时，节点位置和这个顺序都会被保留。</w:t>
+        <w:rPr>
+          <w:lang w:eastAsia="zh-CN"/>
+        </w:rPr>
+        <w:t>受控实验获得了计划中的</w:t>
+      </w:r>
+      <w:r>
+        <w:rPr>
+          <w:lang w:eastAsia="zh-CN"/>
+        </w:rPr>
+        <w:t xml:space="preserve"> 900 </w:t>
+      </w:r>
+      <w:r>
+        <w:rPr>
+          <w:lang w:eastAsia="zh-CN"/>
+        </w:rPr>
+        <w:t>条数据，所有预设检查均通过。表</w:t>
+      </w:r>
+      <w:r>
+        <w:rPr>
+          <w:lang w:eastAsia="zh-CN"/>
+        </w:rPr>
+        <w:t>5.2</w:t>
+      </w:r>
+      <w:r>
+        <w:rPr>
+          <w:lang w:eastAsia="zh-CN"/>
+        </w:rPr>
+        <w:t>给出五种树规模的主要结果。</w:t>
+      </w:r>
+      <w:r>
+        <w:rPr>
+          <w:lang w:eastAsia="zh-CN"/>
+        </w:rPr>
+        <w:t xml:space="preserve">Compact </w:t>
+      </w:r>
+      <w:r>
+        <w:rPr>
+          <w:lang w:eastAsia="zh-CN"/>
+        </w:rPr>
+        <w:t>没有隐藏节点，但把卡片总面积减少了</w:t>
+      </w:r>
+      <w:r>
+        <w:rPr>
+          <w:lang w:eastAsia="zh-CN"/>
+        </w:rPr>
+        <w:t xml:space="preserve"> 61.09–61.35%</w:t>
+      </w:r>
+      <w:r>
+        <w:rPr>
+          <w:lang w:eastAsia="zh-CN"/>
+        </w:rPr>
+        <w:t>。</w:t>
+      </w:r>
+      <w:r>
+        <w:rPr>
+          <w:lang w:eastAsia="zh-CN"/>
+        </w:rPr>
+        <w:t xml:space="preserve">Optimized Overview </w:t>
+      </w:r>
+      <w:r>
+        <w:rPr>
+          <w:lang w:eastAsia="zh-CN"/>
+        </w:rPr>
+        <w:t>同样保留全部节点，卡片总面积减少了</w:t>
+      </w:r>
+      <w:r>
+        <w:rPr>
+          <w:lang w:eastAsia="zh-CN"/>
+        </w:rPr>
+        <w:t xml:space="preserve"> 90.27–90.34%</w:t>
+      </w:r>
+      <w:r>
+        <w:rPr>
+          <w:lang w:eastAsia="zh-CN"/>
+        </w:rPr>
+        <w:t>。这说明两种方式能够减少画面占用，但不能说明用户完成任务的速度提高了相同比例。</w:t>
       </w:r>
     </w:p>
     <w:p>
@@ -3523,178 +5265,253 @@
         </w:rPr>
       </w:pPr>
       <w:r>
-        <w:t>保存前会检查</w:t>
-      </w:r>
-      <w:r>
-        <w:t xml:space="preserve"> Root </w:t>
-      </w:r>
-      <w:r>
-        <w:t>是否存在、节点</w:t>
-      </w:r>
-      <w:r>
-        <w:t xml:space="preserve"> ID </w:t>
-      </w:r>
-      <w:r>
-        <w:t>是否重复、父级是否有效、</w:t>
-      </w:r>
-      <w:r>
-        <w:t xml:space="preserve">Decorator </w:t>
-      </w:r>
-      <w:r>
-        <w:t>是否正确附着，以及节点参数是否完整。例如，</w:t>
-      </w:r>
-      <w:r>
-        <w:t xml:space="preserve">Root </w:t>
-      </w:r>
-      <w:r>
-        <w:t>不能有父级，</w:t>
-      </w:r>
-      <w:r>
-        <w:t xml:space="preserve">Action </w:t>
-      </w:r>
-      <w:r>
+        <w:rPr>
+          <w:lang w:eastAsia="zh-CN"/>
+        </w:rPr>
+        <w:t xml:space="preserve">Search </w:t>
+      </w:r>
+      <w:r>
+        <w:rPr>
+          <w:lang w:eastAsia="zh-CN"/>
+        </w:rPr>
+        <w:t>会突出唯一目标，并把它移入视口。非目标节点的淡化比例从</w:t>
+      </w:r>
+      <w:r>
+        <w:rPr>
+          <w:lang w:eastAsia="zh-CN"/>
+        </w:rPr>
+        <w:t xml:space="preserve"> 31 </w:t>
+      </w:r>
+      <w:r>
+        <w:rPr>
+          <w:lang w:eastAsia="zh-CN"/>
+        </w:rPr>
+        <w:t>节点树的</w:t>
+      </w:r>
+      <w:r>
+        <w:rPr>
+          <w:lang w:eastAsia="zh-CN"/>
+        </w:rPr>
+        <w:t xml:space="preserve"> 96.15% </w:t>
+      </w:r>
+      <w:r>
+        <w:rPr>
+          <w:lang w:eastAsia="zh-CN"/>
+        </w:rPr>
+        <w:t>增加到</w:t>
+      </w:r>
+      <w:r>
+        <w:rPr>
+          <w:lang w:eastAsia="zh-CN"/>
+        </w:rPr>
+        <w:t xml:space="preserve"> 364 </w:t>
+      </w:r>
+      <w:r>
+        <w:rPr>
+          <w:lang w:eastAsia="zh-CN"/>
+        </w:rPr>
+        <w:t>节点树的</w:t>
+      </w:r>
+      <w:r>
+        <w:rPr>
+          <w:lang w:eastAsia="zh-CN"/>
+        </w:rPr>
+        <w:t xml:space="preserve"> 99.67%</w:t>
+      </w:r>
+      <w:r>
+        <w:rPr>
+          <w:lang w:eastAsia="zh-CN"/>
+        </w:rPr>
+        <w:t>。</w:t>
+      </w:r>
+      <w:r>
+        <w:rPr>
+          <w:lang w:eastAsia="zh-CN"/>
+        </w:rPr>
+        <w:t xml:space="preserve">Focus </w:t>
+      </w:r>
+      <w:r>
+        <w:rPr>
+          <w:lang w:eastAsia="zh-CN"/>
+        </w:rPr>
         <w:t>和</w:t>
       </w:r>
       <w:r>
-        <w:t xml:space="preserve"> Condition </w:t>
-      </w:r>
-      <w:r>
-        <w:t>不能拥有普通子节点。</w:t>
-      </w:r>
-      <w:r>
-        <w:rPr>
-          <w:lang w:eastAsia="zh-CN"/>
-        </w:rPr>
-        <w:t>编辑器保存和自动测试使用同一套检查规则。</w:t>
+        <w:rPr>
+          <w:lang w:eastAsia="zh-CN"/>
+        </w:rPr>
+        <w:t xml:space="preserve"> Collapse </w:t>
+      </w:r>
+      <w:r>
+        <w:rPr>
+          <w:lang w:eastAsia="zh-CN"/>
+        </w:rPr>
+        <w:t>会减少当前显示的上下文，但不会删除资源节点。</w:t>
+      </w:r>
+      <w:r>
+        <w:rPr>
+          <w:lang w:eastAsia="zh-CN"/>
+        </w:rPr>
+        <w:t xml:space="preserve">364 </w:t>
+      </w:r>
+      <w:r>
+        <w:rPr>
+          <w:lang w:eastAsia="zh-CN"/>
+        </w:rPr>
+        <w:t>节点树的</w:t>
+      </w:r>
+      <w:r>
+        <w:rPr>
+          <w:lang w:eastAsia="zh-CN"/>
+        </w:rPr>
+        <w:t xml:space="preserve"> Focus </w:t>
+      </w:r>
+      <w:r>
+        <w:rPr>
+          <w:lang w:eastAsia="zh-CN"/>
+        </w:rPr>
+        <w:t>减少比例没有继续上升，是因为固定目标在这棵树中拥有较大的局部分支。所有条件都保持了节点位置和从左到右的执行顺序。</w:t>
       </w:r>
     </w:p>
     <w:p>
       <w:pPr>
-        <w:rPr>
-          <w:lang w:eastAsia="zh-CN"/>
-        </w:rPr>
-      </w:pPr>
-      <w:r>
-        <w:rPr>
-          <w:lang w:eastAsia="zh-CN"/>
-        </w:rPr>
-        <w:t>黑板</w:t>
-      </w:r>
-      <w:r>
-        <w:rPr>
-          <w:lang w:eastAsia="zh-CN"/>
-        </w:rPr>
-        <w:t xml:space="preserve"> Schema </w:t>
-      </w:r>
-      <w:r>
-        <w:rPr>
-          <w:lang w:eastAsia="zh-CN"/>
-        </w:rPr>
-        <w:t>可以声明</w:t>
-      </w:r>
-      <w:r>
-        <w:rPr>
-          <w:lang w:eastAsia="zh-CN"/>
-        </w:rPr>
-        <w:t xml:space="preserve"> Bool</w:t>
-      </w:r>
-      <w:r>
-        <w:rPr>
-          <w:lang w:eastAsia="zh-CN"/>
-        </w:rPr>
-        <w:t>、</w:t>
-      </w:r>
-      <w:r>
-        <w:rPr>
-          <w:lang w:eastAsia="zh-CN"/>
-        </w:rPr>
-        <w:t>Int</w:t>
-      </w:r>
-      <w:r>
-        <w:rPr>
-          <w:lang w:eastAsia="zh-CN"/>
-        </w:rPr>
-        <w:t>、</w:t>
-      </w:r>
-      <w:r>
-        <w:rPr>
-          <w:lang w:eastAsia="zh-CN"/>
-        </w:rPr>
-        <w:t>Float</w:t>
-      </w:r>
-      <w:r>
-        <w:rPr>
-          <w:lang w:eastAsia="zh-CN"/>
-        </w:rPr>
-        <w:t>、</w:t>
-      </w:r>
-      <w:r>
-        <w:rPr>
-          <w:lang w:eastAsia="zh-CN"/>
-        </w:rPr>
-        <w:t xml:space="preserve">String </w:t>
-      </w:r>
-      <w:r>
-        <w:rPr>
-          <w:lang w:eastAsia="zh-CN"/>
-        </w:rPr>
-        <w:t>和</w:t>
-      </w:r>
-      <w:r>
-        <w:rPr>
-          <w:lang w:eastAsia="zh-CN"/>
-        </w:rPr>
-        <w:t xml:space="preserve"> Vector2 </w:t>
-      </w:r>
-      <w:r>
-        <w:rPr>
-          <w:lang w:eastAsia="zh-CN"/>
-        </w:rPr>
-        <w:t>类型，并为每个键设置默认值。严格模式会报告未声明或无效的键。</w:t>
-      </w:r>
-      <w:r>
-        <w:rPr>
-          <w:lang w:eastAsia="zh-CN"/>
-        </w:rPr>
-        <w:t xml:space="preserve">Inspector </w:t>
-      </w:r>
-      <w:r>
-        <w:rPr>
-          <w:lang w:eastAsia="zh-CN"/>
-        </w:rPr>
-        <w:t>提供键选择器，同时保留自由输入方式。</w:t>
-      </w:r>
-      <w:r>
-        <w:rPr>
-          <w:lang w:eastAsia="zh-CN"/>
-        </w:rPr>
-        <w:t xml:space="preserve">Schema </w:t>
-      </w:r>
-      <w:r>
-        <w:rPr>
-          <w:lang w:eastAsia="zh-CN"/>
-        </w:rPr>
-        <w:t>修改也进入撤销和重做历史。</w:t>
+        <w:pStyle w:val="21"/>
+        <w:rPr>
+          <w:lang w:eastAsia="zh-CN"/>
+        </w:rPr>
+      </w:pPr>
+      <w:r>
+        <w:rPr>
+          <w:lang w:eastAsia="zh-CN"/>
+        </w:rPr>
+        <w:t>5.3</w:t>
+      </w:r>
+      <w:r>
+        <w:rPr>
+          <w:lang w:eastAsia="zh-CN"/>
+        </w:rPr>
+        <w:t xml:space="preserve">　物理屏幕尺寸结果</w:t>
       </w:r>
     </w:p>
     <w:p>
       <w:pPr>
-        <w:pStyle w:val="21"/>
-        <w:rPr>
-          <w:lang w:eastAsia="zh-CN"/>
-        </w:rPr>
-      </w:pPr>
-      <w:r>
-        <w:rPr>
-          <w:lang w:eastAsia="zh-CN"/>
-        </w:rPr>
-        <w:t>4.3</w:t>
-      </w:r>
-      <w:r>
-        <w:rPr>
-          <w:lang w:eastAsia="zh-CN"/>
-        </w:rPr>
-        <w:t xml:space="preserve">　运行时语义</w:t>
+        <w:rPr>
+          <w:lang w:eastAsia="zh-CN"/>
+        </w:rPr>
+      </w:pPr>
+      <w:r>
+        <w:rPr>
+          <w:lang w:eastAsia="zh-CN"/>
+        </w:rPr>
+        <w:t>三块屏幕上的</w:t>
+      </w:r>
+      <w:r>
+        <w:rPr>
+          <w:lang w:eastAsia="zh-CN"/>
+        </w:rPr>
+        <w:t xml:space="preserve"> 270 </w:t>
+      </w:r>
+      <w:r>
+        <w:rPr>
+          <w:lang w:eastAsia="zh-CN"/>
+        </w:rPr>
+        <w:t>次测试全部完成，没有失败。表</w:t>
+      </w:r>
+      <w:r>
+        <w:rPr>
+          <w:lang w:eastAsia="zh-CN"/>
+        </w:rPr>
+        <w:t>5.3</w:t>
+      </w:r>
+      <w:r>
+        <w:rPr>
+          <w:lang w:eastAsia="zh-CN"/>
+        </w:rPr>
+        <w:t>列出</w:t>
+      </w:r>
+      <w:r>
+        <w:rPr>
+          <w:lang w:eastAsia="zh-CN"/>
+        </w:rPr>
+        <w:t xml:space="preserve"> 241 </w:t>
+      </w:r>
+      <w:r>
+        <w:rPr>
+          <w:lang w:eastAsia="zh-CN"/>
+        </w:rPr>
+        <w:t>和</w:t>
+      </w:r>
+      <w:r>
+        <w:rPr>
+          <w:lang w:eastAsia="zh-CN"/>
+        </w:rPr>
+        <w:t xml:space="preserve"> 364 </w:t>
+      </w:r>
+      <w:r>
+        <w:rPr>
+          <w:lang w:eastAsia="zh-CN"/>
+        </w:rPr>
+        <w:t>节点树的结果。</w:t>
+      </w:r>
+      <w:r>
+        <w:rPr>
+          <w:lang w:eastAsia="zh-CN"/>
+        </w:rPr>
+        <w:t>“</w:t>
+      </w:r>
+      <w:r>
+        <w:rPr>
+          <w:lang w:eastAsia="zh-CN"/>
+        </w:rPr>
+        <w:t>覆盖率</w:t>
+      </w:r>
+      <w:r>
+        <w:rPr>
+          <w:lang w:eastAsia="zh-CN"/>
+        </w:rPr>
+        <w:t>”</w:t>
+      </w:r>
+      <w:r>
+        <w:rPr>
+          <w:lang w:eastAsia="zh-CN"/>
+        </w:rPr>
+        <w:t>表示画布能够容纳的卡片中心比例；</w:t>
+      </w:r>
+      <w:r>
+        <w:rPr>
+          <w:lang w:eastAsia="zh-CN"/>
+        </w:rPr>
+        <w:t>“</w:t>
+      </w:r>
+      <w:r>
+        <w:rPr>
+          <w:lang w:eastAsia="zh-CN"/>
+        </w:rPr>
+        <w:t>图</w:t>
+      </w:r>
+      <w:r>
+        <w:rPr>
+          <w:lang w:eastAsia="zh-CN"/>
+        </w:rPr>
+        <w:t>/</w:t>
+      </w:r>
+      <w:r>
+        <w:rPr>
+          <w:lang w:eastAsia="zh-CN"/>
+        </w:rPr>
+        <w:t>屏幕</w:t>
+      </w:r>
+      <w:r>
+        <w:rPr>
+          <w:lang w:eastAsia="zh-CN"/>
+        </w:rPr>
+        <w:t>”</w:t>
+      </w:r>
+      <w:r>
+        <w:rPr>
+          <w:lang w:eastAsia="zh-CN"/>
+        </w:rPr>
+        <w:t>表示完整行为树面积是屏幕测试面积的多少倍。</w:t>
       </w:r>
     </w:p>
     <w:p>
@@ -3707,67 +5524,146 @@
         <w:rPr>
           <w:lang w:eastAsia="zh-CN"/>
         </w:rPr>
-        <w:t>行为树每次更新都会返回</w:t>
-      </w:r>
-      <w:r>
-        <w:rPr>
-          <w:lang w:eastAsia="zh-CN"/>
-        </w:rPr>
-        <w:t xml:space="preserve"> success</w:t>
-      </w:r>
-      <w:r>
-        <w:rPr>
-          <w:lang w:eastAsia="zh-CN"/>
-        </w:rPr>
-        <w:t>、</w:t>
-      </w:r>
-      <w:r>
-        <w:rPr>
-          <w:lang w:eastAsia="zh-CN"/>
-        </w:rPr>
-        <w:t xml:space="preserve">failure </w:t>
-      </w:r>
-      <w:r>
-        <w:rPr>
-          <w:lang w:eastAsia="zh-CN"/>
-        </w:rPr>
-        <w:t>或</w:t>
-      </w:r>
-      <w:r>
-        <w:rPr>
-          <w:lang w:eastAsia="zh-CN"/>
-        </w:rPr>
-        <w:t xml:space="preserve"> running</w:t>
-      </w:r>
-      <w:r>
-        <w:rPr>
-          <w:lang w:eastAsia="zh-CN"/>
-        </w:rPr>
-        <w:t>。需要跨帧继续执行的节点会按</w:t>
-      </w:r>
-      <w:r>
-        <w:rPr>
-          <w:lang w:eastAsia="zh-CN"/>
-        </w:rPr>
-        <w:t xml:space="preserve"> ID </w:t>
-      </w:r>
-      <w:r>
-        <w:rPr>
-          <w:lang w:eastAsia="zh-CN"/>
-        </w:rPr>
-        <w:t>保存进度；重启、切换行为树或中断分支时会清除这些记录。表</w:t>
-      </w:r>
-      <w:r>
-        <w:rPr>
-          <w:lang w:eastAsia="zh-CN"/>
-        </w:rPr>
-        <w:t>4.1</w:t>
-      </w:r>
-      <w:r>
-        <w:rPr>
-          <w:lang w:eastAsia="zh-CN"/>
-        </w:rPr>
-        <w:t>概括各类节点的行为。</w:t>
+        <w:t>屏幕从</w:t>
+      </w:r>
+      <w:r>
+        <w:rPr>
+          <w:lang w:eastAsia="zh-CN"/>
+        </w:rPr>
+        <w:t xml:space="preserve"> 15.94 </w:t>
+      </w:r>
+      <w:r>
+        <w:rPr>
+          <w:lang w:eastAsia="zh-CN"/>
+        </w:rPr>
+        <w:t>英寸增大到</w:t>
+      </w:r>
+      <w:r>
+        <w:rPr>
+          <w:lang w:eastAsia="zh-CN"/>
+        </w:rPr>
+        <w:t xml:space="preserve"> 31.55 </w:t>
+      </w:r>
+      <w:r>
+        <w:rPr>
+          <w:lang w:eastAsia="zh-CN"/>
+        </w:rPr>
+        <w:t>英寸后，</w:t>
+      </w:r>
+      <w:r>
+        <w:rPr>
+          <w:lang w:eastAsia="zh-CN"/>
+        </w:rPr>
+        <w:t xml:space="preserve">241 </w:t>
+      </w:r>
+      <w:r>
+        <w:rPr>
+          <w:lang w:eastAsia="zh-CN"/>
+        </w:rPr>
+        <w:t>节点树的</w:t>
+      </w:r>
+      <w:r>
+        <w:rPr>
+          <w:lang w:eastAsia="zh-CN"/>
+        </w:rPr>
+        <w:t xml:space="preserve"> Baseline </w:t>
+      </w:r>
+      <w:r>
+        <w:rPr>
+          <w:lang w:eastAsia="zh-CN"/>
+        </w:rPr>
+        <w:t>覆盖率从</w:t>
+      </w:r>
+      <w:r>
+        <w:rPr>
+          <w:lang w:eastAsia="zh-CN"/>
+        </w:rPr>
+        <w:t xml:space="preserve"> 18.32% </w:t>
+      </w:r>
+      <w:r>
+        <w:rPr>
+          <w:lang w:eastAsia="zh-CN"/>
+        </w:rPr>
+        <w:t>增加到</w:t>
+      </w:r>
+      <w:r>
+        <w:rPr>
+          <w:lang w:eastAsia="zh-CN"/>
+        </w:rPr>
+        <w:t xml:space="preserve"> 46.53%</w:t>
+      </w:r>
+      <w:r>
+        <w:rPr>
+          <w:lang w:eastAsia="zh-CN"/>
+        </w:rPr>
+        <w:t>，</w:t>
+      </w:r>
+      <w:r>
+        <w:rPr>
+          <w:lang w:eastAsia="zh-CN"/>
+        </w:rPr>
+        <w:t xml:space="preserve">364 </w:t>
+      </w:r>
+      <w:r>
+        <w:rPr>
+          <w:lang w:eastAsia="zh-CN"/>
+        </w:rPr>
+        <w:t>节点树从</w:t>
+      </w:r>
+      <w:r>
+        <w:rPr>
+          <w:lang w:eastAsia="zh-CN"/>
+        </w:rPr>
+        <w:t xml:space="preserve"> 12.13% </w:t>
+      </w:r>
+      <w:r>
+        <w:rPr>
+          <w:lang w:eastAsia="zh-CN"/>
+        </w:rPr>
+        <w:t>增加到</w:t>
+      </w:r>
+      <w:r>
+        <w:rPr>
+          <w:lang w:eastAsia="zh-CN"/>
+        </w:rPr>
+        <w:t xml:space="preserve"> 30.82%</w:t>
+      </w:r>
+      <w:r>
+        <w:rPr>
+          <w:lang w:eastAsia="zh-CN"/>
+        </w:rPr>
+        <w:t>。两种树的覆盖</w:t>
+      </w:r>
+      <w:r>
+        <w:rPr>
+          <w:lang w:eastAsia="zh-CN"/>
+        </w:rPr>
+        <w:lastRenderedPageBreak/>
+        <w:t>率都变为原来的</w:t>
+      </w:r>
+      <w:r>
+        <w:rPr>
+          <w:lang w:eastAsia="zh-CN"/>
+        </w:rPr>
+        <w:t xml:space="preserve"> 2.54 </w:t>
+      </w:r>
+      <w:r>
+        <w:rPr>
+          <w:lang w:eastAsia="zh-CN"/>
+        </w:rPr>
+        <w:t>倍。完整树相对屏幕的面积比例则下降了</w:t>
+      </w:r>
+      <w:r>
+        <w:rPr>
+          <w:lang w:eastAsia="zh-CN"/>
+        </w:rPr>
+        <w:t xml:space="preserve"> 72.60%</w:t>
+      </w:r>
+      <w:r>
+        <w:rPr>
+          <w:lang w:eastAsia="zh-CN"/>
+        </w:rPr>
+        <w:t>。这说明更大的物理屏幕能够显示更多上下文，但不能证明开发者一定更容易理解这些内容。</w:t>
       </w:r>
     </w:p>
     <w:p>
@@ -3780,50 +5676,115 @@
         <w:rPr>
           <w:lang w:eastAsia="zh-CN"/>
         </w:rPr>
-        <w:lastRenderedPageBreak/>
-        <w:t xml:space="preserve">Action </w:t>
-      </w:r>
-      <w:r>
-        <w:rPr>
-          <w:lang w:eastAsia="zh-CN"/>
-        </w:rPr>
-        <w:t>和</w:t>
-      </w:r>
-      <w:r>
-        <w:rPr>
-          <w:lang w:eastAsia="zh-CN"/>
-        </w:rPr>
-        <w:t xml:space="preserve"> Actor </w:t>
-      </w:r>
-      <w:r>
-        <w:rPr>
-          <w:lang w:eastAsia="zh-CN"/>
-        </w:rPr>
-        <w:t>模式的</w:t>
-      </w:r>
-      <w:r>
-        <w:rPr>
-          <w:lang w:eastAsia="zh-CN"/>
-        </w:rPr>
-        <w:t xml:space="preserve"> Condition </w:t>
-      </w:r>
-      <w:r>
-        <w:rPr>
-          <w:lang w:eastAsia="zh-CN"/>
-        </w:rPr>
-        <w:t>使用统一接口调用</w:t>
-      </w:r>
-      <w:r>
-        <w:rPr>
-          <w:lang w:eastAsia="zh-CN"/>
-        </w:rPr>
-        <w:t xml:space="preserve"> Actor </w:t>
-      </w:r>
-      <w:r>
-        <w:rPr>
-          <w:lang w:eastAsia="zh-CN"/>
-        </w:rPr>
-        <w:t>方法。如果方法不存在，节点返回失败并显示原因，而不是使游戏崩溃。黑板条件支持键是否存在、真假、相等、不等和数值大小比较。</w:t>
+        <w:t>显示优化在三块屏幕上的相对效果基本一致。</w:t>
+      </w:r>
+      <w:r>
+        <w:rPr>
+          <w:lang w:eastAsia="zh-CN"/>
+        </w:rPr>
+        <w:t xml:space="preserve">Compact </w:t>
+      </w:r>
+      <w:r>
+        <w:rPr>
+          <w:lang w:eastAsia="zh-CN"/>
+        </w:rPr>
+        <w:t>的面积减少比例保持在</w:t>
+      </w:r>
+      <w:r>
+        <w:rPr>
+          <w:lang w:eastAsia="zh-CN"/>
+        </w:rPr>
+        <w:t xml:space="preserve"> 61.09–61.35%</w:t>
+      </w:r>
+      <w:r>
+        <w:rPr>
+          <w:lang w:eastAsia="zh-CN"/>
+        </w:rPr>
+        <w:t>，</w:t>
+      </w:r>
+      <w:r>
+        <w:rPr>
+          <w:lang w:eastAsia="zh-CN"/>
+        </w:rPr>
+        <w:t xml:space="preserve">Overview </w:t>
+      </w:r>
+      <w:r>
+        <w:rPr>
+          <w:lang w:eastAsia="zh-CN"/>
+        </w:rPr>
+        <w:t>保持在</w:t>
+      </w:r>
+      <w:r>
+        <w:rPr>
+          <w:lang w:eastAsia="zh-CN"/>
+        </w:rPr>
+        <w:t xml:space="preserve"> 90.27–90.34%</w:t>
+      </w:r>
+      <w:r>
+        <w:rPr>
+          <w:lang w:eastAsia="zh-CN"/>
+        </w:rPr>
+        <w:t>。</w:t>
+      </w:r>
+      <w:r>
+        <w:rPr>
+          <w:lang w:eastAsia="zh-CN"/>
+        </w:rPr>
+        <w:t xml:space="preserve">Search </w:t>
+      </w:r>
+      <w:r>
+        <w:rPr>
+          <w:lang w:eastAsia="zh-CN"/>
+        </w:rPr>
+        <w:t>在全部</w:t>
+      </w:r>
+      <w:r>
+        <w:rPr>
+          <w:lang w:eastAsia="zh-CN"/>
+        </w:rPr>
+        <w:t xml:space="preserve"> 15 </w:t>
+      </w:r>
+      <w:r>
+        <w:rPr>
+          <w:lang w:eastAsia="zh-CN"/>
+        </w:rPr>
+        <w:t>个</w:t>
+      </w:r>
+      <w:r>
+        <w:rPr>
+          <w:lang w:eastAsia="zh-CN"/>
+        </w:rPr>
+        <w:t>“</w:t>
+      </w:r>
+      <w:r>
+        <w:rPr>
+          <w:lang w:eastAsia="zh-CN"/>
+        </w:rPr>
+        <w:t>屏幕</w:t>
+      </w:r>
+      <w:r>
+        <w:rPr>
+          <w:lang w:eastAsia="zh-CN"/>
+        </w:rPr>
+        <w:t>–</w:t>
+      </w:r>
+      <w:r>
+        <w:rPr>
+          <w:lang w:eastAsia="zh-CN"/>
+        </w:rPr>
+        <w:t>规模</w:t>
+      </w:r>
+      <w:r>
+        <w:rPr>
+          <w:lang w:eastAsia="zh-CN"/>
+        </w:rPr>
+        <w:t>”</w:t>
+      </w:r>
+      <w:r>
+        <w:rPr>
+          <w:lang w:eastAsia="zh-CN"/>
+        </w:rPr>
+        <w:t>组合中都把目标放入视口。所有条件也都保持了节点位置和执行顺序。</w:t>
       </w:r>
     </w:p>
     <w:p>
@@ -3836,82 +5797,271 @@
         <w:rPr>
           <w:lang w:eastAsia="zh-CN"/>
         </w:rPr>
-        <w:t xml:space="preserve">Decorator </w:t>
-      </w:r>
-      <w:r>
-        <w:rPr>
-          <w:lang w:eastAsia="zh-CN"/>
-        </w:rPr>
-        <w:t>会在所属节点执行前后改变条件或结果。已实现的功能包括黑板比较、冷却时间、时间限制、结果反转、强制结果和重复。重置子树时，</w:t>
-      </w:r>
-      <w:r>
-        <w:rPr>
-          <w:lang w:eastAsia="zh-CN"/>
-        </w:rPr>
-        <w:t xml:space="preserve">Decorator </w:t>
-      </w:r>
-      <w:r>
-        <w:rPr>
-          <w:lang w:eastAsia="zh-CN"/>
-        </w:rPr>
-        <w:t>和子节点保存的运行进度会一起清除。</w:t>
+        <w:t>结构裁剪对小屏幕的影响更明显。对于</w:t>
+      </w:r>
+      <w:r>
+        <w:rPr>
+          <w:lang w:eastAsia="zh-CN"/>
+        </w:rPr>
+        <w:t xml:space="preserve"> 241 </w:t>
+      </w:r>
+      <w:r>
+        <w:rPr>
+          <w:lang w:eastAsia="zh-CN"/>
+        </w:rPr>
+        <w:t>节点树，三块屏幕上的</w:t>
+      </w:r>
+      <w:r>
+        <w:rPr>
+          <w:lang w:eastAsia="zh-CN"/>
+        </w:rPr>
+        <w:t xml:space="preserve"> Subtree Focus </w:t>
+      </w:r>
+      <w:r>
+        <w:rPr>
+          <w:lang w:eastAsia="zh-CN"/>
+        </w:rPr>
+        <w:t>覆盖率依次为</w:t>
+      </w:r>
+      <w:r>
+        <w:rPr>
+          <w:lang w:eastAsia="zh-CN"/>
+        </w:rPr>
+        <w:t xml:space="preserve"> 82.35%</w:t>
+      </w:r>
+      <w:r>
+        <w:rPr>
+          <w:lang w:eastAsia="zh-CN"/>
+        </w:rPr>
+        <w:t>、</w:t>
+      </w:r>
+      <w:r>
+        <w:rPr>
+          <w:lang w:eastAsia="zh-CN"/>
+        </w:rPr>
+        <w:t xml:space="preserve">88.24% </w:t>
+      </w:r>
+      <w:r>
+        <w:rPr>
+          <w:lang w:eastAsia="zh-CN"/>
+        </w:rPr>
+        <w:t>和</w:t>
+      </w:r>
+      <w:r>
+        <w:rPr>
+          <w:lang w:eastAsia="zh-CN"/>
+        </w:rPr>
+        <w:t xml:space="preserve"> 88.24%</w:t>
+      </w:r>
+      <w:r>
+        <w:rPr>
+          <w:lang w:eastAsia="zh-CN"/>
+        </w:rPr>
+        <w:t>，</w:t>
+      </w:r>
+      <w:r>
+        <w:rPr>
+          <w:lang w:eastAsia="zh-CN"/>
+        </w:rPr>
+        <w:t xml:space="preserve">Context Collapse </w:t>
+      </w:r>
+      <w:r>
+        <w:rPr>
+          <w:lang w:eastAsia="zh-CN"/>
+        </w:rPr>
+        <w:t>为</w:t>
+      </w:r>
+      <w:r>
+        <w:rPr>
+          <w:lang w:eastAsia="zh-CN"/>
+        </w:rPr>
+        <w:t xml:space="preserve"> 50.00%</w:t>
+      </w:r>
+      <w:r>
+        <w:rPr>
+          <w:lang w:eastAsia="zh-CN"/>
+        </w:rPr>
+        <w:t>、</w:t>
+      </w:r>
+      <w:r>
+        <w:rPr>
+          <w:lang w:eastAsia="zh-CN"/>
+        </w:rPr>
+        <w:t xml:space="preserve">64.29% </w:t>
+      </w:r>
+      <w:r>
+        <w:rPr>
+          <w:lang w:eastAsia="zh-CN"/>
+        </w:rPr>
+        <w:t>和</w:t>
+      </w:r>
+      <w:r>
+        <w:rPr>
+          <w:lang w:eastAsia="zh-CN"/>
+        </w:rPr>
+        <w:t xml:space="preserve"> 64.29%</w:t>
+      </w:r>
+      <w:r>
+        <w:rPr>
+          <w:lang w:eastAsia="zh-CN"/>
+        </w:rPr>
+        <w:t>。对于</w:t>
+      </w:r>
+      <w:r>
+        <w:rPr>
+          <w:lang w:eastAsia="zh-CN"/>
+        </w:rPr>
+        <w:t xml:space="preserve"> 364 </w:t>
+      </w:r>
+      <w:r>
+        <w:rPr>
+          <w:lang w:eastAsia="zh-CN"/>
+        </w:rPr>
+        <w:t>节点树，</w:t>
+      </w:r>
+      <w:r>
+        <w:rPr>
+          <w:lang w:eastAsia="zh-CN"/>
+        </w:rPr>
+        <w:t xml:space="preserve">Subtree Focus </w:t>
+      </w:r>
+      <w:r>
+        <w:rPr>
+          <w:lang w:eastAsia="zh-CN"/>
+        </w:rPr>
+        <w:t>覆盖率依次为</w:t>
+      </w:r>
+      <w:r>
+        <w:rPr>
+          <w:lang w:eastAsia="zh-CN"/>
+        </w:rPr>
+        <w:t xml:space="preserve"> 86.05%</w:t>
+      </w:r>
+      <w:r>
+        <w:rPr>
+          <w:lang w:eastAsia="zh-CN"/>
+        </w:rPr>
+        <w:t>、</w:t>
+      </w:r>
+      <w:r>
+        <w:rPr>
+          <w:lang w:eastAsia="zh-CN"/>
+        </w:rPr>
+        <w:t xml:space="preserve">95.35% </w:t>
+      </w:r>
+      <w:r>
+        <w:rPr>
+          <w:lang w:eastAsia="zh-CN"/>
+        </w:rPr>
+        <w:t>和</w:t>
+      </w:r>
+      <w:r>
+        <w:rPr>
+          <w:lang w:eastAsia="zh-CN"/>
+        </w:rPr>
+        <w:t xml:space="preserve"> 95.35%</w:t>
+      </w:r>
+      <w:r>
+        <w:rPr>
+          <w:lang w:eastAsia="zh-CN"/>
+        </w:rPr>
+        <w:t>，</w:t>
+      </w:r>
+      <w:r>
+        <w:rPr>
+          <w:lang w:eastAsia="zh-CN"/>
+        </w:rPr>
+        <w:t xml:space="preserve">Context Collapse </w:t>
+      </w:r>
+      <w:r>
+        <w:rPr>
+          <w:lang w:eastAsia="zh-CN"/>
+        </w:rPr>
+        <w:t>为</w:t>
+      </w:r>
+      <w:r>
+        <w:rPr>
+          <w:lang w:eastAsia="zh-CN"/>
+        </w:rPr>
+        <w:t xml:space="preserve"> 36.36%</w:t>
+      </w:r>
+      <w:r>
+        <w:rPr>
+          <w:lang w:eastAsia="zh-CN"/>
+        </w:rPr>
+        <w:t>、</w:t>
+      </w:r>
+      <w:r>
+        <w:rPr>
+          <w:lang w:eastAsia="zh-CN"/>
+        </w:rPr>
+        <w:t xml:space="preserve">54.55% </w:t>
+      </w:r>
+      <w:r>
+        <w:rPr>
+          <w:lang w:eastAsia="zh-CN"/>
+        </w:rPr>
+        <w:t>和</w:t>
+      </w:r>
+      <w:r>
+        <w:rPr>
+          <w:lang w:eastAsia="zh-CN"/>
+        </w:rPr>
+        <w:t xml:space="preserve"> 54.55%</w:t>
+      </w:r>
+      <w:r>
+        <w:rPr>
+          <w:lang w:eastAsia="zh-CN"/>
+        </w:rPr>
+        <w:t>。这里的覆盖率表示当前条件保留的卡片中有多少进入画布，不表示完整行为树有相同比例同时可见。</w:t>
       </w:r>
     </w:p>
     <w:p>
       <w:pPr>
-        <w:pStyle w:val="21"/>
-        <w:rPr>
-          <w:lang w:eastAsia="zh-CN"/>
-        </w:rPr>
-      </w:pPr>
-      <w:r>
-        <w:rPr>
-          <w:lang w:eastAsia="zh-CN"/>
-        </w:rPr>
-        <w:t>4.4</w:t>
-      </w:r>
-      <w:r>
-        <w:rPr>
-          <w:lang w:eastAsia="zh-CN"/>
-        </w:rPr>
-        <w:t xml:space="preserve">　编辑器编写工作流</w:t>
+        <w:pStyle w:val="1"/>
+        <w:pageBreakBefore/>
+        <w:rPr>
+          <w:lang w:eastAsia="zh-CN"/>
+        </w:rPr>
+      </w:pPr>
+      <w:r>
+        <w:rPr>
+          <w:lang w:eastAsia="zh-CN"/>
+        </w:rPr>
+        <w:lastRenderedPageBreak/>
+        <w:t>第</w:t>
+      </w:r>
+      <w:r>
+        <w:rPr>
+          <w:lang w:eastAsia="zh-CN"/>
+        </w:rPr>
+        <w:t>6</w:t>
+      </w:r>
+      <w:r>
+        <w:rPr>
+          <w:lang w:eastAsia="zh-CN"/>
+        </w:rPr>
+        <w:t>章　讨论</w:t>
       </w:r>
     </w:p>
     <w:p>
       <w:pPr>
-        <w:rPr>
-          <w:lang w:eastAsia="zh-CN"/>
-        </w:rPr>
-      </w:pPr>
-      <w:r>
-        <w:rPr>
-          <w:lang w:eastAsia="zh-CN"/>
-        </w:rPr>
-        <w:t>插件显示在</w:t>
-      </w:r>
-      <w:r>
-        <w:rPr>
-          <w:lang w:eastAsia="zh-CN"/>
-        </w:rPr>
-        <w:t xml:space="preserve"> Godot </w:t>
-      </w:r>
-      <w:r>
-        <w:rPr>
-          <w:lang w:eastAsia="zh-CN"/>
-        </w:rPr>
-        <w:t>编辑器底部。用户在画布上点击右键创建节点，不需要在菜单栏中面对一排创建按钮。节点可以移动、连接、断开、复制和删除。行为树选择器只显示资源名称，用户不需要手动查看或输入完整文件路径。创建、删除、移动、连线、参数修改、</w:t>
-      </w:r>
-      <w:r>
-        <w:rPr>
-          <w:lang w:eastAsia="zh-CN"/>
-        </w:rPr>
-        <w:t xml:space="preserve">Schema </w:t>
-      </w:r>
-      <w:r>
-        <w:rPr>
-          <w:lang w:eastAsia="zh-CN"/>
-        </w:rPr>
-        <w:t>修改和折叠状态都支持撤销与重做。</w:t>
+        <w:pStyle w:val="21"/>
+        <w:rPr>
+          <w:lang w:eastAsia="zh-CN"/>
+        </w:rPr>
+      </w:pPr>
+      <w:r>
+        <w:rPr>
+          <w:lang w:eastAsia="zh-CN"/>
+        </w:rPr>
+        <w:t>6.1</w:t>
+      </w:r>
+      <w:r>
+        <w:rPr>
+          <w:lang w:eastAsia="zh-CN"/>
+        </w:rPr>
+        <w:t xml:space="preserve">　实验平台的功能正确性</w:t>
       </w:r>
     </w:p>
     <w:p>
@@ -3921,76 +6071,34 @@
         </w:rPr>
       </w:pPr>
       <w:r>
-        <w:t xml:space="preserve">Inspector </w:t>
-      </w:r>
-      <w:r>
-        <w:t>使用与字段类型对应的控件。例如，</w:t>
-      </w:r>
-      <w:r>
-        <w:t xml:space="preserve">Action </w:t>
-      </w:r>
-      <w:r>
-        <w:t>直接填写方法名，</w:t>
-      </w:r>
-      <w:r>
-        <w:t xml:space="preserve">Condition </w:t>
-      </w:r>
-      <w:r>
-        <w:t>选择</w:t>
-      </w:r>
-      <w:r>
-        <w:t xml:space="preserve"> Actor </w:t>
-      </w:r>
-      <w:r>
-        <w:t>或黑板模式并设置键、比较方式和值。</w:t>
-      </w:r>
-      <w:r>
-        <w:t>Random</w:t>
-      </w:r>
-      <w:r>
-        <w:t>、</w:t>
-      </w:r>
-      <w:r>
-        <w:t>Parallel</w:t>
-      </w:r>
-      <w:r>
-        <w:t>、</w:t>
-      </w:r>
-      <w:r>
-        <w:t>Repeat</w:t>
-      </w:r>
-      <w:r>
-        <w:t>、</w:t>
-      </w:r>
-      <w:r>
-        <w:t xml:space="preserve">Wait </w:t>
-      </w:r>
-      <w:r>
-        <w:t>和</w:t>
-      </w:r>
-      <w:r>
-        <w:t xml:space="preserve"> Decorator </w:t>
-      </w:r>
-      <w:r>
-        <w:t>也有自己的设置项。</w:t>
-      </w:r>
-      <w:r>
-        <w:rPr>
-          <w:lang w:eastAsia="zh-CN"/>
-        </w:rPr>
-        <w:t>高级</w:t>
-      </w:r>
-      <w:r>
-        <w:rPr>
-          <w:lang w:eastAsia="zh-CN"/>
-        </w:rPr>
-        <w:t xml:space="preserve"> JSON </w:t>
-      </w:r>
-      <w:r>
-        <w:rPr>
-          <w:lang w:eastAsia="zh-CN"/>
-        </w:rPr>
-        <w:t>只作为兼容入口，不是正常操作的必需步骤。</w:t>
+        <w:rPr>
+          <w:lang w:eastAsia="zh-CN"/>
+        </w:rPr>
+        <w:t>完整插件是显示优化实验的平台，不是单独的研究对象。它能够保存和运行行为树，也支持</w:t>
+      </w:r>
+      <w:r>
+        <w:rPr>
+          <w:lang w:eastAsia="zh-CN"/>
+        </w:rPr>
+        <w:t xml:space="preserve"> Actor</w:t>
+      </w:r>
+      <w:r>
+        <w:rPr>
+          <w:lang w:eastAsia="zh-CN"/>
+        </w:rPr>
+        <w:t>、复合节点、条件、动作、</w:t>
+      </w:r>
+      <w:r>
+        <w:rPr>
+          <w:lang w:eastAsia="zh-CN"/>
+        </w:rPr>
+        <w:t>Decorator</w:t>
+      </w:r>
+      <w:r>
+        <w:rPr>
+          <w:lang w:eastAsia="zh-CN"/>
+        </w:rPr>
+        <w:t>、黑板和实时调试。因此，实验使用的是真正能够运行的行为树，而不是只画在画布上的静态节点图。</w:t>
       </w:r>
     </w:p>
     <w:p>
@@ -4003,43 +6111,31 @@
         <w:rPr>
           <w:lang w:eastAsia="zh-CN"/>
         </w:rPr>
-        <w:t>本插件使用节点上方和下方的连接端口，而</w:t>
-      </w:r>
-      <w:r>
-        <w:rPr>
-          <w:lang w:eastAsia="zh-CN"/>
-        </w:rPr>
-        <w:t xml:space="preserve"> Godot </w:t>
-      </w:r>
-      <w:r>
-        <w:rPr>
-          <w:lang w:eastAsia="zh-CN"/>
-        </w:rPr>
-        <w:t>默认连线主要面向左右端口。因此插件自行绘制正式连线，并在用户拖动连线时使用</w:t>
-      </w:r>
-      <w:r>
-        <w:rPr>
-          <w:lang w:eastAsia="zh-CN"/>
-        </w:rPr>
-        <w:t xml:space="preserve"> Godot </w:t>
-      </w:r>
-      <w:r>
-        <w:rPr>
-          <w:lang w:eastAsia="zh-CN"/>
-        </w:rPr>
-        <w:t>的预览。自定义连线仍可通过右键断开，并支持撤销和重做。关闭自定义显示后可以恢复</w:t>
-      </w:r>
-      <w:r>
-        <w:rPr>
-          <w:lang w:eastAsia="zh-CN"/>
-        </w:rPr>
-        <w:t xml:space="preserve"> Godot </w:t>
-      </w:r>
-      <w:r>
-        <w:rPr>
-          <w:lang w:eastAsia="zh-CN"/>
-        </w:rPr>
-        <w:t>原生连线。</w:t>
+        <w:t>资源与运行时、编辑器界面、基础游戏和复杂竞技场共</w:t>
+      </w:r>
+      <w:r>
+        <w:rPr>
+          <w:lang w:eastAsia="zh-CN"/>
+        </w:rPr>
+        <w:t xml:space="preserve"> 450 </w:t>
+      </w:r>
+      <w:r>
+        <w:rPr>
+          <w:lang w:eastAsia="zh-CN"/>
+        </w:rPr>
+        <w:t>项检查全部通过。</w:t>
+      </w:r>
+      <w:r>
+        <w:rPr>
+          <w:lang w:eastAsia="zh-CN"/>
+        </w:rPr>
+        <w:t xml:space="preserve">241 </w:t>
+      </w:r>
+      <w:r>
+        <w:rPr>
+          <w:lang w:eastAsia="zh-CN"/>
+        </w:rPr>
+        <w:t>节点行为树能够控制敌人的索敌、防御、近战、远程攻击、跳跃、攀爬、搜索、撤退和治疗。这些结果说明插件能够为显示优化实验提供功能正确、具有实际游戏行为的测试平台。</w:t>
       </w:r>
     </w:p>
     <w:p>
@@ -4053,50 +6149,33 @@
         <w:rPr>
           <w:lang w:eastAsia="zh-CN"/>
         </w:rPr>
-        <w:t>4.5</w:t>
-      </w:r>
-      <w:r>
-        <w:rPr>
-          <w:lang w:eastAsia="zh-CN"/>
-        </w:rPr>
-        <w:t xml:space="preserve">　</w:t>
-      </w:r>
-      <w:r>
-        <w:rPr>
-          <w:lang w:eastAsia="zh-CN"/>
-        </w:rPr>
-        <w:t xml:space="preserve">Live Debug </w:t>
-      </w:r>
-      <w:r>
-        <w:rPr>
-          <w:lang w:eastAsia="zh-CN"/>
-        </w:rPr>
-        <w:t>与黑板检查</w:t>
+        <w:t>6.2</w:t>
+      </w:r>
+      <w:r>
+        <w:rPr>
+          <w:lang w:eastAsia="zh-CN"/>
+        </w:rPr>
+        <w:t xml:space="preserve">　显示优化效果评估</w:t>
       </w:r>
     </w:p>
     <w:p>
       <w:pPr>
-        <w:rPr>
-          <w:lang w:eastAsia="zh-CN"/>
-        </w:rPr>
-      </w:pPr>
-      <w:r>
-        <w:rPr>
-          <w:lang w:eastAsia="zh-CN"/>
-        </w:rPr>
-        <w:t>运行时会把当前</w:t>
-      </w:r>
-      <w:r>
-        <w:rPr>
-          <w:lang w:eastAsia="zh-CN"/>
-        </w:rPr>
-        <w:t xml:space="preserve"> Actor</w:t>
-      </w:r>
-      <w:r>
-        <w:rPr>
-          <w:lang w:eastAsia="zh-CN"/>
-        </w:rPr>
-        <w:t>、行为树、活动节点、执行路径、失败原因和黑板值写入调试文件。文件写完后才会替换旧版本，避免编辑器读到不完整内容。如果一次读取失败，编辑器保留上一份完整状态，并在下一次更新时重试。</w:t>
+        <w:pStyle w:val="31"/>
+        <w:rPr>
+          <w:lang w:eastAsia="zh-CN"/>
+        </w:rPr>
+      </w:pPr>
+      <w:r>
+        <w:rPr>
+          <w:lang w:eastAsia="zh-CN"/>
+        </w:rPr>
+        <w:t>6.2.1</w:t>
+      </w:r>
+      <w:r>
+        <w:rPr>
+          <w:lang w:eastAsia="zh-CN"/>
+        </w:rPr>
+        <w:t xml:space="preserve">　不同节点规模下的优化效果</w:t>
       </w:r>
     </w:p>
     <w:p>
@@ -4109,28 +6188,57 @@
         <w:rPr>
           <w:lang w:eastAsia="zh-CN"/>
         </w:rPr>
-        <w:t>编辑器只显示当前行为树的调试信息。活动路径使用明显边框，非活动分支可以淡化，失败节点会显示原因，黑板面板显示当前键和值。较长的路径放在可滚动区域中，避免遮挡主画布。游戏画面中不会出现这些调试内容。</w:t>
+        <w:t xml:space="preserve">Compact </w:t>
+      </w:r>
+      <w:r>
+        <w:rPr>
+          <w:lang w:eastAsia="zh-CN"/>
+        </w:rPr>
+        <w:t>在五种规模下保留全部卡片，同时把卡片总面积减少</w:t>
+      </w:r>
+      <w:r>
+        <w:rPr>
+          <w:lang w:eastAsia="zh-CN"/>
+        </w:rPr>
+        <w:t xml:space="preserve"> 61.09–61.35%</w:t>
+      </w:r>
+      <w:r>
+        <w:rPr>
+          <w:lang w:eastAsia="zh-CN"/>
+        </w:rPr>
+        <w:t>。各规模的降低比例非常接近，说明紧凑卡片的效果不会随着节点数量增加而明显减弱。它适合在仍需查看全部节点时减少单张卡片占用的空间。</w:t>
       </w:r>
     </w:p>
     <w:p>
-      <w:pPr>
-        <w:pStyle w:val="21"/>
-        <w:rPr>
-          <w:lang w:eastAsia="zh-CN"/>
-        </w:rPr>
-      </w:pPr>
-      <w:r>
-        <w:rPr>
-          <w:lang w:eastAsia="zh-CN"/>
-        </w:rPr>
-        <w:lastRenderedPageBreak/>
-        <w:t>4.6</w:t>
-      </w:r>
-      <w:r>
-        <w:rPr>
-          <w:lang w:eastAsia="zh-CN"/>
-        </w:rPr>
-        <w:t xml:space="preserve">　大型树显示机制</w:t>
+      <w:r>
+        <w:t xml:space="preserve">Optimized Overview </w:t>
+      </w:r>
+      <w:r>
+        <w:t>同样保留全部卡片，面积降低稳定在</w:t>
+      </w:r>
+      <w:r>
+        <w:t xml:space="preserve"> 90.27–90.34%</w:t>
+      </w:r>
+      <w:r>
+        <w:t>。与</w:t>
+      </w:r>
+      <w:r>
+        <w:t xml:space="preserve"> Compact </w:t>
+      </w:r>
+      <w:r>
+        <w:t>相比，它进一步减少卡片内部信息，因此更适合查看大型行为树的整体分支结构。</w:t>
+      </w:r>
+      <w:r>
+        <w:t xml:space="preserve">31 </w:t>
+      </w:r>
+      <w:r>
+        <w:t>到</w:t>
+      </w:r>
+      <w:r>
+        <w:t xml:space="preserve"> 364 </w:t>
+      </w:r>
+      <w:r>
+        <w:t>节点之间的结果变化很小，说明该组合在不同树规模下都能保持相近的信息密度改善。</w:t>
       </w:r>
     </w:p>
     <w:p>
@@ -4140,30 +6248,174 @@
         </w:rPr>
       </w:pPr>
       <w:r>
-        <w:rPr>
-          <w:lang w:eastAsia="zh-CN"/>
-        </w:rPr>
-        <w:t>大型行为树的问题不只来自节点数量，还来自卡片信息、连线密度、导航距离和运行状态同时增加。为此，插件从信息密度、焦点与结构裁剪、导航与概览、连线与运行表示四个方面提供显示功能。</w:t>
+        <w:t xml:space="preserve">Optimized Search </w:t>
+      </w:r>
+      <w:r>
+        <w:t>的非目标淡化比例从</w:t>
+      </w:r>
+      <w:r>
+        <w:t xml:space="preserve"> 31 </w:t>
+      </w:r>
+      <w:r>
+        <w:t>节点树的</w:t>
+      </w:r>
+      <w:r>
+        <w:t xml:space="preserve"> 96.15% </w:t>
+      </w:r>
+      <w:r>
+        <w:t>增加到</w:t>
+      </w:r>
+      <w:r>
+        <w:t xml:space="preserve"> 364 </w:t>
+      </w:r>
+      <w:r>
+        <w:t>节点树的</w:t>
+      </w:r>
+      <w:r>
+        <w:t xml:space="preserve"> 99.67%</w:t>
+      </w:r>
+      <w:r>
+        <w:t>。</w:t>
+      </w:r>
+      <w:r>
+        <w:rPr>
+          <w:lang w:eastAsia="zh-CN"/>
+        </w:rPr>
+        <w:t>随着行为树变大，画面中的非目标节点更多，搜索对目标显著性的提升也更明显。实验中的固定目标在所有规模下都能进入视口，说明</w:t>
+      </w:r>
+      <w:r>
+        <w:rPr>
+          <w:lang w:eastAsia="zh-CN"/>
+        </w:rPr>
+        <w:t xml:space="preserve"> Search </w:t>
+      </w:r>
+      <w:r>
+        <w:rPr>
+          <w:lang w:eastAsia="zh-CN"/>
+        </w:rPr>
+        <w:t>能够在大型树中稳定完成已知节点定位。</w:t>
       </w:r>
     </w:p>
     <w:p>
       <w:pPr>
-        <w:pStyle w:val="31"/>
-        <w:rPr>
-          <w:lang w:eastAsia="zh-CN"/>
-        </w:rPr>
-      </w:pPr>
-      <w:r>
-        <w:rPr>
-          <w:lang w:eastAsia="zh-CN"/>
-        </w:rPr>
-        <w:t>4.6.1</w:t>
-      </w:r>
-      <w:r>
-        <w:rPr>
-          <w:lang w:eastAsia="zh-CN"/>
-        </w:rPr>
-        <w:t xml:space="preserve">　信息密度控制</w:t>
+        <w:rPr>
+          <w:lang w:eastAsia="zh-CN"/>
+        </w:rPr>
+      </w:pPr>
+      <w:r>
+        <w:rPr>
+          <w:lang w:eastAsia="zh-CN"/>
+        </w:rPr>
+        <w:t xml:space="preserve">Subtree Focus </w:t>
+      </w:r>
+      <w:r>
+        <w:rPr>
+          <w:lang w:eastAsia="zh-CN"/>
+        </w:rPr>
+        <w:t>在五种规模下减少了</w:t>
+      </w:r>
+      <w:r>
+        <w:rPr>
+          <w:lang w:eastAsia="zh-CN"/>
+        </w:rPr>
+        <w:t xml:space="preserve"> 76.92–91.58% </w:t>
+      </w:r>
+      <w:r>
+        <w:rPr>
+          <w:lang w:eastAsia="zh-CN"/>
+        </w:rPr>
+        <w:t>的显示卡片，</w:t>
+      </w:r>
+      <w:r>
+        <w:rPr>
+          <w:lang w:eastAsia="zh-CN"/>
+        </w:rPr>
+        <w:t xml:space="preserve">364 </w:t>
+      </w:r>
+      <w:r>
+        <w:rPr>
+          <w:lang w:eastAsia="zh-CN"/>
+        </w:rPr>
+        <w:t>节点树为</w:t>
+      </w:r>
+      <w:r>
+        <w:rPr>
+          <w:lang w:eastAsia="zh-CN"/>
+        </w:rPr>
+        <w:t xml:space="preserve"> 85.90%</w:t>
+      </w:r>
+      <w:r>
+        <w:rPr>
+          <w:lang w:eastAsia="zh-CN"/>
+        </w:rPr>
+        <w:t>。该比例由目标分支本身的大小决定，所以不会随总节点数严格递增。</w:t>
+      </w:r>
+      <w:r>
+        <w:rPr>
+          <w:lang w:eastAsia="zh-CN"/>
+        </w:rPr>
+        <w:t xml:space="preserve">Context Collapse </w:t>
+      </w:r>
+      <w:r>
+        <w:rPr>
+          <w:lang w:eastAsia="zh-CN"/>
+        </w:rPr>
+        <w:t>的卡片减少比例从</w:t>
+      </w:r>
+      <w:r>
+        <w:rPr>
+          <w:lang w:eastAsia="zh-CN"/>
+        </w:rPr>
+        <w:t xml:space="preserve"> 69.23% </w:t>
+      </w:r>
+      <w:r>
+        <w:rPr>
+          <w:lang w:eastAsia="zh-CN"/>
+        </w:rPr>
+        <w:t>增加到</w:t>
+      </w:r>
+      <w:r>
+        <w:rPr>
+          <w:lang w:eastAsia="zh-CN"/>
+        </w:rPr>
+        <w:t xml:space="preserve"> 96.39%</w:t>
+      </w:r>
+      <w:r>
+        <w:rPr>
+          <w:lang w:eastAsia="zh-CN"/>
+        </w:rPr>
+        <w:t>，说明树越</w:t>
+      </w:r>
+      <w:r>
+        <w:rPr>
+          <w:lang w:eastAsia="zh-CN"/>
+        </w:rPr>
+        <w:lastRenderedPageBreak/>
+        <w:t>大，可折叠的非目标分支越多。两种方法都能减少当前画面中的无关上下文，但</w:t>
+      </w:r>
+      <w:r>
+        <w:rPr>
+          <w:lang w:eastAsia="zh-CN"/>
+        </w:rPr>
+        <w:t xml:space="preserve"> Focus </w:t>
+      </w:r>
+      <w:r>
+        <w:rPr>
+          <w:lang w:eastAsia="zh-CN"/>
+        </w:rPr>
+        <w:t>面向指定分支，</w:t>
+      </w:r>
+      <w:r>
+        <w:rPr>
+          <w:lang w:eastAsia="zh-CN"/>
+        </w:rPr>
+        <w:t xml:space="preserve">Collapse </w:t>
+      </w:r>
+      <w:r>
+        <w:rPr>
+          <w:lang w:eastAsia="zh-CN"/>
+        </w:rPr>
+        <w:t>则保留更多整体结构位置。</w:t>
       </w:r>
     </w:p>
     <w:p>
@@ -4176,94 +6428,256 @@
         <w:rPr>
           <w:lang w:eastAsia="zh-CN"/>
         </w:rPr>
+        <w:t>综合五种规模的数据，</w:t>
+      </w:r>
+      <w:r>
+        <w:rPr>
+          <w:lang w:eastAsia="zh-CN"/>
+        </w:rPr>
         <w:t xml:space="preserve">Compact </w:t>
       </w:r>
       <w:r>
         <w:rPr>
           <w:lang w:eastAsia="zh-CN"/>
         </w:rPr>
-        <w:t>缩小卡片，但不隐藏节点。卡片保留节点类型和短标题，参数、描述和</w:t>
-      </w:r>
-      <w:r>
-        <w:rPr>
-          <w:lang w:eastAsia="zh-CN"/>
-        </w:rPr>
-        <w:t xml:space="preserve"> Decorator </w:t>
-      </w:r>
-      <w:r>
-        <w:rPr>
-          <w:lang w:eastAsia="zh-CN"/>
-        </w:rPr>
-        <w:t>摘要可以在需要时再显示。</w:t>
-      </w:r>
-      <w:r>
-        <w:rPr>
-          <w:lang w:eastAsia="zh-CN"/>
-        </w:rPr>
-        <w:t xml:space="preserve">Semantic Zoom </w:t>
-      </w:r>
-      <w:r>
-        <w:rPr>
-          <w:lang w:eastAsia="zh-CN"/>
-        </w:rPr>
-        <w:t>根据画布缩放比例切换信息层级：近距离显示完整字段，中距离保留标题和关键参数，远距离只保留识别节点所需的信息。这两项功能都不会改变行为树资源。</w:t>
+        <w:t>和</w:t>
+      </w:r>
+      <w:r>
+        <w:rPr>
+          <w:lang w:eastAsia="zh-CN"/>
+        </w:rPr>
+        <w:t xml:space="preserve"> Overview </w:t>
+      </w:r>
+      <w:r>
+        <w:rPr>
+          <w:lang w:eastAsia="zh-CN"/>
+        </w:rPr>
+        <w:t>的面积降低保持稳定，</w:t>
+      </w:r>
+      <w:r>
+        <w:rPr>
+          <w:lang w:eastAsia="zh-CN"/>
+        </w:rPr>
+        <w:t xml:space="preserve">Search </w:t>
+      </w:r>
+      <w:r>
+        <w:rPr>
+          <w:lang w:eastAsia="zh-CN"/>
+        </w:rPr>
+        <w:t>的目标突出效果随规模增加，</w:t>
+      </w:r>
+      <w:r>
+        <w:rPr>
+          <w:lang w:eastAsia="zh-CN"/>
+        </w:rPr>
+        <w:t xml:space="preserve">Focus </w:t>
+      </w:r>
+      <w:r>
+        <w:rPr>
+          <w:lang w:eastAsia="zh-CN"/>
+        </w:rPr>
+        <w:t>和</w:t>
+      </w:r>
+      <w:r>
+        <w:rPr>
+          <w:lang w:eastAsia="zh-CN"/>
+        </w:rPr>
+        <w:t xml:space="preserve"> Collapse </w:t>
+      </w:r>
+      <w:r>
+        <w:rPr>
+          <w:lang w:eastAsia="zh-CN"/>
+        </w:rPr>
+        <w:t>则直接减少同时显示的上下文。这些结果说明显示优化在小型树中已经有效，在</w:t>
+      </w:r>
+      <w:r>
+        <w:rPr>
+          <w:lang w:eastAsia="zh-CN"/>
+        </w:rPr>
+        <w:t xml:space="preserve"> 121</w:t>
+      </w:r>
+      <w:r>
+        <w:rPr>
+          <w:lang w:eastAsia="zh-CN"/>
+        </w:rPr>
+        <w:t>、</w:t>
+      </w:r>
+      <w:r>
+        <w:rPr>
+          <w:lang w:eastAsia="zh-CN"/>
+        </w:rPr>
+        <w:t xml:space="preserve">241 </w:t>
+      </w:r>
+      <w:r>
+        <w:rPr>
+          <w:lang w:eastAsia="zh-CN"/>
+        </w:rPr>
+        <w:t>和</w:t>
+      </w:r>
+      <w:r>
+        <w:rPr>
+          <w:lang w:eastAsia="zh-CN"/>
+        </w:rPr>
+        <w:t xml:space="preserve"> 364 </w:t>
+      </w:r>
+      <w:r>
+        <w:rPr>
+          <w:lang w:eastAsia="zh-CN"/>
+        </w:rPr>
+        <w:t>节点的大型树中作用更加明显。</w:t>
       </w:r>
     </w:p>
     <w:p>
       <w:pPr>
-        <w:rPr>
-          <w:lang w:eastAsia="zh-CN"/>
-        </w:rPr>
-      </w:pPr>
-      <w:r>
-        <w:rPr>
-          <w:lang w:eastAsia="zh-CN"/>
-        </w:rPr>
-        <w:t>节点类型还使用颜色、图标和形状进行重复编码。即使颜色不容易区分，用户仍可通过图标和轮廓识别</w:t>
-      </w:r>
-      <w:r>
-        <w:rPr>
-          <w:lang w:eastAsia="zh-CN"/>
-        </w:rPr>
-        <w:t xml:space="preserve"> Root</w:t>
-      </w:r>
-      <w:r>
-        <w:rPr>
-          <w:lang w:eastAsia="zh-CN"/>
-        </w:rPr>
-        <w:t>、复合节点、任务和</w:t>
-      </w:r>
-      <w:r>
-        <w:rPr>
-          <w:lang w:eastAsia="zh-CN"/>
-        </w:rPr>
-        <w:t xml:space="preserve"> Decorator</w:t>
-      </w:r>
-      <w:r>
-        <w:rPr>
-          <w:lang w:eastAsia="zh-CN"/>
-        </w:rPr>
-        <w:t>。插件同时提供色盲友好配色，减少只依赖单一颜色通道的问题。</w:t>
+        <w:pStyle w:val="31"/>
+        <w:rPr>
+          <w:lang w:eastAsia="zh-CN"/>
+        </w:rPr>
+      </w:pPr>
+      <w:r>
+        <w:rPr>
+          <w:lang w:eastAsia="zh-CN"/>
+        </w:rPr>
+        <w:t>6.2.2</w:t>
+      </w:r>
+      <w:r>
+        <w:rPr>
+          <w:lang w:eastAsia="zh-CN"/>
+        </w:rPr>
+        <w:t xml:space="preserve">　不同物理屏幕尺寸下的优化效果</w:t>
       </w:r>
     </w:p>
     <w:p>
       <w:pPr>
-        <w:pStyle w:val="31"/>
-        <w:rPr>
-          <w:lang w:eastAsia="zh-CN"/>
-        </w:rPr>
-      </w:pPr>
-      <w:r>
-        <w:rPr>
-          <w:lang w:eastAsia="zh-CN"/>
-        </w:rPr>
-        <w:t>4.6.2</w:t>
-      </w:r>
-      <w:r>
-        <w:rPr>
-          <w:lang w:eastAsia="zh-CN"/>
-        </w:rPr>
-        <w:t xml:space="preserve">　焦点与结构裁剪</w:t>
+        <w:rPr>
+          <w:lang w:eastAsia="zh-CN"/>
+        </w:rPr>
+      </w:pPr>
+      <w:r>
+        <w:rPr>
+          <w:lang w:eastAsia="zh-CN"/>
+        </w:rPr>
+        <w:t>屏幕尺寸实验显示，物理显示面积会直接影响大型树能够呈现的上下文。屏幕从</w:t>
+      </w:r>
+      <w:r>
+        <w:rPr>
+          <w:lang w:eastAsia="zh-CN"/>
+        </w:rPr>
+        <w:t xml:space="preserve"> 15.94 </w:t>
+      </w:r>
+      <w:r>
+        <w:rPr>
+          <w:lang w:eastAsia="zh-CN"/>
+        </w:rPr>
+        <w:t>英寸增大到</w:t>
+      </w:r>
+      <w:r>
+        <w:rPr>
+          <w:lang w:eastAsia="zh-CN"/>
+        </w:rPr>
+        <w:t xml:space="preserve"> 31.55 </w:t>
+      </w:r>
+      <w:r>
+        <w:rPr>
+          <w:lang w:eastAsia="zh-CN"/>
+        </w:rPr>
+        <w:t>英寸后，</w:t>
+      </w:r>
+      <w:r>
+        <w:rPr>
+          <w:lang w:eastAsia="zh-CN"/>
+        </w:rPr>
+        <w:t xml:space="preserve">241 </w:t>
+      </w:r>
+      <w:r>
+        <w:rPr>
+          <w:lang w:eastAsia="zh-CN"/>
+        </w:rPr>
+        <w:t>节点树的</w:t>
+      </w:r>
+      <w:r>
+        <w:rPr>
+          <w:lang w:eastAsia="zh-CN"/>
+        </w:rPr>
+        <w:t xml:space="preserve"> Baseline </w:t>
+      </w:r>
+      <w:r>
+        <w:rPr>
+          <w:lang w:eastAsia="zh-CN"/>
+        </w:rPr>
+        <w:t>覆盖率从</w:t>
+      </w:r>
+      <w:r>
+        <w:rPr>
+          <w:lang w:eastAsia="zh-CN"/>
+        </w:rPr>
+        <w:t xml:space="preserve"> 18.32% </w:t>
+      </w:r>
+      <w:r>
+        <w:rPr>
+          <w:lang w:eastAsia="zh-CN"/>
+        </w:rPr>
+        <w:t>增加到</w:t>
+      </w:r>
+      <w:r>
+        <w:rPr>
+          <w:lang w:eastAsia="zh-CN"/>
+        </w:rPr>
+        <w:t xml:space="preserve"> 46.53%</w:t>
+      </w:r>
+      <w:r>
+        <w:rPr>
+          <w:lang w:eastAsia="zh-CN"/>
+        </w:rPr>
+        <w:t>，</w:t>
+      </w:r>
+      <w:r>
+        <w:rPr>
+          <w:lang w:eastAsia="zh-CN"/>
+        </w:rPr>
+        <w:t xml:space="preserve">364 </w:t>
+      </w:r>
+      <w:r>
+        <w:rPr>
+          <w:lang w:eastAsia="zh-CN"/>
+        </w:rPr>
+        <w:t>节点树从</w:t>
+      </w:r>
+      <w:r>
+        <w:rPr>
+          <w:lang w:eastAsia="zh-CN"/>
+        </w:rPr>
+        <w:t xml:space="preserve"> 12.13% </w:t>
+      </w:r>
+      <w:r>
+        <w:rPr>
+          <w:lang w:eastAsia="zh-CN"/>
+        </w:rPr>
+        <w:t>增加到</w:t>
+      </w:r>
+      <w:r>
+        <w:rPr>
+          <w:lang w:eastAsia="zh-CN"/>
+        </w:rPr>
+        <w:t xml:space="preserve"> 30.82%</w:t>
+      </w:r>
+      <w:r>
+        <w:rPr>
+          <w:lang w:eastAsia="zh-CN"/>
+        </w:rPr>
+        <w:t>。两种复杂树的覆盖率都变为小屏幕的</w:t>
+      </w:r>
+      <w:r>
+        <w:rPr>
+          <w:lang w:eastAsia="zh-CN"/>
+        </w:rPr>
+        <w:t xml:space="preserve"> 2.54 </w:t>
+      </w:r>
+      <w:r>
+        <w:rPr>
+          <w:lang w:eastAsia="zh-CN"/>
+        </w:rPr>
+        <w:t>倍，说明更大的物理屏幕能够同时容纳更多节点。</w:t>
       </w:r>
     </w:p>
     <w:p>
@@ -4276,31 +6690,91 @@
         <w:rPr>
           <w:lang w:eastAsia="zh-CN"/>
         </w:rPr>
-        <w:t>鱼眼</w:t>
-      </w:r>
-      <w:r>
-        <w:rPr>
-          <w:lang w:eastAsia="zh-CN"/>
-        </w:rPr>
-        <w:t xml:space="preserve"> Focus+Context </w:t>
-      </w:r>
-      <w:r>
-        <w:rPr>
-          <w:lang w:eastAsia="zh-CN"/>
-        </w:rPr>
-        <w:t>会放大指针附近的卡片，同时保留周围节点作为位置参考。最大放大倍率限制为</w:t>
-      </w:r>
-      <w:r>
-        <w:rPr>
-          <w:lang w:eastAsia="zh-CN"/>
-        </w:rPr>
-        <w:t xml:space="preserve"> 1.20 </w:t>
-      </w:r>
-      <w:r>
-        <w:rPr>
-          <w:lang w:eastAsia="zh-CN"/>
-        </w:rPr>
-        <w:t>倍，卡片以自身中心补偿位置，避免放大后整体布局持续漂移。关闭鱼眼后，卡片恢复原来的尺寸和位置。</w:t>
+        <w:t>不同功能对屏幕尺寸的反应并不相同。</w:t>
+      </w:r>
+      <w:r>
+        <w:rPr>
+          <w:lang w:eastAsia="zh-CN"/>
+        </w:rPr>
+        <w:t xml:space="preserve">Compact </w:t>
+      </w:r>
+      <w:r>
+        <w:rPr>
+          <w:lang w:eastAsia="zh-CN"/>
+        </w:rPr>
+        <w:t>在三块屏幕上的卡片面积降低均为</w:t>
+      </w:r>
+      <w:r>
+        <w:rPr>
+          <w:lang w:eastAsia="zh-CN"/>
+        </w:rPr>
+        <w:t xml:space="preserve"> 61.09–61.35%</w:t>
+      </w:r>
+      <w:r>
+        <w:rPr>
+          <w:lang w:eastAsia="zh-CN"/>
+        </w:rPr>
+        <w:t>，</w:t>
+      </w:r>
+      <w:r>
+        <w:rPr>
+          <w:lang w:eastAsia="zh-CN"/>
+        </w:rPr>
+        <w:t xml:space="preserve">Overview </w:t>
+      </w:r>
+      <w:r>
+        <w:rPr>
+          <w:lang w:eastAsia="zh-CN"/>
+        </w:rPr>
+        <w:t>均为</w:t>
+      </w:r>
+      <w:r>
+        <w:rPr>
+          <w:lang w:eastAsia="zh-CN"/>
+        </w:rPr>
+        <w:t xml:space="preserve"> 90.27–90.34%</w:t>
+      </w:r>
+      <w:r>
+        <w:rPr>
+          <w:lang w:eastAsia="zh-CN"/>
+        </w:rPr>
+        <w:t>。两者在小屏和大屏上的相对效果几乎相同，因此提供的是不依赖屏幕尺寸的信息密度改进，没有额外放大大屏幕优势。由于</w:t>
+      </w:r>
+      <w:r>
+        <w:rPr>
+          <w:lang w:eastAsia="zh-CN"/>
+        </w:rPr>
+        <w:t xml:space="preserve"> 241 </w:t>
+      </w:r>
+      <w:r>
+        <w:rPr>
+          <w:lang w:eastAsia="zh-CN"/>
+        </w:rPr>
+        <w:t>和</w:t>
+      </w:r>
+      <w:r>
+        <w:rPr>
+          <w:lang w:eastAsia="zh-CN"/>
+        </w:rPr>
+        <w:t xml:space="preserve"> 364 </w:t>
+      </w:r>
+      <w:r>
+        <w:rPr>
+          <w:lang w:eastAsia="zh-CN"/>
+        </w:rPr>
+        <w:t>节点树已经达到</w:t>
+      </w:r>
+      <w:r>
+        <w:rPr>
+          <w:lang w:eastAsia="zh-CN"/>
+        </w:rPr>
+        <w:t xml:space="preserve"> 0.10 </w:t>
+      </w:r>
+      <w:r>
+        <w:rPr>
+          <w:lang w:eastAsia="zh-CN"/>
+        </w:rPr>
+        <w:t>倍的最小缩放，它们虽然明显缩小卡片和信息量，却没有让小屏幕一次显示更多完整树节点。</w:t>
       </w:r>
     </w:p>
     <w:p>
@@ -4313,61 +6787,133 @@
         <w:rPr>
           <w:lang w:eastAsia="zh-CN"/>
         </w:rPr>
-        <w:t xml:space="preserve">Search </w:t>
-      </w:r>
-      <w:r>
-        <w:rPr>
-          <w:lang w:eastAsia="zh-CN"/>
-        </w:rPr>
-        <w:t>支持标题、类型、描述、</w:t>
-      </w:r>
-      <w:r>
-        <w:rPr>
-          <w:lang w:eastAsia="zh-CN"/>
-        </w:rPr>
-        <w:t>Action</w:t>
-      </w:r>
-      <w:r>
-        <w:rPr>
-          <w:lang w:eastAsia="zh-CN"/>
-        </w:rPr>
-        <w:t>、</w:t>
-      </w:r>
-      <w:r>
-        <w:rPr>
-          <w:lang w:eastAsia="zh-CN"/>
-        </w:rPr>
-        <w:t xml:space="preserve">Condition </w:t>
-      </w:r>
-      <w:r>
-        <w:rPr>
-          <w:lang w:eastAsia="zh-CN"/>
-        </w:rPr>
-        <w:t>和</w:t>
-      </w:r>
-      <w:r>
-        <w:rPr>
-          <w:lang w:eastAsia="zh-CN"/>
-        </w:rPr>
-        <w:t xml:space="preserve"> Decorator </w:t>
-      </w:r>
-      <w:r>
-        <w:rPr>
-          <w:lang w:eastAsia="zh-CN"/>
-        </w:rPr>
-        <w:t>参数搜索，并提供上一个、下一个和清除操作。匹配节点保持明显，其他节点淡化，选定目标可以移动到当前视口。</w:t>
-      </w:r>
-      <w:r>
-        <w:rPr>
-          <w:lang w:eastAsia="zh-CN"/>
-        </w:rPr>
         <w:t xml:space="preserve">Subtree Focus </w:t>
       </w:r>
       <w:r>
         <w:rPr>
           <w:lang w:eastAsia="zh-CN"/>
         </w:rPr>
-        <w:t>只显示指定分支和必要上下文；</w:t>
+        <w:t>对小屏幕的补偿最明显。</w:t>
+      </w:r>
+      <w:r>
+        <w:rPr>
+          <w:lang w:eastAsia="zh-CN"/>
+        </w:rPr>
+        <w:t xml:space="preserve">241 </w:t>
+      </w:r>
+      <w:r>
+        <w:rPr>
+          <w:lang w:eastAsia="zh-CN"/>
+        </w:rPr>
+        <w:t>节点树在小屏幕上增加</w:t>
+      </w:r>
+      <w:r>
+        <w:rPr>
+          <w:lang w:eastAsia="zh-CN"/>
+        </w:rPr>
+        <w:t xml:space="preserve"> 64.04 </w:t>
+      </w:r>
+      <w:r>
+        <w:rPr>
+          <w:lang w:eastAsia="zh-CN"/>
+        </w:rPr>
+        <w:t>个覆盖百分点，在大屏幕上增加</w:t>
+      </w:r>
+      <w:r>
+        <w:rPr>
+          <w:lang w:eastAsia="zh-CN"/>
+        </w:rPr>
+        <w:t xml:space="preserve"> 41.70 </w:t>
+      </w:r>
+      <w:r>
+        <w:rPr>
+          <w:lang w:eastAsia="zh-CN"/>
+        </w:rPr>
+        <w:t>个百分点；小屏与大屏的差距由</w:t>
+      </w:r>
+      <w:r>
+        <w:rPr>
+          <w:lang w:eastAsia="zh-CN"/>
+        </w:rPr>
+        <w:t xml:space="preserve"> 28.22 </w:t>
+      </w:r>
+      <w:r>
+        <w:rPr>
+          <w:lang w:eastAsia="zh-CN"/>
+        </w:rPr>
+        <w:t>缩小到</w:t>
+      </w:r>
+      <w:r>
+        <w:rPr>
+          <w:lang w:eastAsia="zh-CN"/>
+        </w:rPr>
+        <w:t xml:space="preserve"> 5.88 </w:t>
+      </w:r>
+      <w:r>
+        <w:rPr>
+          <w:lang w:eastAsia="zh-CN"/>
+        </w:rPr>
+        <w:t>个百分点。</w:t>
+      </w:r>
+      <w:r>
+        <w:rPr>
+          <w:lang w:eastAsia="zh-CN"/>
+        </w:rPr>
+        <w:t xml:space="preserve">364 </w:t>
+      </w:r>
+      <w:r>
+        <w:rPr>
+          <w:lang w:eastAsia="zh-CN"/>
+        </w:rPr>
+        <w:t>节点树的小屏增加</w:t>
+      </w:r>
+      <w:r>
+        <w:rPr>
+          <w:lang w:eastAsia="zh-CN"/>
+        </w:rPr>
+        <w:t xml:space="preserve"> 73.92 </w:t>
+      </w:r>
+      <w:r>
+        <w:rPr>
+          <w:lang w:eastAsia="zh-CN"/>
+        </w:rPr>
+        <w:t>个百分点，大屏增加</w:t>
+      </w:r>
+      <w:r>
+        <w:rPr>
+          <w:lang w:eastAsia="zh-CN"/>
+        </w:rPr>
+        <w:t xml:space="preserve"> 64.53 </w:t>
+      </w:r>
+      <w:r>
+        <w:rPr>
+          <w:lang w:eastAsia="zh-CN"/>
+        </w:rPr>
+        <w:t>个百分点，屏幕间差距由</w:t>
+      </w:r>
+      <w:r>
+        <w:rPr>
+          <w:lang w:eastAsia="zh-CN"/>
+        </w:rPr>
+        <w:t xml:space="preserve"> 18.69 </w:t>
+      </w:r>
+      <w:r>
+        <w:rPr>
+          <w:lang w:eastAsia="zh-CN"/>
+        </w:rPr>
+        <w:t>缩小到</w:t>
+      </w:r>
+      <w:r>
+        <w:rPr>
+          <w:lang w:eastAsia="zh-CN"/>
+        </w:rPr>
+        <w:t xml:space="preserve"> 9.30 </w:t>
+      </w:r>
+      <w:r>
+        <w:rPr>
+          <w:lang w:eastAsia="zh-CN"/>
+        </w:rPr>
+        <w:t>个百分点。</w:t>
       </w:r>
       <w:r>
         <w:rPr>
@@ -4379,134 +6925,327 @@
         <w:rPr>
           <w:lang w:eastAsia="zh-CN"/>
         </w:rPr>
-        <w:t>保留折叠根和隐藏节点摘要，但暂时不绘制后代。展开后仍使用原有节点位置和父子关系。</w:t>
+        <w:t>的补偿较弱：</w:t>
+      </w:r>
+      <w:r>
+        <w:rPr>
+          <w:lang w:eastAsia="zh-CN"/>
+        </w:rPr>
+        <w:t xml:space="preserve">241 </w:t>
+      </w:r>
+      <w:r>
+        <w:rPr>
+          <w:lang w:eastAsia="zh-CN"/>
+        </w:rPr>
+        <w:t>节点树的屏幕间差距缩小到</w:t>
+      </w:r>
+      <w:r>
+        <w:rPr>
+          <w:lang w:eastAsia="zh-CN"/>
+        </w:rPr>
+        <w:t xml:space="preserve"> 14.29 </w:t>
+      </w:r>
+      <w:r>
+        <w:rPr>
+          <w:lang w:eastAsia="zh-CN"/>
+        </w:rPr>
+        <w:t>个百分点，</w:t>
+      </w:r>
+      <w:r>
+        <w:rPr>
+          <w:lang w:eastAsia="zh-CN"/>
+        </w:rPr>
+        <w:t xml:space="preserve">364 </w:t>
+      </w:r>
+      <w:r>
+        <w:rPr>
+          <w:lang w:eastAsia="zh-CN"/>
+        </w:rPr>
+        <w:t>节点树只缩小到</w:t>
+      </w:r>
+      <w:r>
+        <w:rPr>
+          <w:lang w:eastAsia="zh-CN"/>
+        </w:rPr>
+        <w:t xml:space="preserve"> 18.18 </w:t>
+      </w:r>
+      <w:r>
+        <w:rPr>
+          <w:lang w:eastAsia="zh-CN"/>
+        </w:rPr>
+        <w:t>个百分点。原因是</w:t>
+      </w:r>
+      <w:r>
+        <w:rPr>
+          <w:lang w:eastAsia="zh-CN"/>
+        </w:rPr>
+        <w:t xml:space="preserve"> Collapse </w:t>
+      </w:r>
+      <w:r>
+        <w:rPr>
+          <w:lang w:eastAsia="zh-CN"/>
+        </w:rPr>
+        <w:t>仍保留路径和折叠根，而</w:t>
+      </w:r>
+      <w:r>
+        <w:rPr>
+          <w:lang w:eastAsia="zh-CN"/>
+        </w:rPr>
+        <w:t xml:space="preserve"> Focus </w:t>
+      </w:r>
+      <w:r>
+        <w:rPr>
+          <w:lang w:eastAsia="zh-CN"/>
+        </w:rPr>
+        <w:t>只保留当前分支及必要上下文。这里比较的是当前条件保留卡片的覆盖率，不表示完整树已经全部显示。</w:t>
       </w:r>
     </w:p>
     <w:p>
       <w:pPr>
-        <w:pStyle w:val="31"/>
-        <w:rPr>
-          <w:lang w:eastAsia="zh-CN"/>
-        </w:rPr>
-      </w:pPr>
-      <w:r>
-        <w:rPr>
-          <w:lang w:eastAsia="zh-CN"/>
-        </w:rPr>
-        <w:t>4.6.3</w:t>
-      </w:r>
-      <w:r>
-        <w:rPr>
-          <w:lang w:eastAsia="zh-CN"/>
-        </w:rPr>
-        <w:t xml:space="preserve">　导航与概览</w:t>
+        <w:rPr>
+          <w:lang w:eastAsia="zh-CN"/>
+        </w:rPr>
+      </w:pPr>
+      <w:r>
+        <w:rPr>
+          <w:lang w:eastAsia="zh-CN"/>
+        </w:rPr>
+        <w:t xml:space="preserve">Search </w:t>
+      </w:r>
+      <w:r>
+        <w:rPr>
+          <w:lang w:eastAsia="zh-CN"/>
+        </w:rPr>
+        <w:t>在全部</w:t>
+      </w:r>
+      <w:r>
+        <w:rPr>
+          <w:lang w:eastAsia="zh-CN"/>
+        </w:rPr>
+        <w:t xml:space="preserve"> 15 </w:t>
+      </w:r>
+      <w:r>
+        <w:rPr>
+          <w:lang w:eastAsia="zh-CN"/>
+        </w:rPr>
+        <w:t>个</w:t>
+      </w:r>
+      <w:r>
+        <w:rPr>
+          <w:lang w:eastAsia="zh-CN"/>
+        </w:rPr>
+        <w:t>“</w:t>
+      </w:r>
+      <w:r>
+        <w:rPr>
+          <w:lang w:eastAsia="zh-CN"/>
+        </w:rPr>
+        <w:t>屏幕</w:t>
+      </w:r>
+      <w:r>
+        <w:rPr>
+          <w:lang w:eastAsia="zh-CN"/>
+        </w:rPr>
+        <w:t>–</w:t>
+      </w:r>
+      <w:r>
+        <w:rPr>
+          <w:lang w:eastAsia="zh-CN"/>
+        </w:rPr>
+        <w:t>规模</w:t>
+      </w:r>
+      <w:r>
+        <w:rPr>
+          <w:lang w:eastAsia="zh-CN"/>
+        </w:rPr>
+        <w:t>”</w:t>
+      </w:r>
+      <w:r>
+        <w:rPr>
+          <w:lang w:eastAsia="zh-CN"/>
+        </w:rPr>
+        <w:t>组合中都把固定目标移入视口，说明屏幕变小没有破坏目标定位。综合来看，大屏幕仍能显示更多绝对上下文，但优化没有进一步扩大这种优势。</w:t>
+      </w:r>
+      <w:r>
+        <w:rPr>
+          <w:lang w:eastAsia="zh-CN"/>
+        </w:rPr>
+        <w:t xml:space="preserve">Compact </w:t>
+      </w:r>
+      <w:r>
+        <w:rPr>
+          <w:lang w:eastAsia="zh-CN"/>
+        </w:rPr>
+        <w:t>和</w:t>
+      </w:r>
+      <w:r>
+        <w:rPr>
+          <w:lang w:eastAsia="zh-CN"/>
+        </w:rPr>
+        <w:t xml:space="preserve"> Overview </w:t>
+      </w:r>
+      <w:r>
+        <w:rPr>
+          <w:lang w:eastAsia="zh-CN"/>
+        </w:rPr>
+        <w:t>跨屏幕保持稳定，</w:t>
+      </w:r>
+      <w:r>
+        <w:rPr>
+          <w:lang w:eastAsia="zh-CN"/>
+        </w:rPr>
+        <w:t xml:space="preserve">Search </w:t>
+      </w:r>
+      <w:r>
+        <w:rPr>
+          <w:lang w:eastAsia="zh-CN"/>
+        </w:rPr>
+        <w:t>保持目标可定位，</w:t>
+      </w:r>
+      <w:r>
+        <w:rPr>
+          <w:lang w:eastAsia="zh-CN"/>
+        </w:rPr>
+        <w:t xml:space="preserve">Focus </w:t>
+      </w:r>
+      <w:r>
+        <w:rPr>
+          <w:lang w:eastAsia="zh-CN"/>
+        </w:rPr>
+        <w:t>则明显缩小小屏与大屏的覆盖差距。因此，数据更支持</w:t>
+      </w:r>
+      <w:r>
+        <w:rPr>
+          <w:lang w:eastAsia="zh-CN"/>
+        </w:rPr>
+        <w:t>“</w:t>
+      </w:r>
+      <w:r>
+        <w:rPr>
+          <w:lang w:eastAsia="zh-CN"/>
+        </w:rPr>
+        <w:t>显示优化补偿了小屏幕的部分空间限制，同时保留大屏幕的绝对容量优势</w:t>
+      </w:r>
+      <w:r>
+        <w:rPr>
+          <w:lang w:eastAsia="zh-CN"/>
+        </w:rPr>
+        <w:t>”</w:t>
+      </w:r>
+      <w:r>
+        <w:rPr>
+          <w:lang w:eastAsia="zh-CN"/>
+        </w:rPr>
+        <w:t>，而不是</w:t>
+      </w:r>
+      <w:r>
+        <w:rPr>
+          <w:lang w:eastAsia="zh-CN"/>
+        </w:rPr>
+        <w:t>“</w:t>
+      </w:r>
+      <w:r>
+        <w:rPr>
+          <w:lang w:eastAsia="zh-CN"/>
+        </w:rPr>
+        <w:t>显示优化主要扩大大屏幕优势</w:t>
+      </w:r>
+      <w:r>
+        <w:rPr>
+          <w:lang w:eastAsia="zh-CN"/>
+        </w:rPr>
+        <w:t>”</w:t>
+      </w:r>
+      <w:r>
+        <w:rPr>
+          <w:lang w:eastAsia="zh-CN"/>
+        </w:rPr>
+        <w:t>。</w:t>
       </w:r>
     </w:p>
     <w:p>
       <w:pPr>
-        <w:rPr>
-          <w:lang w:eastAsia="zh-CN"/>
-        </w:rPr>
-      </w:pPr>
-      <w:r>
-        <w:rPr>
-          <w:lang w:eastAsia="zh-CN"/>
-        </w:rPr>
-        <w:t>增强小地图使用固定区域显示整棵树的缩略结构，并标出当前视口位置。</w:t>
-      </w:r>
-      <w:r>
-        <w:rPr>
-          <w:lang w:eastAsia="zh-CN"/>
-        </w:rPr>
-        <w:t xml:space="preserve">Fit </w:t>
-      </w:r>
-      <w:r>
-        <w:rPr>
-          <w:lang w:eastAsia="zh-CN"/>
-        </w:rPr>
-        <w:t>用于把当前图形移动到可查看范围，</w:t>
-      </w:r>
-      <w:r>
-        <w:rPr>
-          <w:lang w:eastAsia="zh-CN"/>
-        </w:rPr>
-        <w:t xml:space="preserve">Focus </w:t>
-      </w:r>
-      <w:r>
-        <w:rPr>
-          <w:lang w:eastAsia="zh-CN"/>
-        </w:rPr>
-        <w:t>用于定位选中节点，</w:t>
-      </w:r>
-      <w:r>
-        <w:rPr>
-          <w:lang w:eastAsia="zh-CN"/>
-        </w:rPr>
-        <w:t xml:space="preserve">Show All </w:t>
-      </w:r>
-      <w:r>
-        <w:rPr>
-          <w:lang w:eastAsia="zh-CN"/>
-        </w:rPr>
-        <w:t>用于取消局部显示并返回完整树。</w:t>
-      </w:r>
-      <w:r>
-        <w:rPr>
-          <w:lang w:eastAsia="zh-CN"/>
-        </w:rPr>
-        <w:t xml:space="preserve">Breadcrumb </w:t>
-      </w:r>
-      <w:r>
-        <w:rPr>
-          <w:lang w:eastAsia="zh-CN"/>
-        </w:rPr>
-        <w:t>显示从</w:t>
-      </w:r>
-      <w:r>
-        <w:rPr>
-          <w:lang w:eastAsia="zh-CN"/>
-        </w:rPr>
-        <w:t xml:space="preserve"> Root </w:t>
-      </w:r>
-      <w:r>
-        <w:rPr>
-          <w:lang w:eastAsia="zh-CN"/>
-        </w:rPr>
-        <w:t>到当前节点的层级路径，路径摘要则以文字形式给出当前执行或选择路径，因此在卡片缩小时仍可确认所处位置。</w:t>
+        <w:pStyle w:val="1"/>
+        <w:pageBreakBefore/>
+        <w:rPr>
+          <w:lang w:eastAsia="zh-CN"/>
+        </w:rPr>
+      </w:pPr>
+      <w:r>
+        <w:rPr>
+          <w:lang w:eastAsia="zh-CN"/>
+        </w:rPr>
+        <w:lastRenderedPageBreak/>
+        <w:t>第</w:t>
+      </w:r>
+      <w:r>
+        <w:rPr>
+          <w:lang w:eastAsia="zh-CN"/>
+        </w:rPr>
+        <w:t>7</w:t>
+      </w:r>
+      <w:r>
+        <w:rPr>
+          <w:lang w:eastAsia="zh-CN"/>
+        </w:rPr>
+        <w:t>章　结论</w:t>
       </w:r>
     </w:p>
     <w:p>
       <w:pPr>
-        <w:rPr>
-          <w:lang w:eastAsia="zh-CN"/>
-        </w:rPr>
-      </w:pPr>
-      <w:r>
-        <w:rPr>
-          <w:lang w:eastAsia="zh-CN"/>
-        </w:rPr>
-        <w:lastRenderedPageBreak/>
-        <w:t>搜索结果可以使用按钮或键盘在前后目标之间移动。多列布局把拥有大量子节点的分支分成多列，避免单层无限向横向扩展；稳定布局尽量保留未修改分支的位置，减少一次编辑造成的大范围移动。自动排列仍保持同级节点从左到右的执行顺序。</w:t>
+        <w:pStyle w:val="21"/>
+        <w:rPr>
+          <w:lang w:eastAsia="zh-CN"/>
+        </w:rPr>
+      </w:pPr>
+      <w:r>
+        <w:rPr>
+          <w:lang w:eastAsia="zh-CN"/>
+        </w:rPr>
+        <w:t>7.1</w:t>
+      </w:r>
+      <w:r>
+        <w:rPr>
+          <w:lang w:eastAsia="zh-CN"/>
+        </w:rPr>
+        <w:t xml:space="preserve">　总结</w:t>
       </w:r>
     </w:p>
     <w:p>
       <w:pPr>
-        <w:pStyle w:val="31"/>
-        <w:rPr>
-          <w:lang w:eastAsia="zh-CN"/>
-        </w:rPr>
-      </w:pPr>
-      <w:r>
-        <w:rPr>
-          <w:lang w:eastAsia="zh-CN"/>
-        </w:rPr>
-        <w:t>4.6.4</w:t>
-      </w:r>
-      <w:r>
-        <w:rPr>
-          <w:lang w:eastAsia="zh-CN"/>
-        </w:rPr>
-        <w:t xml:space="preserve">　连线与运行表示</w:t>
+        <w:rPr>
+          <w:lang w:eastAsia="zh-CN"/>
+        </w:rPr>
+      </w:pPr>
+      <w:r>
+        <w:rPr>
+          <w:lang w:eastAsia="zh-CN"/>
+        </w:rPr>
+        <w:t>本文在</w:t>
+      </w:r>
+      <w:r>
+        <w:rPr>
+          <w:lang w:eastAsia="zh-CN"/>
+        </w:rPr>
+        <w:t xml:space="preserve"> Godot 4.6 </w:t>
+      </w:r>
+      <w:r>
+        <w:rPr>
+          <w:lang w:eastAsia="zh-CN"/>
+        </w:rPr>
+        <w:t>中实现了一个可视化行为树插件，并研究大型行为树的显示问题。</w:t>
+      </w:r>
+      <w:r>
+        <w:rPr>
+          <w:lang w:eastAsia="zh-CN"/>
+        </w:rPr>
+        <w:t xml:space="preserve">Godot </w:t>
+      </w:r>
+      <w:r>
+        <w:rPr>
+          <w:lang w:eastAsia="zh-CN"/>
+        </w:rPr>
+        <w:t>提供了通用图编辑控件，但没有完整的行为树编辑和运行流程。传统节点图在节点、参数和调试信息增加后，也会占用很大的画布空间。</w:t>
       </w:r>
     </w:p>
     <w:p>
@@ -4516,168 +7255,169 @@
         </w:rPr>
       </w:pPr>
       <w:r>
-        <w:rPr>
-          <w:lang w:eastAsia="zh-CN"/>
-        </w:rPr>
-        <w:t>插件使用节点下方的输出端口和上方的输入端口表达父子关系。正式连线由插件自行绘制，拖动预览仍使用</w:t>
-      </w:r>
-      <w:r>
-        <w:rPr>
-          <w:lang w:eastAsia="zh-CN"/>
-        </w:rPr>
-        <w:t xml:space="preserve"> Godot </w:t>
-      </w:r>
-      <w:r>
-        <w:rPr>
-          <w:lang w:eastAsia="zh-CN"/>
-        </w:rPr>
-        <w:t>的</w:t>
-      </w:r>
-      <w:r>
-        <w:rPr>
-          <w:lang w:eastAsia="zh-CN"/>
-        </w:rPr>
-        <w:t xml:space="preserve"> GraphEdit </w:t>
-      </w:r>
-      <w:r>
-        <w:rPr>
-          <w:lang w:eastAsia="zh-CN"/>
-        </w:rPr>
-        <w:t>输入处理。正交连线使用水平和垂直线段减少曲线交叉；边捆绑让具有共同父级的连线先共享一段主干，再分向各个子节点。两种方式都保留连线点击、断开、撤销和重做。</w:t>
+        <w:t>最终插件能够创建、保存、加载和运行行为树，支持黑板、</w:t>
+      </w:r>
+      <w:r>
+        <w:t>Decorator</w:t>
+      </w:r>
+      <w:r>
+        <w:t>、多种复合节点、</w:t>
+      </w:r>
+      <w:r>
+        <w:t>Action</w:t>
+      </w:r>
+      <w:r>
+        <w:t>、</w:t>
+      </w:r>
+      <w:r>
+        <w:t>Condition</w:t>
+      </w:r>
+      <w:r>
+        <w:t>、撤销、重做和</w:t>
+      </w:r>
+      <w:r>
+        <w:t xml:space="preserve"> Live Debug</w:t>
+      </w:r>
+      <w:r>
+        <w:t>。</w:t>
+      </w:r>
+      <w:r>
+        <w:rPr>
+          <w:lang w:eastAsia="zh-CN"/>
+        </w:rPr>
+        <w:t>复杂二维场景使用</w:t>
+      </w:r>
+      <w:r>
+        <w:rPr>
+          <w:lang w:eastAsia="zh-CN"/>
+        </w:rPr>
+        <w:t xml:space="preserve"> 241 </w:t>
+      </w:r>
+      <w:r>
+        <w:rPr>
+          <w:lang w:eastAsia="zh-CN"/>
+        </w:rPr>
+        <w:t>节点行为树控制敌人的索敌、防御、近战、远程攻击、跳跃、攀爬、搜索、撤退、治疗和巡逻。</w:t>
       </w:r>
     </w:p>
     <w:p>
-      <w:pPr>
-        <w:rPr>
-          <w:lang w:eastAsia="zh-CN"/>
-        </w:rPr>
-      </w:pPr>
-      <w:r>
-        <w:rPr>
-          <w:lang w:eastAsia="zh-CN"/>
-        </w:rPr>
-        <w:t>运行时表示在同一画布上显示活动路径、当前节点、成功或失败状态、非活动分支淡化和失败原因。路径颜色沿父子关系连续传播，</w:t>
-      </w:r>
-      <w:r>
-        <w:rPr>
-          <w:lang w:eastAsia="zh-CN"/>
-        </w:rPr>
-        <w:t xml:space="preserve">Decorator </w:t>
-      </w:r>
-      <w:r>
-        <w:rPr>
-          <w:lang w:eastAsia="zh-CN"/>
-        </w:rPr>
-        <w:t>失败会显示在所属节点附近。这样，用户既能看到静态结构，也能看到本次</w:t>
-      </w:r>
-      <w:r>
-        <w:rPr>
-          <w:lang w:eastAsia="zh-CN"/>
-        </w:rPr>
-        <w:t xml:space="preserve"> Tick </w:t>
-      </w:r>
-      <w:r>
-        <w:rPr>
-          <w:lang w:eastAsia="zh-CN"/>
-        </w:rPr>
-        <w:t>实际经过的分支。</w:t>
+      <w:r>
+        <w:t>五种树规模的实验表明，</w:t>
+      </w:r>
+      <w:r>
+        <w:t xml:space="preserve">Compact </w:t>
+      </w:r>
+      <w:r>
+        <w:t>把卡片面积减少了</w:t>
+      </w:r>
+      <w:r>
+        <w:t xml:space="preserve"> 61.09–61.35%</w:t>
+      </w:r>
+      <w:r>
+        <w:t>，</w:t>
+      </w:r>
+      <w:r>
+        <w:t xml:space="preserve">Overview </w:t>
+      </w:r>
+      <w:r>
+        <w:t>减少了</w:t>
+      </w:r>
+      <w:r>
+        <w:t xml:space="preserve"> 90.27–90.34%</w:t>
+      </w:r>
+      <w:r>
+        <w:t>，</w:t>
+      </w:r>
+      <w:r>
+        <w:t xml:space="preserve">Search </w:t>
+      </w:r>
+      <w:r>
+        <w:t>淡化了</w:t>
+      </w:r>
+      <w:r>
+        <w:t xml:space="preserve"> 96.15–99.67% </w:t>
+      </w:r>
+      <w:r>
+        <w:t>的非目标卡片。</w:t>
+      </w:r>
+      <w:r>
+        <w:t xml:space="preserve">Focus </w:t>
+      </w:r>
+      <w:r>
+        <w:t>和</w:t>
+      </w:r>
+      <w:r>
+        <w:t xml:space="preserve"> Collapse </w:t>
+      </w:r>
+      <w:r>
+        <w:t>也明显减少了当前显示的上下文，所有条件都没有改变保存位置和执行顺序。</w:t>
       </w:r>
     </w:p>
     <w:p>
       <w:pPr>
-        <w:pStyle w:val="21"/>
-        <w:rPr>
-          <w:lang w:eastAsia="zh-CN"/>
-        </w:rPr>
-      </w:pPr>
-      <w:r>
-        <w:rPr>
-          <w:lang w:eastAsia="zh-CN"/>
-        </w:rPr>
-        <w:t>4.7</w:t>
-      </w:r>
-      <w:r>
-        <w:rPr>
-          <w:lang w:eastAsia="zh-CN"/>
-        </w:rPr>
-        <w:t xml:space="preserve">　物理屏幕实验基础设施</w:t>
-      </w:r>
-    </w:p>
-    <w:p>
-      <w:pPr>
-        <w:rPr>
-          <w:lang w:eastAsia="zh-CN"/>
-        </w:rPr>
-      </w:pPr>
-      <w:r>
-        <w:rPr>
-          <w:lang w:eastAsia="zh-CN"/>
-        </w:rPr>
-        <w:t>屏幕测试工具读取</w:t>
-      </w:r>
-      <w:r>
-        <w:rPr>
-          <w:lang w:eastAsia="zh-CN"/>
-        </w:rPr>
-        <w:t xml:space="preserve"> EDID </w:t>
-      </w:r>
-      <w:r>
-        <w:rPr>
-          <w:lang w:eastAsia="zh-CN"/>
-        </w:rPr>
-        <w:t>中的物理宽高，并将它与分辨率分开记录。对于宽</w:t>
-      </w:r>
-      <w:r>
-        <w:rPr>
-          <w:lang w:eastAsia="zh-CN"/>
-        </w:rPr>
-        <w:t xml:space="preserve"> W_cm</w:t>
-      </w:r>
-      <w:r>
-        <w:rPr>
-          <w:lang w:eastAsia="zh-CN"/>
-        </w:rPr>
-        <w:t>、高</w:t>
-      </w:r>
-      <w:r>
-        <w:rPr>
-          <w:lang w:eastAsia="zh-CN"/>
-        </w:rPr>
-        <w:t xml:space="preserve"> H_cm </w:t>
-      </w:r>
-      <w:r>
-        <w:rPr>
-          <w:lang w:eastAsia="zh-CN"/>
-        </w:rPr>
-        <w:t>的屏幕，测试画布为</w:t>
-      </w:r>
-    </w:p>
-    <w:p>
-      <w:pPr>
-        <w:ind w:firstLine="0"/>
-        <w:jc w:val="center"/>
-      </w:pPr>
-      <w:r>
-        <w:t>W_c=35W_cm, H_c=35H_cm,</w:t>
-      </w:r>
-    </w:p>
-    <w:p>
-      <w:pPr>
-        <w:rPr>
-          <w:lang w:eastAsia="zh-CN"/>
-        </w:rPr>
-      </w:pPr>
-      <w:r>
-        <w:rPr>
-          <w:lang w:eastAsia="zh-CN"/>
-        </w:rPr>
-        <w:t>其中</w:t>
-      </w:r>
-      <w:r>
-        <w:rPr>
-          <w:lang w:eastAsia="zh-CN"/>
-        </w:rPr>
-        <w:t xml:space="preserve"> W_c </w:t>
+        <w:rPr>
+          <w:lang w:eastAsia="zh-CN"/>
+        </w:rPr>
+      </w:pPr>
+      <w:r>
+        <w:rPr>
+          <w:lang w:eastAsia="zh-CN"/>
+        </w:rPr>
+        <w:t>三块屏幕的实验表明，</w:t>
+      </w:r>
+      <w:r>
+        <w:rPr>
+          <w:lang w:eastAsia="zh-CN"/>
+        </w:rPr>
+        <w:t xml:space="preserve">31.55 </w:t>
+      </w:r>
+      <w:r>
+        <w:rPr>
+          <w:lang w:eastAsia="zh-CN"/>
+        </w:rPr>
+        <w:t>英寸屏幕上复杂树的覆盖率是</w:t>
+      </w:r>
+      <w:r>
+        <w:rPr>
+          <w:lang w:eastAsia="zh-CN"/>
+        </w:rPr>
+        <w:t xml:space="preserve"> 15.94 </w:t>
+      </w:r>
+      <w:r>
+        <w:rPr>
+          <w:lang w:eastAsia="zh-CN"/>
+        </w:rPr>
+        <w:t>英寸屏幕的</w:t>
+      </w:r>
+      <w:r>
+        <w:rPr>
+          <w:lang w:eastAsia="zh-CN"/>
+        </w:rPr>
+        <w:t xml:space="preserve"> 2.54 </w:t>
+      </w:r>
+      <w:r>
+        <w:rPr>
+          <w:lang w:eastAsia="zh-CN"/>
+        </w:rPr>
+        <w:t>倍。</w:t>
+      </w:r>
+      <w:r>
+        <w:rPr>
+          <w:lang w:eastAsia="zh-CN"/>
+        </w:rPr>
+        <w:t>Compact</w:t>
+      </w:r>
+      <w:r>
+        <w:rPr>
+          <w:lang w:eastAsia="zh-CN"/>
+        </w:rPr>
+        <w:t>、</w:t>
+      </w:r>
+      <w:r>
+        <w:rPr>
+          <w:lang w:eastAsia="zh-CN"/>
+        </w:rPr>
+        <w:t xml:space="preserve">Overview </w:t>
       </w:r>
       <w:r>
         <w:rPr>
@@ -4689,2565 +7429,13 @@
         <w:rPr>
           <w:lang w:eastAsia="zh-CN"/>
         </w:rPr>
-        <w:t xml:space="preserve"> H_c </w:t>
-      </w:r>
-      <w:r>
-        <w:rPr>
-          <w:lang w:eastAsia="zh-CN"/>
-        </w:rPr>
-        <w:t>是画布的逻辑宽高。所有屏幕都使用每厘米</w:t>
-      </w:r>
-      <w:r>
-        <w:rPr>
-          <w:lang w:eastAsia="zh-CN"/>
-        </w:rPr>
-        <w:t xml:space="preserve"> 35 </w:t>
-      </w:r>
-      <w:r>
-        <w:rPr>
-          <w:lang w:eastAsia="zh-CN"/>
-        </w:rPr>
-        <w:t>个逻辑单位，因此实验比较的是物理显示面积，而不是不同设备的像素密度。</w:t>
-      </w:r>
-    </w:p>
-    <w:p>
-      <w:pPr>
-        <w:rPr>
-          <w:lang w:eastAsia="zh-CN"/>
-        </w:rPr>
-      </w:pPr>
-      <w:r>
-        <w:rPr>
-          <w:lang w:eastAsia="zh-CN"/>
-        </w:rPr>
-        <w:t>测试窗口会移动到指定屏幕，然后加载同一棵行为树和同一种显示条件。每次测试都会保存设备信息和原始</w:t>
-      </w:r>
-      <w:r>
-        <w:rPr>
-          <w:lang w:eastAsia="zh-CN"/>
-        </w:rPr>
-        <w:t xml:space="preserve"> CSV</w:t>
-      </w:r>
-      <w:r>
-        <w:rPr>
-          <w:lang w:eastAsia="zh-CN"/>
-        </w:rPr>
-        <w:t>。以后接入新屏幕时，新数据写入新的</w:t>
-      </w:r>
-      <w:r>
-        <w:rPr>
-          <w:lang w:eastAsia="zh-CN"/>
-        </w:rPr>
-        <w:t xml:space="preserve"> Session</w:t>
-      </w:r>
-      <w:r>
-        <w:rPr>
-          <w:lang w:eastAsia="zh-CN"/>
-        </w:rPr>
-        <w:t>，不覆盖现有结果。</w:t>
-      </w:r>
-    </w:p>
-    <w:p>
-      <w:pPr>
-        <w:pStyle w:val="21"/>
-        <w:rPr>
-          <w:lang w:eastAsia="zh-CN"/>
-        </w:rPr>
-      </w:pPr>
-      <w:r>
-        <w:rPr>
-          <w:lang w:eastAsia="zh-CN"/>
-        </w:rPr>
-        <w:t>4.8</w:t>
-      </w:r>
-      <w:r>
-        <w:rPr>
-          <w:lang w:eastAsia="zh-CN"/>
-        </w:rPr>
-        <w:t xml:space="preserve">　演示游戏</w:t>
-      </w:r>
-    </w:p>
-    <w:p>
-      <w:pPr>
-        <w:rPr>
-          <w:lang w:eastAsia="zh-CN"/>
-        </w:rPr>
-      </w:pPr>
-      <w:r>
-        <w:rPr>
-          <w:lang w:eastAsia="zh-CN"/>
-        </w:rPr>
-        <w:t>复杂二维竞技场用于确认行为树能够控制实际游戏敌人。玩家可以移动、跳跃、攀爬、近战、冲刺、治疗和短暂隐身。三个守卫共享同一棵</w:t>
-      </w:r>
-      <w:r>
-        <w:rPr>
-          <w:lang w:eastAsia="zh-CN"/>
-        </w:rPr>
-        <w:t xml:space="preserve"> 241 </w:t>
-      </w:r>
-      <w:r>
-        <w:rPr>
-          <w:lang w:eastAsia="zh-CN"/>
-        </w:rPr>
-        <w:t>节点行为树。守卫会根据距离、血量、障碍物和玩家状态选择防御、近战、远程攻击、跳跃、攀爬、追击、搜索、撤退、治疗、巡逻或待机。</w:t>
-      </w:r>
-    </w:p>
-    <w:p>
-      <w:pPr>
-        <w:rPr>
-          <w:lang w:eastAsia="zh-CN"/>
-        </w:rPr>
-      </w:pPr>
-      <w:r>
-        <w:rPr>
-          <w:lang w:eastAsia="zh-CN"/>
-        </w:rPr>
-        <w:lastRenderedPageBreak/>
-        <w:t>敌人在</w:t>
-      </w:r>
-      <w:r>
-        <w:rPr>
-          <w:lang w:eastAsia="zh-CN"/>
-        </w:rPr>
-        <w:t xml:space="preserve"> 330 </w:t>
-      </w:r>
-      <w:r>
-        <w:rPr>
-          <w:lang w:eastAsia="zh-CN"/>
-        </w:rPr>
-        <w:t>像素内发现玩家，只有距离超过</w:t>
-      </w:r>
-      <w:r>
-        <w:rPr>
-          <w:lang w:eastAsia="zh-CN"/>
-        </w:rPr>
-        <w:t xml:space="preserve"> 460 </w:t>
-      </w:r>
-      <w:r>
-        <w:rPr>
-          <w:lang w:eastAsia="zh-CN"/>
-        </w:rPr>
-        <w:t>像素后才会放弃目标。两个不同距离可以避免敌人在边界附近频繁切换状态。游戏使用简单图形，把开发重点放在行为逻辑和测试稳定性上。</w:t>
-      </w:r>
-    </w:p>
-    <w:p>
-      <w:pPr>
-        <w:pStyle w:val="1"/>
-        <w:pageBreakBefore/>
-        <w:rPr>
-          <w:lang w:eastAsia="zh-CN"/>
-        </w:rPr>
-      </w:pPr>
-      <w:r>
-        <w:rPr>
-          <w:lang w:eastAsia="zh-CN"/>
-        </w:rPr>
-        <w:lastRenderedPageBreak/>
-        <w:t>第</w:t>
-      </w:r>
-      <w:r>
-        <w:rPr>
-          <w:lang w:eastAsia="zh-CN"/>
-        </w:rPr>
-        <w:t>5</w:t>
-      </w:r>
-      <w:r>
-        <w:rPr>
-          <w:lang w:eastAsia="zh-CN"/>
-        </w:rPr>
-        <w:t>章　结果与分析</w:t>
-      </w:r>
-    </w:p>
-    <w:p>
-      <w:pPr>
-        <w:pStyle w:val="21"/>
-        <w:rPr>
-          <w:lang w:eastAsia="zh-CN"/>
-        </w:rPr>
-      </w:pPr>
-      <w:r>
-        <w:rPr>
-          <w:lang w:eastAsia="zh-CN"/>
-        </w:rPr>
-        <w:t>5.1</w:t>
-      </w:r>
-      <w:r>
-        <w:rPr>
-          <w:lang w:eastAsia="zh-CN"/>
-        </w:rPr>
-        <w:t xml:space="preserve">　插件功能与可玩游戏验证</w:t>
-      </w:r>
-    </w:p>
-    <w:p>
-      <w:pPr>
-        <w:rPr>
-          <w:lang w:eastAsia="zh-CN"/>
-        </w:rPr>
-      </w:pPr>
-      <w:r>
-        <w:rPr>
-          <w:lang w:eastAsia="zh-CN"/>
-        </w:rPr>
-        <w:t>插件功能测试共有</w:t>
-      </w:r>
-      <w:r>
-        <w:rPr>
-          <w:lang w:eastAsia="zh-CN"/>
-        </w:rPr>
-        <w:t xml:space="preserve"> 450 </w:t>
-      </w:r>
-      <w:r>
-        <w:rPr>
-          <w:lang w:eastAsia="zh-CN"/>
-        </w:rPr>
-        <w:t>项检查，全部通过，如表</w:t>
-      </w:r>
-      <w:r>
-        <w:rPr>
-          <w:lang w:eastAsia="zh-CN"/>
-        </w:rPr>
-        <w:t>5.1</w:t>
-      </w:r>
-      <w:r>
-        <w:rPr>
-          <w:lang w:eastAsia="zh-CN"/>
-        </w:rPr>
-        <w:t>所示。日志中没有脚本错误、内存泄漏、非法访问或程序崩溃。因此，后续显示实验使用的是一个功能正确的行为树插件。</w:t>
-      </w:r>
-    </w:p>
-    <w:p>
-      <w:pPr>
-        <w:rPr>
-          <w:lang w:eastAsia="zh-CN"/>
-        </w:rPr>
-      </w:pPr>
-      <w:r>
-        <w:rPr>
-          <w:lang w:eastAsia="zh-CN"/>
-        </w:rPr>
-        <w:t>可玩场景也通过了测试。敌人会根据情况追击、近战、防御、远程攻击、跳过障碍、攀爬梯子、搜索玩家、撤退和治疗。</w:t>
-      </w:r>
-      <w:r>
-        <w:rPr>
-          <w:lang w:eastAsia="zh-CN"/>
-        </w:rPr>
-        <w:t xml:space="preserve">Actor </w:t>
-      </w:r>
-      <w:r>
-        <w:rPr>
-          <w:lang w:eastAsia="zh-CN"/>
-        </w:rPr>
-        <w:t>方法负责实际移动和伤害，</w:t>
-      </w:r>
-      <w:r>
-        <w:rPr>
-          <w:lang w:eastAsia="zh-CN"/>
-        </w:rPr>
-        <w:t xml:space="preserve">241 </w:t>
-      </w:r>
-      <w:r>
-        <w:rPr>
-          <w:lang w:eastAsia="zh-CN"/>
-        </w:rPr>
-        <w:t>节点行为树负责选择行为、决定执行顺序和中断低优先级行为。这部分只证明插件能够正确控制复杂敌人，不作为独立的显示优化实验。</w:t>
-      </w:r>
-    </w:p>
-    <w:p>
-      <w:pPr>
-        <w:pStyle w:val="21"/>
-        <w:rPr>
-          <w:lang w:eastAsia="zh-CN"/>
-        </w:rPr>
-      </w:pPr>
-      <w:r>
-        <w:rPr>
-          <w:lang w:eastAsia="zh-CN"/>
-        </w:rPr>
-        <w:t>5.2</w:t>
-      </w:r>
-      <w:r>
-        <w:rPr>
-          <w:lang w:eastAsia="zh-CN"/>
-        </w:rPr>
-        <w:t xml:space="preserve">　受控多规模显示结果</w:t>
-      </w:r>
-    </w:p>
-    <w:p>
-      <w:pPr>
-        <w:rPr>
-          <w:lang w:eastAsia="zh-CN"/>
-        </w:rPr>
-      </w:pPr>
-      <w:r>
-        <w:rPr>
-          <w:lang w:eastAsia="zh-CN"/>
-        </w:rPr>
-        <w:t>受控实验获得了计划中的</w:t>
-      </w:r>
-      <w:r>
-        <w:rPr>
-          <w:lang w:eastAsia="zh-CN"/>
-        </w:rPr>
-        <w:t xml:space="preserve"> 900 </w:t>
-      </w:r>
-      <w:r>
-        <w:rPr>
-          <w:lang w:eastAsia="zh-CN"/>
-        </w:rPr>
-        <w:t>条数据，所有预设检查均通过。表</w:t>
-      </w:r>
-      <w:r>
-        <w:rPr>
-          <w:lang w:eastAsia="zh-CN"/>
-        </w:rPr>
-        <w:t>5.2</w:t>
-      </w:r>
-      <w:r>
-        <w:rPr>
-          <w:lang w:eastAsia="zh-CN"/>
-        </w:rPr>
-        <w:t>给出五种树规模的主要结果。</w:t>
-      </w:r>
-      <w:r>
-        <w:rPr>
-          <w:lang w:eastAsia="zh-CN"/>
-        </w:rPr>
-        <w:t xml:space="preserve">Compact </w:t>
-      </w:r>
-      <w:r>
-        <w:rPr>
-          <w:lang w:eastAsia="zh-CN"/>
-        </w:rPr>
-        <w:t>没有隐藏节点，但把卡片总面积减少了</w:t>
-      </w:r>
-      <w:r>
-        <w:rPr>
-          <w:lang w:eastAsia="zh-CN"/>
-        </w:rPr>
-        <w:t xml:space="preserve"> 61.09–61.35%</w:t>
-      </w:r>
-      <w:r>
-        <w:rPr>
-          <w:lang w:eastAsia="zh-CN"/>
-        </w:rPr>
-        <w:t>。</w:t>
-      </w:r>
-      <w:r>
-        <w:rPr>
-          <w:lang w:eastAsia="zh-CN"/>
-        </w:rPr>
-        <w:t xml:space="preserve">Optimized Overview </w:t>
-      </w:r>
-      <w:r>
-        <w:rPr>
-          <w:lang w:eastAsia="zh-CN"/>
-        </w:rPr>
-        <w:t>同样保留全部节点，卡片总面积减少了</w:t>
-      </w:r>
-      <w:r>
-        <w:rPr>
-          <w:lang w:eastAsia="zh-CN"/>
-        </w:rPr>
-        <w:t xml:space="preserve"> 90.27–90.34%</w:t>
-      </w:r>
-      <w:r>
-        <w:rPr>
-          <w:lang w:eastAsia="zh-CN"/>
-        </w:rPr>
-        <w:t>。这说明两种方式能够减少画面占用，但不能说明用户完成任务的速度提高了相同比例。</w:t>
-      </w:r>
-    </w:p>
-    <w:p>
-      <w:pPr>
-        <w:rPr>
-          <w:lang w:eastAsia="zh-CN"/>
-        </w:rPr>
-      </w:pPr>
-      <w:r>
-        <w:rPr>
-          <w:lang w:eastAsia="zh-CN"/>
-        </w:rPr>
-        <w:t xml:space="preserve">Search </w:t>
-      </w:r>
-      <w:r>
-        <w:rPr>
-          <w:lang w:eastAsia="zh-CN"/>
-        </w:rPr>
-        <w:t>会突出唯一目标，并把它移入视口。非目标节点的淡化比例从</w:t>
-      </w:r>
-      <w:r>
-        <w:rPr>
-          <w:lang w:eastAsia="zh-CN"/>
-        </w:rPr>
-        <w:t xml:space="preserve"> 31 </w:t>
-      </w:r>
-      <w:r>
-        <w:rPr>
-          <w:lang w:eastAsia="zh-CN"/>
-        </w:rPr>
-        <w:t>节点树的</w:t>
-      </w:r>
-      <w:r>
-        <w:rPr>
-          <w:lang w:eastAsia="zh-CN"/>
-        </w:rPr>
-        <w:t xml:space="preserve"> 96.15% </w:t>
-      </w:r>
-      <w:r>
-        <w:rPr>
-          <w:lang w:eastAsia="zh-CN"/>
-        </w:rPr>
-        <w:t>增加到</w:t>
-      </w:r>
-      <w:r>
-        <w:rPr>
-          <w:lang w:eastAsia="zh-CN"/>
-        </w:rPr>
-        <w:t xml:space="preserve"> 364 </w:t>
-      </w:r>
-      <w:r>
-        <w:rPr>
-          <w:lang w:eastAsia="zh-CN"/>
-        </w:rPr>
-        <w:t>节点树的</w:t>
-      </w:r>
-      <w:r>
-        <w:rPr>
-          <w:lang w:eastAsia="zh-CN"/>
-        </w:rPr>
-        <w:t xml:space="preserve"> 99.67%</w:t>
-      </w:r>
-      <w:r>
-        <w:rPr>
-          <w:lang w:eastAsia="zh-CN"/>
-        </w:rPr>
-        <w:t>。</w:t>
-      </w:r>
-      <w:r>
-        <w:rPr>
-          <w:lang w:eastAsia="zh-CN"/>
-        </w:rPr>
-        <w:t xml:space="preserve">Focus </w:t>
-      </w:r>
-      <w:r>
-        <w:rPr>
-          <w:lang w:eastAsia="zh-CN"/>
-        </w:rPr>
-        <w:t>和</w:t>
-      </w:r>
-      <w:r>
-        <w:rPr>
-          <w:lang w:eastAsia="zh-CN"/>
-        </w:rPr>
-        <w:t xml:space="preserve"> Collapse </w:t>
-      </w:r>
-      <w:r>
-        <w:rPr>
-          <w:lang w:eastAsia="zh-CN"/>
-        </w:rPr>
-        <w:t>会减少当前显示的上下文，但不会删除资源节点。</w:t>
-      </w:r>
-      <w:r>
-        <w:rPr>
-          <w:lang w:eastAsia="zh-CN"/>
-        </w:rPr>
-        <w:t xml:space="preserve">364 </w:t>
-      </w:r>
-      <w:r>
-        <w:rPr>
-          <w:lang w:eastAsia="zh-CN"/>
-        </w:rPr>
-        <w:t>节点树的</w:t>
-      </w:r>
-      <w:r>
-        <w:rPr>
-          <w:lang w:eastAsia="zh-CN"/>
-        </w:rPr>
-        <w:t xml:space="preserve"> Focus </w:t>
-      </w:r>
-      <w:r>
-        <w:rPr>
-          <w:lang w:eastAsia="zh-CN"/>
-        </w:rPr>
-        <w:t>减少比例没有继续上升，是因为固定目标在这棵树中拥有较大的局部分支。所有条件都保持了节点位置和从左到右的执行顺序。</w:t>
-      </w:r>
-    </w:p>
-    <w:p>
-      <w:pPr>
-        <w:pStyle w:val="21"/>
-        <w:rPr>
-          <w:lang w:eastAsia="zh-CN"/>
-        </w:rPr>
-      </w:pPr>
-      <w:r>
-        <w:rPr>
-          <w:lang w:eastAsia="zh-CN"/>
-        </w:rPr>
-        <w:t>5.3</w:t>
-      </w:r>
-      <w:r>
-        <w:rPr>
-          <w:lang w:eastAsia="zh-CN"/>
-        </w:rPr>
-        <w:t xml:space="preserve">　物理屏幕尺寸结果</w:t>
-      </w:r>
-    </w:p>
-    <w:p>
-      <w:pPr>
-        <w:rPr>
-          <w:lang w:eastAsia="zh-CN"/>
-        </w:rPr>
-      </w:pPr>
-      <w:r>
-        <w:rPr>
-          <w:lang w:eastAsia="zh-CN"/>
-        </w:rPr>
-        <w:t>三块屏幕上的</w:t>
-      </w:r>
-      <w:r>
-        <w:rPr>
-          <w:lang w:eastAsia="zh-CN"/>
-        </w:rPr>
-        <w:t xml:space="preserve"> 270 </w:t>
-      </w:r>
-      <w:r>
-        <w:rPr>
-          <w:lang w:eastAsia="zh-CN"/>
-        </w:rPr>
-        <w:t>次测试全部完成，没有失败。表</w:t>
-      </w:r>
-      <w:r>
-        <w:rPr>
-          <w:lang w:eastAsia="zh-CN"/>
-        </w:rPr>
-        <w:t>5.3</w:t>
-      </w:r>
-      <w:r>
-        <w:rPr>
-          <w:lang w:eastAsia="zh-CN"/>
-        </w:rPr>
-        <w:t>列出</w:t>
-      </w:r>
-      <w:r>
-        <w:rPr>
-          <w:lang w:eastAsia="zh-CN"/>
-        </w:rPr>
-        <w:t xml:space="preserve"> 241 </w:t>
-      </w:r>
-      <w:r>
-        <w:rPr>
-          <w:lang w:eastAsia="zh-CN"/>
-        </w:rPr>
-        <w:t>和</w:t>
-      </w:r>
-      <w:r>
-        <w:rPr>
-          <w:lang w:eastAsia="zh-CN"/>
-        </w:rPr>
-        <w:t xml:space="preserve"> 364 </w:t>
-      </w:r>
-      <w:r>
-        <w:rPr>
-          <w:lang w:eastAsia="zh-CN"/>
-        </w:rPr>
-        <w:t>节点树的结果。</w:t>
-      </w:r>
-      <w:r>
-        <w:rPr>
-          <w:lang w:eastAsia="zh-CN"/>
-        </w:rPr>
-        <w:t>“</w:t>
-      </w:r>
-      <w:r>
-        <w:rPr>
-          <w:lang w:eastAsia="zh-CN"/>
-        </w:rPr>
-        <w:t>覆盖率</w:t>
-      </w:r>
-      <w:r>
-        <w:rPr>
-          <w:lang w:eastAsia="zh-CN"/>
-        </w:rPr>
-        <w:t>”</w:t>
-      </w:r>
-      <w:r>
-        <w:rPr>
-          <w:lang w:eastAsia="zh-CN"/>
-        </w:rPr>
-        <w:t>表示画布能够容纳的卡片中心比例；</w:t>
-      </w:r>
-      <w:r>
-        <w:rPr>
-          <w:lang w:eastAsia="zh-CN"/>
-        </w:rPr>
-        <w:t>“</w:t>
-      </w:r>
-      <w:r>
-        <w:rPr>
-          <w:lang w:eastAsia="zh-CN"/>
-        </w:rPr>
-        <w:t>图</w:t>
-      </w:r>
-      <w:r>
-        <w:rPr>
-          <w:lang w:eastAsia="zh-CN"/>
-        </w:rPr>
-        <w:t>/</w:t>
-      </w:r>
-      <w:r>
-        <w:rPr>
-          <w:lang w:eastAsia="zh-CN"/>
-        </w:rPr>
-        <w:t>屏幕</w:t>
-      </w:r>
-      <w:r>
-        <w:rPr>
-          <w:lang w:eastAsia="zh-CN"/>
-        </w:rPr>
-        <w:t>”</w:t>
-      </w:r>
-      <w:r>
-        <w:rPr>
-          <w:lang w:eastAsia="zh-CN"/>
-        </w:rPr>
-        <w:t>表示完整行为树面积是屏幕测试面积的多少倍。</w:t>
-      </w:r>
-    </w:p>
-    <w:p>
-      <w:pPr>
-        <w:rPr>
-          <w:lang w:eastAsia="zh-CN"/>
-        </w:rPr>
-      </w:pPr>
-      <w:r>
-        <w:rPr>
-          <w:lang w:eastAsia="zh-CN"/>
-        </w:rPr>
-        <w:t>屏幕从</w:t>
-      </w:r>
-      <w:r>
-        <w:rPr>
-          <w:lang w:eastAsia="zh-CN"/>
-        </w:rPr>
-        <w:t xml:space="preserve"> 15.94 </w:t>
-      </w:r>
-      <w:r>
-        <w:rPr>
-          <w:lang w:eastAsia="zh-CN"/>
-        </w:rPr>
-        <w:t>英寸增大到</w:t>
-      </w:r>
-      <w:r>
-        <w:rPr>
-          <w:lang w:eastAsia="zh-CN"/>
-        </w:rPr>
-        <w:t xml:space="preserve"> 31.55 </w:t>
-      </w:r>
-      <w:r>
-        <w:rPr>
-          <w:lang w:eastAsia="zh-CN"/>
-        </w:rPr>
-        <w:t>英寸后，</w:t>
-      </w:r>
-      <w:r>
-        <w:rPr>
-          <w:lang w:eastAsia="zh-CN"/>
-        </w:rPr>
-        <w:t xml:space="preserve">241 </w:t>
-      </w:r>
-      <w:r>
-        <w:rPr>
-          <w:lang w:eastAsia="zh-CN"/>
-        </w:rPr>
-        <w:t>节点树的</w:t>
-      </w:r>
-      <w:r>
-        <w:rPr>
-          <w:lang w:eastAsia="zh-CN"/>
-        </w:rPr>
-        <w:t xml:space="preserve"> Baseline </w:t>
-      </w:r>
-      <w:r>
-        <w:rPr>
-          <w:lang w:eastAsia="zh-CN"/>
-        </w:rPr>
-        <w:t>覆盖率从</w:t>
-      </w:r>
-      <w:r>
-        <w:rPr>
-          <w:lang w:eastAsia="zh-CN"/>
-        </w:rPr>
-        <w:t xml:space="preserve"> 18.32% </w:t>
-      </w:r>
-      <w:r>
-        <w:rPr>
-          <w:lang w:eastAsia="zh-CN"/>
-        </w:rPr>
-        <w:t>增加到</w:t>
-      </w:r>
-      <w:r>
-        <w:rPr>
-          <w:lang w:eastAsia="zh-CN"/>
-        </w:rPr>
-        <w:t xml:space="preserve"> 46.53%</w:t>
-      </w:r>
-      <w:r>
-        <w:rPr>
-          <w:lang w:eastAsia="zh-CN"/>
-        </w:rPr>
-        <w:t>，</w:t>
-      </w:r>
-      <w:r>
-        <w:rPr>
-          <w:lang w:eastAsia="zh-CN"/>
-        </w:rPr>
-        <w:t xml:space="preserve">364 </w:t>
-      </w:r>
-      <w:r>
-        <w:rPr>
-          <w:lang w:eastAsia="zh-CN"/>
-        </w:rPr>
-        <w:t>节点树从</w:t>
-      </w:r>
-      <w:r>
-        <w:rPr>
-          <w:lang w:eastAsia="zh-CN"/>
-        </w:rPr>
-        <w:t xml:space="preserve"> 12.13% </w:t>
-      </w:r>
-      <w:r>
-        <w:rPr>
-          <w:lang w:eastAsia="zh-CN"/>
-        </w:rPr>
-        <w:t>增加到</w:t>
-      </w:r>
-      <w:r>
-        <w:rPr>
-          <w:lang w:eastAsia="zh-CN"/>
-        </w:rPr>
-        <w:t xml:space="preserve"> 30.82%</w:t>
-      </w:r>
-      <w:r>
-        <w:rPr>
-          <w:lang w:eastAsia="zh-CN"/>
-        </w:rPr>
-        <w:t>。两种树的覆盖</w:t>
-      </w:r>
-      <w:r>
-        <w:rPr>
-          <w:lang w:eastAsia="zh-CN"/>
-        </w:rPr>
-        <w:lastRenderedPageBreak/>
-        <w:t>率都变为原来的</w:t>
-      </w:r>
-      <w:r>
-        <w:rPr>
-          <w:lang w:eastAsia="zh-CN"/>
-        </w:rPr>
-        <w:t xml:space="preserve"> 2.54 </w:t>
-      </w:r>
-      <w:r>
-        <w:rPr>
-          <w:lang w:eastAsia="zh-CN"/>
-        </w:rPr>
-        <w:t>倍。完整树相对屏幕的面积比例则下降了</w:t>
-      </w:r>
-      <w:r>
-        <w:rPr>
-          <w:lang w:eastAsia="zh-CN"/>
-        </w:rPr>
-        <w:t xml:space="preserve"> 72.60%</w:t>
-      </w:r>
-      <w:r>
-        <w:rPr>
-          <w:lang w:eastAsia="zh-CN"/>
-        </w:rPr>
-        <w:t>。这说明更大的物理屏幕能够显示更多上下文，但不能证明开发者一定更容易理解这些内容。</w:t>
-      </w:r>
-    </w:p>
-    <w:p>
-      <w:pPr>
-        <w:rPr>
-          <w:lang w:eastAsia="zh-CN"/>
-        </w:rPr>
-      </w:pPr>
-      <w:r>
-        <w:rPr>
-          <w:lang w:eastAsia="zh-CN"/>
-        </w:rPr>
-        <w:t>显示优化在三块屏幕上的相对效果基本一致。</w:t>
-      </w:r>
-      <w:r>
-        <w:rPr>
-          <w:lang w:eastAsia="zh-CN"/>
-        </w:rPr>
-        <w:t xml:space="preserve">Compact </w:t>
-      </w:r>
-      <w:r>
-        <w:rPr>
-          <w:lang w:eastAsia="zh-CN"/>
-        </w:rPr>
-        <w:t>的面积减少比例保持在</w:t>
-      </w:r>
-      <w:r>
-        <w:rPr>
-          <w:lang w:eastAsia="zh-CN"/>
-        </w:rPr>
-        <w:t xml:space="preserve"> 61.09–61.35%</w:t>
-      </w:r>
-      <w:r>
-        <w:rPr>
-          <w:lang w:eastAsia="zh-CN"/>
-        </w:rPr>
-        <w:t>，</w:t>
-      </w:r>
-      <w:r>
-        <w:rPr>
-          <w:lang w:eastAsia="zh-CN"/>
-        </w:rPr>
-        <w:t xml:space="preserve">Overview </w:t>
-      </w:r>
-      <w:r>
-        <w:rPr>
-          <w:lang w:eastAsia="zh-CN"/>
-        </w:rPr>
-        <w:t>保持在</w:t>
-      </w:r>
-      <w:r>
-        <w:rPr>
-          <w:lang w:eastAsia="zh-CN"/>
-        </w:rPr>
-        <w:t xml:space="preserve"> 90.27–90.34%</w:t>
-      </w:r>
-      <w:r>
-        <w:rPr>
-          <w:lang w:eastAsia="zh-CN"/>
-        </w:rPr>
-        <w:t>。</w:t>
-      </w:r>
-      <w:r>
-        <w:rPr>
-          <w:lang w:eastAsia="zh-CN"/>
-        </w:rPr>
-        <w:t xml:space="preserve">Search </w:t>
-      </w:r>
-      <w:r>
-        <w:rPr>
-          <w:lang w:eastAsia="zh-CN"/>
-        </w:rPr>
-        <w:t>在全部</w:t>
-      </w:r>
-      <w:r>
-        <w:rPr>
-          <w:lang w:eastAsia="zh-CN"/>
-        </w:rPr>
-        <w:t xml:space="preserve"> 15 </w:t>
-      </w:r>
-      <w:r>
-        <w:rPr>
-          <w:lang w:eastAsia="zh-CN"/>
-        </w:rPr>
-        <w:t>个</w:t>
-      </w:r>
-      <w:r>
-        <w:rPr>
-          <w:lang w:eastAsia="zh-CN"/>
-        </w:rPr>
-        <w:t>“</w:t>
-      </w:r>
-      <w:r>
-        <w:rPr>
-          <w:lang w:eastAsia="zh-CN"/>
-        </w:rPr>
-        <w:t>屏幕</w:t>
-      </w:r>
-      <w:r>
-        <w:rPr>
-          <w:lang w:eastAsia="zh-CN"/>
-        </w:rPr>
-        <w:t>–</w:t>
-      </w:r>
-      <w:r>
-        <w:rPr>
-          <w:lang w:eastAsia="zh-CN"/>
-        </w:rPr>
-        <w:t>规模</w:t>
-      </w:r>
-      <w:r>
-        <w:rPr>
-          <w:lang w:eastAsia="zh-CN"/>
-        </w:rPr>
-        <w:t>”</w:t>
-      </w:r>
-      <w:r>
-        <w:rPr>
-          <w:lang w:eastAsia="zh-CN"/>
-        </w:rPr>
-        <w:t>组合中都把目标放入视口。所有条件也都保持了节点位置和执行顺序。</w:t>
-      </w:r>
-    </w:p>
-    <w:p>
-      <w:pPr>
-        <w:rPr>
-          <w:lang w:eastAsia="zh-CN"/>
-        </w:rPr>
-      </w:pPr>
-      <w:r>
-        <w:rPr>
-          <w:lang w:eastAsia="zh-CN"/>
-        </w:rPr>
-        <w:t>结构裁剪对小屏幕的影响更明显。对于</w:t>
-      </w:r>
-      <w:r>
-        <w:rPr>
-          <w:lang w:eastAsia="zh-CN"/>
-        </w:rPr>
-        <w:t xml:space="preserve"> 241 </w:t>
-      </w:r>
-      <w:r>
-        <w:rPr>
-          <w:lang w:eastAsia="zh-CN"/>
-        </w:rPr>
-        <w:t>节点树，三块屏幕上的</w:t>
-      </w:r>
-      <w:r>
-        <w:rPr>
-          <w:lang w:eastAsia="zh-CN"/>
-        </w:rPr>
-        <w:t xml:space="preserve"> Subtree Focus </w:t>
-      </w:r>
-      <w:r>
-        <w:rPr>
-          <w:lang w:eastAsia="zh-CN"/>
-        </w:rPr>
-        <w:t>覆盖率依次为</w:t>
-      </w:r>
-      <w:r>
-        <w:rPr>
-          <w:lang w:eastAsia="zh-CN"/>
-        </w:rPr>
-        <w:t xml:space="preserve"> 82.35%</w:t>
-      </w:r>
-      <w:r>
-        <w:rPr>
-          <w:lang w:eastAsia="zh-CN"/>
-        </w:rPr>
-        <w:t>、</w:t>
-      </w:r>
-      <w:r>
-        <w:rPr>
-          <w:lang w:eastAsia="zh-CN"/>
-        </w:rPr>
-        <w:t xml:space="preserve">88.24% </w:t>
-      </w:r>
-      <w:r>
-        <w:rPr>
-          <w:lang w:eastAsia="zh-CN"/>
-        </w:rPr>
-        <w:t>和</w:t>
-      </w:r>
-      <w:r>
-        <w:rPr>
-          <w:lang w:eastAsia="zh-CN"/>
-        </w:rPr>
-        <w:t xml:space="preserve"> 88.24%</w:t>
-      </w:r>
-      <w:r>
-        <w:rPr>
-          <w:lang w:eastAsia="zh-CN"/>
-        </w:rPr>
-        <w:t>，</w:t>
-      </w:r>
-      <w:r>
-        <w:rPr>
-          <w:lang w:eastAsia="zh-CN"/>
-        </w:rPr>
-        <w:t xml:space="preserve">Context Collapse </w:t>
-      </w:r>
-      <w:r>
-        <w:rPr>
-          <w:lang w:eastAsia="zh-CN"/>
-        </w:rPr>
-        <w:t>为</w:t>
-      </w:r>
-      <w:r>
-        <w:rPr>
-          <w:lang w:eastAsia="zh-CN"/>
-        </w:rPr>
-        <w:t xml:space="preserve"> 50.00%</w:t>
-      </w:r>
-      <w:r>
-        <w:rPr>
-          <w:lang w:eastAsia="zh-CN"/>
-        </w:rPr>
-        <w:t>、</w:t>
-      </w:r>
-      <w:r>
-        <w:rPr>
-          <w:lang w:eastAsia="zh-CN"/>
-        </w:rPr>
-        <w:t xml:space="preserve">64.29% </w:t>
-      </w:r>
-      <w:r>
-        <w:rPr>
-          <w:lang w:eastAsia="zh-CN"/>
-        </w:rPr>
-        <w:t>和</w:t>
-      </w:r>
-      <w:r>
-        <w:rPr>
-          <w:lang w:eastAsia="zh-CN"/>
-        </w:rPr>
-        <w:t xml:space="preserve"> 64.29%</w:t>
-      </w:r>
-      <w:r>
-        <w:rPr>
-          <w:lang w:eastAsia="zh-CN"/>
-        </w:rPr>
-        <w:t>。对于</w:t>
-      </w:r>
-      <w:r>
-        <w:rPr>
-          <w:lang w:eastAsia="zh-CN"/>
-        </w:rPr>
-        <w:t xml:space="preserve"> 364 </w:t>
-      </w:r>
-      <w:r>
-        <w:rPr>
-          <w:lang w:eastAsia="zh-CN"/>
-        </w:rPr>
-        <w:t>节点树，</w:t>
-      </w:r>
-      <w:r>
-        <w:rPr>
-          <w:lang w:eastAsia="zh-CN"/>
-        </w:rPr>
-        <w:t xml:space="preserve">Subtree Focus </w:t>
-      </w:r>
-      <w:r>
-        <w:rPr>
-          <w:lang w:eastAsia="zh-CN"/>
-        </w:rPr>
-        <w:t>覆盖率依次为</w:t>
-      </w:r>
-      <w:r>
-        <w:rPr>
-          <w:lang w:eastAsia="zh-CN"/>
-        </w:rPr>
-        <w:t xml:space="preserve"> 86.05%</w:t>
-      </w:r>
-      <w:r>
-        <w:rPr>
-          <w:lang w:eastAsia="zh-CN"/>
-        </w:rPr>
-        <w:t>、</w:t>
-      </w:r>
-      <w:r>
-        <w:rPr>
-          <w:lang w:eastAsia="zh-CN"/>
-        </w:rPr>
-        <w:t xml:space="preserve">95.35% </w:t>
-      </w:r>
-      <w:r>
-        <w:rPr>
-          <w:lang w:eastAsia="zh-CN"/>
-        </w:rPr>
-        <w:t>和</w:t>
-      </w:r>
-      <w:r>
-        <w:rPr>
-          <w:lang w:eastAsia="zh-CN"/>
-        </w:rPr>
-        <w:t xml:space="preserve"> 95.35%</w:t>
-      </w:r>
-      <w:r>
-        <w:rPr>
-          <w:lang w:eastAsia="zh-CN"/>
-        </w:rPr>
-        <w:t>，</w:t>
-      </w:r>
-      <w:r>
-        <w:rPr>
-          <w:lang w:eastAsia="zh-CN"/>
-        </w:rPr>
-        <w:t xml:space="preserve">Context Collapse </w:t>
-      </w:r>
-      <w:r>
-        <w:rPr>
-          <w:lang w:eastAsia="zh-CN"/>
-        </w:rPr>
-        <w:t>为</w:t>
-      </w:r>
-      <w:r>
-        <w:rPr>
-          <w:lang w:eastAsia="zh-CN"/>
-        </w:rPr>
-        <w:t xml:space="preserve"> 36.36%</w:t>
-      </w:r>
-      <w:r>
-        <w:rPr>
-          <w:lang w:eastAsia="zh-CN"/>
-        </w:rPr>
-        <w:t>、</w:t>
-      </w:r>
-      <w:r>
-        <w:rPr>
-          <w:lang w:eastAsia="zh-CN"/>
-        </w:rPr>
-        <w:t xml:space="preserve">54.55% </w:t>
-      </w:r>
-      <w:r>
-        <w:rPr>
-          <w:lang w:eastAsia="zh-CN"/>
-        </w:rPr>
-        <w:t>和</w:t>
-      </w:r>
-      <w:r>
-        <w:rPr>
-          <w:lang w:eastAsia="zh-CN"/>
-        </w:rPr>
-        <w:t xml:space="preserve"> 54.55%</w:t>
-      </w:r>
-      <w:r>
-        <w:rPr>
-          <w:lang w:eastAsia="zh-CN"/>
-        </w:rPr>
-        <w:t>。这里的覆盖率表示当前条件保留的卡片中有多少进入画布，不表示完整行为树有相同比例同时可见。</w:t>
-      </w:r>
-    </w:p>
-    <w:p>
-      <w:pPr>
-        <w:pStyle w:val="1"/>
-        <w:pageBreakBefore/>
-        <w:rPr>
-          <w:lang w:eastAsia="zh-CN"/>
-        </w:rPr>
-      </w:pPr>
-      <w:r>
-        <w:rPr>
-          <w:lang w:eastAsia="zh-CN"/>
-        </w:rPr>
-        <w:lastRenderedPageBreak/>
-        <w:t>第</w:t>
-      </w:r>
-      <w:r>
-        <w:rPr>
-          <w:lang w:eastAsia="zh-CN"/>
-        </w:rPr>
-        <w:t>6</w:t>
-      </w:r>
-      <w:r>
-        <w:rPr>
-          <w:lang w:eastAsia="zh-CN"/>
-        </w:rPr>
-        <w:t>章　讨论</w:t>
-      </w:r>
-    </w:p>
-    <w:p>
-      <w:pPr>
-        <w:pStyle w:val="21"/>
-        <w:rPr>
-          <w:lang w:eastAsia="zh-CN"/>
-        </w:rPr>
-      </w:pPr>
-      <w:r>
-        <w:rPr>
-          <w:lang w:eastAsia="zh-CN"/>
-        </w:rPr>
-        <w:t>6.1</w:t>
-      </w:r>
-      <w:r>
-        <w:rPr>
-          <w:lang w:eastAsia="zh-CN"/>
-        </w:rPr>
-        <w:t xml:space="preserve">　实验平台的功能正确性</w:t>
-      </w:r>
-    </w:p>
-    <w:p>
-      <w:pPr>
-        <w:rPr>
-          <w:lang w:eastAsia="zh-CN"/>
-        </w:rPr>
-      </w:pPr>
-      <w:r>
-        <w:rPr>
-          <w:lang w:eastAsia="zh-CN"/>
-        </w:rPr>
-        <w:t>完整插件是显示优化实验的平台，不是单独的研究对象。它能够保存和运行行为树，也支持</w:t>
-      </w:r>
-      <w:r>
-        <w:rPr>
-          <w:lang w:eastAsia="zh-CN"/>
-        </w:rPr>
-        <w:t xml:space="preserve"> Actor</w:t>
-      </w:r>
-      <w:r>
-        <w:rPr>
-          <w:lang w:eastAsia="zh-CN"/>
-        </w:rPr>
-        <w:t>、复合节点、条件、动作、</w:t>
-      </w:r>
-      <w:r>
-        <w:rPr>
-          <w:lang w:eastAsia="zh-CN"/>
-        </w:rPr>
-        <w:t>Decorator</w:t>
-      </w:r>
-      <w:r>
-        <w:rPr>
-          <w:lang w:eastAsia="zh-CN"/>
-        </w:rPr>
-        <w:t>、黑板和实时调试。因此，实验使用的是真正能够运行的行为树，而不是只画在画布上的静态节点图。</w:t>
-      </w:r>
-    </w:p>
-    <w:p>
-      <w:pPr>
-        <w:rPr>
-          <w:lang w:eastAsia="zh-CN"/>
-        </w:rPr>
-      </w:pPr>
-      <w:r>
-        <w:rPr>
-          <w:lang w:eastAsia="zh-CN"/>
-        </w:rPr>
-        <w:t>资源与运行时、编辑器界面、基础游戏和复杂竞技场共</w:t>
-      </w:r>
-      <w:r>
-        <w:rPr>
-          <w:lang w:eastAsia="zh-CN"/>
-        </w:rPr>
-        <w:t xml:space="preserve"> 450 </w:t>
-      </w:r>
-      <w:r>
-        <w:rPr>
-          <w:lang w:eastAsia="zh-CN"/>
-        </w:rPr>
-        <w:t>项检查全部通过。</w:t>
-      </w:r>
-      <w:r>
-        <w:rPr>
-          <w:lang w:eastAsia="zh-CN"/>
-        </w:rPr>
-        <w:t xml:space="preserve">241 </w:t>
-      </w:r>
-      <w:r>
-        <w:rPr>
-          <w:lang w:eastAsia="zh-CN"/>
-        </w:rPr>
-        <w:t>节点行为树能够控制敌人的索敌、防御、近战、远程攻击、跳跃、攀爬、搜索、撤退和治疗。这些结果说明插件能够为显示优化实验提供功能正确、具有实际游戏行为的测试平台。</w:t>
-      </w:r>
-    </w:p>
-    <w:p>
-      <w:pPr>
-        <w:pStyle w:val="21"/>
-        <w:rPr>
-          <w:lang w:eastAsia="zh-CN"/>
-        </w:rPr>
-      </w:pPr>
-      <w:r>
-        <w:rPr>
-          <w:lang w:eastAsia="zh-CN"/>
-        </w:rPr>
-        <w:t>6.2</w:t>
-      </w:r>
-      <w:r>
-        <w:rPr>
-          <w:lang w:eastAsia="zh-CN"/>
-        </w:rPr>
-        <w:t xml:space="preserve">　显示优化效果评估</w:t>
-      </w:r>
-    </w:p>
-    <w:p>
-      <w:pPr>
-        <w:pStyle w:val="31"/>
-        <w:rPr>
-          <w:lang w:eastAsia="zh-CN"/>
-        </w:rPr>
-      </w:pPr>
-      <w:r>
-        <w:rPr>
-          <w:lang w:eastAsia="zh-CN"/>
-        </w:rPr>
-        <w:t>6.2.1</w:t>
-      </w:r>
-      <w:r>
-        <w:rPr>
-          <w:lang w:eastAsia="zh-CN"/>
-        </w:rPr>
-        <w:t xml:space="preserve">　不同节点规模下的优化效果</w:t>
-      </w:r>
-    </w:p>
-    <w:p>
-      <w:pPr>
-        <w:rPr>
-          <w:lang w:eastAsia="zh-CN"/>
-        </w:rPr>
-      </w:pPr>
-      <w:r>
-        <w:rPr>
-          <w:lang w:eastAsia="zh-CN"/>
-        </w:rPr>
-        <w:t xml:space="preserve">Compact </w:t>
-      </w:r>
-      <w:r>
-        <w:rPr>
-          <w:lang w:eastAsia="zh-CN"/>
-        </w:rPr>
-        <w:t>在五种规模下保留全部卡片，同时把卡片总面积减少</w:t>
-      </w:r>
-      <w:r>
-        <w:rPr>
-          <w:lang w:eastAsia="zh-CN"/>
-        </w:rPr>
-        <w:t xml:space="preserve"> 61.09–61.35%</w:t>
-      </w:r>
-      <w:r>
-        <w:rPr>
-          <w:lang w:eastAsia="zh-CN"/>
-        </w:rPr>
-        <w:t>。各规模的降低比例非常接近，说明紧凑卡片的效果不会随着节点数量增加而明显减弱。它适合在仍需查看全部节点时减少单张卡片占用的空间。</w:t>
-      </w:r>
-    </w:p>
-    <w:p>
-      <w:r>
-        <w:t xml:space="preserve">Optimized Overview </w:t>
-      </w:r>
-      <w:r>
-        <w:t>同样保留全部卡片，面积降低稳定在</w:t>
-      </w:r>
-      <w:r>
-        <w:t xml:space="preserve"> 90.27–90.34%</w:t>
-      </w:r>
-      <w:r>
-        <w:t>。与</w:t>
-      </w:r>
-      <w:r>
-        <w:t xml:space="preserve"> Compact </w:t>
-      </w:r>
-      <w:r>
-        <w:t>相比，它进一步减少卡片内部信息，因此更适合查看大型行为树的整体分支结构。</w:t>
-      </w:r>
-      <w:r>
-        <w:t xml:space="preserve">31 </w:t>
-      </w:r>
-      <w:r>
-        <w:t>到</w:t>
-      </w:r>
-      <w:r>
-        <w:t xml:space="preserve"> 364 </w:t>
-      </w:r>
-      <w:r>
-        <w:t>节点之间的结果变化很小，说明该组合在不同树规模下都能保持相近的信息密度改善。</w:t>
-      </w:r>
-    </w:p>
-    <w:p>
-      <w:pPr>
-        <w:rPr>
-          <w:lang w:eastAsia="zh-CN"/>
-        </w:rPr>
-      </w:pPr>
-      <w:r>
-        <w:t xml:space="preserve">Optimized Search </w:t>
-      </w:r>
-      <w:r>
-        <w:t>的非目标淡化比例从</w:t>
-      </w:r>
-      <w:r>
-        <w:t xml:space="preserve"> 31 </w:t>
-      </w:r>
-      <w:r>
-        <w:t>节点树的</w:t>
-      </w:r>
-      <w:r>
-        <w:t xml:space="preserve"> 96.15% </w:t>
-      </w:r>
-      <w:r>
-        <w:t>增加到</w:t>
-      </w:r>
-      <w:r>
-        <w:t xml:space="preserve"> 364 </w:t>
-      </w:r>
-      <w:r>
-        <w:t>节点树的</w:t>
-      </w:r>
-      <w:r>
-        <w:t xml:space="preserve"> 99.67%</w:t>
-      </w:r>
-      <w:r>
-        <w:t>。</w:t>
-      </w:r>
-      <w:r>
-        <w:rPr>
-          <w:lang w:eastAsia="zh-CN"/>
-        </w:rPr>
-        <w:t>随着行为树变大，画面中的非目标节点更多，搜索对目标显著性的提升也更明显。实验中的固定目标在所有规模下都能进入视口，说明</w:t>
-      </w:r>
-      <w:r>
-        <w:rPr>
-          <w:lang w:eastAsia="zh-CN"/>
-        </w:rPr>
         <w:t xml:space="preserve"> Search </w:t>
       </w:r>
       <w:r>
         <w:rPr>
           <w:lang w:eastAsia="zh-CN"/>
         </w:rPr>
-        <w:t>能够在大型树中稳定完成已知节点定位。</w:t>
-      </w:r>
-    </w:p>
-    <w:p>
-      <w:pPr>
-        <w:rPr>
-          <w:lang w:eastAsia="zh-CN"/>
-        </w:rPr>
-      </w:pPr>
-      <w:r>
-        <w:rPr>
-          <w:lang w:eastAsia="zh-CN"/>
-        </w:rPr>
-        <w:t xml:space="preserve">Subtree Focus </w:t>
-      </w:r>
-      <w:r>
-        <w:rPr>
-          <w:lang w:eastAsia="zh-CN"/>
-        </w:rPr>
-        <w:t>在五种规模下减少了</w:t>
-      </w:r>
-      <w:r>
-        <w:rPr>
-          <w:lang w:eastAsia="zh-CN"/>
-        </w:rPr>
-        <w:t xml:space="preserve"> 76.92–91.58% </w:t>
-      </w:r>
-      <w:r>
-        <w:rPr>
-          <w:lang w:eastAsia="zh-CN"/>
-        </w:rPr>
-        <w:t>的显示卡片，</w:t>
-      </w:r>
-      <w:r>
-        <w:rPr>
-          <w:lang w:eastAsia="zh-CN"/>
-        </w:rPr>
-        <w:t xml:space="preserve">364 </w:t>
-      </w:r>
-      <w:r>
-        <w:rPr>
-          <w:lang w:eastAsia="zh-CN"/>
-        </w:rPr>
-        <w:t>节点树为</w:t>
-      </w:r>
-      <w:r>
-        <w:rPr>
-          <w:lang w:eastAsia="zh-CN"/>
-        </w:rPr>
-        <w:t xml:space="preserve"> 85.90%</w:t>
-      </w:r>
-      <w:r>
-        <w:rPr>
-          <w:lang w:eastAsia="zh-CN"/>
-        </w:rPr>
-        <w:t>。该比例由目标分支本身的大小决定，所以不会随总节点数严格递增。</w:t>
-      </w:r>
-      <w:r>
-        <w:rPr>
-          <w:lang w:eastAsia="zh-CN"/>
-        </w:rPr>
-        <w:t xml:space="preserve">Context Collapse </w:t>
-      </w:r>
-      <w:r>
-        <w:rPr>
-          <w:lang w:eastAsia="zh-CN"/>
-        </w:rPr>
-        <w:t>的卡片减少比例从</w:t>
-      </w:r>
-      <w:r>
-        <w:rPr>
-          <w:lang w:eastAsia="zh-CN"/>
-        </w:rPr>
-        <w:t xml:space="preserve"> 69.23% </w:t>
-      </w:r>
-      <w:r>
-        <w:rPr>
-          <w:lang w:eastAsia="zh-CN"/>
-        </w:rPr>
-        <w:t>增加到</w:t>
-      </w:r>
-      <w:r>
-        <w:rPr>
-          <w:lang w:eastAsia="zh-CN"/>
-        </w:rPr>
-        <w:t xml:space="preserve"> 96.39%</w:t>
-      </w:r>
-      <w:r>
-        <w:rPr>
-          <w:lang w:eastAsia="zh-CN"/>
-        </w:rPr>
-        <w:t>，说明树越</w:t>
-      </w:r>
-      <w:r>
-        <w:rPr>
-          <w:lang w:eastAsia="zh-CN"/>
-        </w:rPr>
-        <w:lastRenderedPageBreak/>
-        <w:t>大，可折叠的非目标分支越多。两种方法都能减少当前画面中的无关上下文，但</w:t>
-      </w:r>
-      <w:r>
-        <w:rPr>
-          <w:lang w:eastAsia="zh-CN"/>
-        </w:rPr>
-        <w:t xml:space="preserve"> Focus </w:t>
-      </w:r>
-      <w:r>
-        <w:rPr>
-          <w:lang w:eastAsia="zh-CN"/>
-        </w:rPr>
-        <w:t>面向指定分支，</w:t>
-      </w:r>
-      <w:r>
-        <w:rPr>
-          <w:lang w:eastAsia="zh-CN"/>
-        </w:rPr>
-        <w:t xml:space="preserve">Collapse </w:t>
-      </w:r>
-      <w:r>
-        <w:rPr>
-          <w:lang w:eastAsia="zh-CN"/>
-        </w:rPr>
-        <w:t>则保留更多整体结构位置。</w:t>
-      </w:r>
-    </w:p>
-    <w:p>
-      <w:pPr>
-        <w:rPr>
-          <w:lang w:eastAsia="zh-CN"/>
-        </w:rPr>
-      </w:pPr>
-      <w:r>
-        <w:rPr>
-          <w:lang w:eastAsia="zh-CN"/>
-        </w:rPr>
-        <w:t>综合五种规模的数据，</w:t>
-      </w:r>
-      <w:r>
-        <w:rPr>
-          <w:lang w:eastAsia="zh-CN"/>
-        </w:rPr>
-        <w:t xml:space="preserve">Compact </w:t>
-      </w:r>
-      <w:r>
-        <w:rPr>
-          <w:lang w:eastAsia="zh-CN"/>
-        </w:rPr>
-        <w:t>和</w:t>
-      </w:r>
-      <w:r>
-        <w:rPr>
-          <w:lang w:eastAsia="zh-CN"/>
-        </w:rPr>
-        <w:t xml:space="preserve"> Overview </w:t>
-      </w:r>
-      <w:r>
-        <w:rPr>
-          <w:lang w:eastAsia="zh-CN"/>
-        </w:rPr>
-        <w:t>的面积降低保持稳定，</w:t>
-      </w:r>
-      <w:r>
-        <w:rPr>
-          <w:lang w:eastAsia="zh-CN"/>
-        </w:rPr>
-        <w:t xml:space="preserve">Search </w:t>
-      </w:r>
-      <w:r>
-        <w:rPr>
-          <w:lang w:eastAsia="zh-CN"/>
-        </w:rPr>
-        <w:t>的目标突出效果随规模增加，</w:t>
-      </w:r>
-      <w:r>
-        <w:rPr>
-          <w:lang w:eastAsia="zh-CN"/>
-        </w:rPr>
-        <w:t xml:space="preserve">Focus </w:t>
-      </w:r>
-      <w:r>
-        <w:rPr>
-          <w:lang w:eastAsia="zh-CN"/>
-        </w:rPr>
-        <w:t>和</w:t>
-      </w:r>
-      <w:r>
-        <w:rPr>
-          <w:lang w:eastAsia="zh-CN"/>
-        </w:rPr>
-        <w:t xml:space="preserve"> Collapse </w:t>
-      </w:r>
-      <w:r>
-        <w:rPr>
-          <w:lang w:eastAsia="zh-CN"/>
-        </w:rPr>
-        <w:t>则直接减少同时显示的上下文。这些结果说明显示优化在小型树中已经有效，在</w:t>
-      </w:r>
-      <w:r>
-        <w:rPr>
-          <w:lang w:eastAsia="zh-CN"/>
-        </w:rPr>
-        <w:t xml:space="preserve"> 121</w:t>
-      </w:r>
-      <w:r>
-        <w:rPr>
-          <w:lang w:eastAsia="zh-CN"/>
-        </w:rPr>
-        <w:t>、</w:t>
-      </w:r>
-      <w:r>
-        <w:rPr>
-          <w:lang w:eastAsia="zh-CN"/>
-        </w:rPr>
-        <w:t xml:space="preserve">241 </w:t>
-      </w:r>
-      <w:r>
-        <w:rPr>
-          <w:lang w:eastAsia="zh-CN"/>
-        </w:rPr>
-        <w:t>和</w:t>
-      </w:r>
-      <w:r>
-        <w:rPr>
-          <w:lang w:eastAsia="zh-CN"/>
-        </w:rPr>
-        <w:t xml:space="preserve"> 364 </w:t>
-      </w:r>
-      <w:r>
-        <w:rPr>
-          <w:lang w:eastAsia="zh-CN"/>
-        </w:rPr>
-        <w:t>节点的大型树中作用更加明显。</w:t>
-      </w:r>
-    </w:p>
-    <w:p>
-      <w:pPr>
-        <w:pStyle w:val="31"/>
-        <w:rPr>
-          <w:lang w:eastAsia="zh-CN"/>
-        </w:rPr>
-      </w:pPr>
-      <w:r>
-        <w:rPr>
-          <w:lang w:eastAsia="zh-CN"/>
-        </w:rPr>
-        <w:t>6.2.2</w:t>
-      </w:r>
-      <w:r>
-        <w:rPr>
-          <w:lang w:eastAsia="zh-CN"/>
-        </w:rPr>
-        <w:t xml:space="preserve">　不同物理屏幕尺寸下的优化效果</w:t>
-      </w:r>
-    </w:p>
-    <w:p>
-      <w:pPr>
-        <w:rPr>
-          <w:lang w:eastAsia="zh-CN"/>
-        </w:rPr>
-      </w:pPr>
-      <w:r>
-        <w:rPr>
-          <w:lang w:eastAsia="zh-CN"/>
-        </w:rPr>
-        <w:t>屏幕尺寸实验显示，物理显示面积会直接影响大型树能够呈现的上下文。屏幕从</w:t>
-      </w:r>
-      <w:r>
-        <w:rPr>
-          <w:lang w:eastAsia="zh-CN"/>
-        </w:rPr>
-        <w:t xml:space="preserve"> 15.94 </w:t>
-      </w:r>
-      <w:r>
-        <w:rPr>
-          <w:lang w:eastAsia="zh-CN"/>
-        </w:rPr>
-        <w:t>英寸增大到</w:t>
-      </w:r>
-      <w:r>
-        <w:rPr>
-          <w:lang w:eastAsia="zh-CN"/>
-        </w:rPr>
-        <w:t xml:space="preserve"> 31.55 </w:t>
-      </w:r>
-      <w:r>
-        <w:rPr>
-          <w:lang w:eastAsia="zh-CN"/>
-        </w:rPr>
-        <w:t>英寸后，</w:t>
-      </w:r>
-      <w:r>
-        <w:rPr>
-          <w:lang w:eastAsia="zh-CN"/>
-        </w:rPr>
-        <w:t xml:space="preserve">241 </w:t>
-      </w:r>
-      <w:r>
-        <w:rPr>
-          <w:lang w:eastAsia="zh-CN"/>
-        </w:rPr>
-        <w:t>节点树的</w:t>
-      </w:r>
-      <w:r>
-        <w:rPr>
-          <w:lang w:eastAsia="zh-CN"/>
-        </w:rPr>
-        <w:t xml:space="preserve"> Baseline </w:t>
-      </w:r>
-      <w:r>
-        <w:rPr>
-          <w:lang w:eastAsia="zh-CN"/>
-        </w:rPr>
-        <w:t>覆盖率从</w:t>
-      </w:r>
-      <w:r>
-        <w:rPr>
-          <w:lang w:eastAsia="zh-CN"/>
-        </w:rPr>
-        <w:t xml:space="preserve"> 18.32% </w:t>
-      </w:r>
-      <w:r>
-        <w:rPr>
-          <w:lang w:eastAsia="zh-CN"/>
-        </w:rPr>
-        <w:t>增加到</w:t>
-      </w:r>
-      <w:r>
-        <w:rPr>
-          <w:lang w:eastAsia="zh-CN"/>
-        </w:rPr>
-        <w:t xml:space="preserve"> 46.53%</w:t>
-      </w:r>
-      <w:r>
-        <w:rPr>
-          <w:lang w:eastAsia="zh-CN"/>
-        </w:rPr>
-        <w:t>，</w:t>
-      </w:r>
-      <w:r>
-        <w:rPr>
-          <w:lang w:eastAsia="zh-CN"/>
-        </w:rPr>
-        <w:t xml:space="preserve">364 </w:t>
-      </w:r>
-      <w:r>
-        <w:rPr>
-          <w:lang w:eastAsia="zh-CN"/>
-        </w:rPr>
-        <w:t>节点树从</w:t>
-      </w:r>
-      <w:r>
-        <w:rPr>
-          <w:lang w:eastAsia="zh-CN"/>
-        </w:rPr>
-        <w:t xml:space="preserve"> 12.13% </w:t>
-      </w:r>
-      <w:r>
-        <w:rPr>
-          <w:lang w:eastAsia="zh-CN"/>
-        </w:rPr>
-        <w:t>增加到</w:t>
-      </w:r>
-      <w:r>
-        <w:rPr>
-          <w:lang w:eastAsia="zh-CN"/>
-        </w:rPr>
-        <w:t xml:space="preserve"> 30.82%</w:t>
-      </w:r>
-      <w:r>
-        <w:rPr>
-          <w:lang w:eastAsia="zh-CN"/>
-        </w:rPr>
-        <w:t>。两种复杂树的覆盖率都变为小屏幕的</w:t>
-      </w:r>
-      <w:r>
-        <w:rPr>
-          <w:lang w:eastAsia="zh-CN"/>
-        </w:rPr>
-        <w:t xml:space="preserve"> 2.54 </w:t>
-      </w:r>
-      <w:r>
-        <w:rPr>
-          <w:lang w:eastAsia="zh-CN"/>
-        </w:rPr>
-        <w:t>倍，说明更大的物理屏幕能够同时容纳更多节点。</w:t>
-      </w:r>
-    </w:p>
-    <w:p>
-      <w:pPr>
-        <w:rPr>
-          <w:lang w:eastAsia="zh-CN"/>
-        </w:rPr>
-      </w:pPr>
-      <w:r>
-        <w:rPr>
-          <w:lang w:eastAsia="zh-CN"/>
-        </w:rPr>
-        <w:t>不同功能对屏幕尺寸的反应并不相同。</w:t>
-      </w:r>
-      <w:r>
-        <w:rPr>
-          <w:lang w:eastAsia="zh-CN"/>
-        </w:rPr>
-        <w:t xml:space="preserve">Compact </w:t>
-      </w:r>
-      <w:r>
-        <w:rPr>
-          <w:lang w:eastAsia="zh-CN"/>
-        </w:rPr>
-        <w:t>在三块屏幕上的卡片面积降低均为</w:t>
-      </w:r>
-      <w:r>
-        <w:rPr>
-          <w:lang w:eastAsia="zh-CN"/>
-        </w:rPr>
-        <w:t xml:space="preserve"> 61.09–61.35%</w:t>
-      </w:r>
-      <w:r>
-        <w:rPr>
-          <w:lang w:eastAsia="zh-CN"/>
-        </w:rPr>
-        <w:t>，</w:t>
-      </w:r>
-      <w:r>
-        <w:rPr>
-          <w:lang w:eastAsia="zh-CN"/>
-        </w:rPr>
-        <w:t xml:space="preserve">Overview </w:t>
-      </w:r>
-      <w:r>
-        <w:rPr>
-          <w:lang w:eastAsia="zh-CN"/>
-        </w:rPr>
-        <w:t>均为</w:t>
-      </w:r>
-      <w:r>
-        <w:rPr>
-          <w:lang w:eastAsia="zh-CN"/>
-        </w:rPr>
-        <w:t xml:space="preserve"> 90.27–90.34%</w:t>
-      </w:r>
-      <w:r>
-        <w:rPr>
-          <w:lang w:eastAsia="zh-CN"/>
-        </w:rPr>
-        <w:t>。两者在小屏和大屏上的相对效果几乎相同，因此提供的是不依赖屏幕尺寸的信息密度改进，没有额外放大大屏幕优势。由于</w:t>
-      </w:r>
-      <w:r>
-        <w:rPr>
-          <w:lang w:eastAsia="zh-CN"/>
-        </w:rPr>
-        <w:t xml:space="preserve"> 241 </w:t>
-      </w:r>
-      <w:r>
-        <w:rPr>
-          <w:lang w:eastAsia="zh-CN"/>
-        </w:rPr>
-        <w:t>和</w:t>
-      </w:r>
-      <w:r>
-        <w:rPr>
-          <w:lang w:eastAsia="zh-CN"/>
-        </w:rPr>
-        <w:t xml:space="preserve"> 364 </w:t>
-      </w:r>
-      <w:r>
-        <w:rPr>
-          <w:lang w:eastAsia="zh-CN"/>
-        </w:rPr>
-        <w:t>节点树已经达到</w:t>
-      </w:r>
-      <w:r>
-        <w:rPr>
-          <w:lang w:eastAsia="zh-CN"/>
-        </w:rPr>
-        <w:t xml:space="preserve"> 0.10 </w:t>
-      </w:r>
-      <w:r>
-        <w:rPr>
-          <w:lang w:eastAsia="zh-CN"/>
-        </w:rPr>
-        <w:t>倍的最小缩放，它们虽然明显缩小卡片和信息量，却没有让小屏幕一次显示更多完整树节点。</w:t>
-      </w:r>
-    </w:p>
-    <w:p>
-      <w:pPr>
-        <w:rPr>
-          <w:lang w:eastAsia="zh-CN"/>
-        </w:rPr>
-      </w:pPr>
-      <w:r>
-        <w:rPr>
-          <w:lang w:eastAsia="zh-CN"/>
-        </w:rPr>
-        <w:t xml:space="preserve">Subtree Focus </w:t>
-      </w:r>
-      <w:r>
-        <w:rPr>
-          <w:lang w:eastAsia="zh-CN"/>
-        </w:rPr>
-        <w:t>对小屏幕的补偿最明显。</w:t>
-      </w:r>
-      <w:r>
-        <w:rPr>
-          <w:lang w:eastAsia="zh-CN"/>
-        </w:rPr>
-        <w:t xml:space="preserve">241 </w:t>
-      </w:r>
-      <w:r>
-        <w:rPr>
-          <w:lang w:eastAsia="zh-CN"/>
-        </w:rPr>
-        <w:t>节点树在小屏幕上增加</w:t>
-      </w:r>
-      <w:r>
-        <w:rPr>
-          <w:lang w:eastAsia="zh-CN"/>
-        </w:rPr>
-        <w:t xml:space="preserve"> 64.04 </w:t>
-      </w:r>
-      <w:r>
-        <w:rPr>
-          <w:lang w:eastAsia="zh-CN"/>
-        </w:rPr>
-        <w:t>个覆盖百分点，在大屏幕上增加</w:t>
-      </w:r>
-      <w:r>
-        <w:rPr>
-          <w:lang w:eastAsia="zh-CN"/>
-        </w:rPr>
-        <w:t xml:space="preserve"> 41.70 </w:t>
-      </w:r>
-      <w:r>
-        <w:rPr>
-          <w:lang w:eastAsia="zh-CN"/>
-        </w:rPr>
-        <w:t>个百分点；小屏与大屏的差距由</w:t>
-      </w:r>
-      <w:r>
-        <w:rPr>
-          <w:lang w:eastAsia="zh-CN"/>
-        </w:rPr>
-        <w:t xml:space="preserve"> 28.22 </w:t>
-      </w:r>
-      <w:r>
-        <w:rPr>
-          <w:lang w:eastAsia="zh-CN"/>
-        </w:rPr>
-        <w:t>缩小到</w:t>
-      </w:r>
-      <w:r>
-        <w:rPr>
-          <w:lang w:eastAsia="zh-CN"/>
-        </w:rPr>
-        <w:t xml:space="preserve"> 5.88 </w:t>
-      </w:r>
-      <w:r>
-        <w:rPr>
-          <w:lang w:eastAsia="zh-CN"/>
-        </w:rPr>
-        <w:t>个百分点。</w:t>
-      </w:r>
-      <w:r>
-        <w:rPr>
-          <w:lang w:eastAsia="zh-CN"/>
-        </w:rPr>
-        <w:t xml:space="preserve">364 </w:t>
-      </w:r>
-      <w:r>
-        <w:rPr>
-          <w:lang w:eastAsia="zh-CN"/>
-        </w:rPr>
-        <w:t>节点树的小屏增加</w:t>
-      </w:r>
-      <w:r>
-        <w:rPr>
-          <w:lang w:eastAsia="zh-CN"/>
-        </w:rPr>
-        <w:t xml:space="preserve"> 73.92 </w:t>
-      </w:r>
-      <w:r>
-        <w:rPr>
-          <w:lang w:eastAsia="zh-CN"/>
-        </w:rPr>
-        <w:t>个百分点，大屏增加</w:t>
-      </w:r>
-      <w:r>
-        <w:rPr>
-          <w:lang w:eastAsia="zh-CN"/>
-        </w:rPr>
-        <w:t xml:space="preserve"> 64.53 </w:t>
-      </w:r>
-      <w:r>
-        <w:rPr>
-          <w:lang w:eastAsia="zh-CN"/>
-        </w:rPr>
-        <w:t>个百分点，屏幕间差距由</w:t>
-      </w:r>
-      <w:r>
-        <w:rPr>
-          <w:lang w:eastAsia="zh-CN"/>
-        </w:rPr>
-        <w:t xml:space="preserve"> 18.69 </w:t>
-      </w:r>
-      <w:r>
-        <w:rPr>
-          <w:lang w:eastAsia="zh-CN"/>
-        </w:rPr>
-        <w:t>缩小到</w:t>
-      </w:r>
-      <w:r>
-        <w:rPr>
-          <w:lang w:eastAsia="zh-CN"/>
-        </w:rPr>
-        <w:t xml:space="preserve"> 9.30 </w:t>
-      </w:r>
-      <w:r>
-        <w:rPr>
-          <w:lang w:eastAsia="zh-CN"/>
-        </w:rPr>
-        <w:t>个百分点。</w:t>
-      </w:r>
-      <w:r>
-        <w:rPr>
-          <w:lang w:eastAsia="zh-CN"/>
-        </w:rPr>
-        <w:t xml:space="preserve">Context Collapse </w:t>
-      </w:r>
-      <w:r>
-        <w:rPr>
-          <w:lang w:eastAsia="zh-CN"/>
-        </w:rPr>
-        <w:t>的补偿较弱：</w:t>
-      </w:r>
-      <w:r>
-        <w:rPr>
-          <w:lang w:eastAsia="zh-CN"/>
-        </w:rPr>
-        <w:t xml:space="preserve">241 </w:t>
-      </w:r>
-      <w:r>
-        <w:rPr>
-          <w:lang w:eastAsia="zh-CN"/>
-        </w:rPr>
-        <w:t>节点树的屏幕间差距缩小到</w:t>
-      </w:r>
-      <w:r>
-        <w:rPr>
-          <w:lang w:eastAsia="zh-CN"/>
-        </w:rPr>
-        <w:t xml:space="preserve"> 14.29 </w:t>
-      </w:r>
-      <w:r>
-        <w:rPr>
-          <w:lang w:eastAsia="zh-CN"/>
-        </w:rPr>
-        <w:t>个百分点，</w:t>
-      </w:r>
-      <w:r>
-        <w:rPr>
-          <w:lang w:eastAsia="zh-CN"/>
-        </w:rPr>
-        <w:t xml:space="preserve">364 </w:t>
-      </w:r>
-      <w:r>
-        <w:rPr>
-          <w:lang w:eastAsia="zh-CN"/>
-        </w:rPr>
-        <w:t>节点树只缩小到</w:t>
-      </w:r>
-      <w:r>
-        <w:rPr>
-          <w:lang w:eastAsia="zh-CN"/>
-        </w:rPr>
-        <w:t xml:space="preserve"> 18.18 </w:t>
-      </w:r>
-      <w:r>
-        <w:rPr>
-          <w:lang w:eastAsia="zh-CN"/>
-        </w:rPr>
-        <w:t>个百分点。原因是</w:t>
-      </w:r>
-      <w:r>
-        <w:rPr>
-          <w:lang w:eastAsia="zh-CN"/>
-        </w:rPr>
-        <w:t xml:space="preserve"> Collapse </w:t>
-      </w:r>
-      <w:r>
-        <w:rPr>
-          <w:lang w:eastAsia="zh-CN"/>
-        </w:rPr>
-        <w:t>仍保留路径和折叠根，而</w:t>
-      </w:r>
-      <w:r>
-        <w:rPr>
-          <w:lang w:eastAsia="zh-CN"/>
-        </w:rPr>
-        <w:t xml:space="preserve"> Focus </w:t>
-      </w:r>
-      <w:r>
-        <w:rPr>
-          <w:lang w:eastAsia="zh-CN"/>
-        </w:rPr>
-        <w:t>只保留当前分支及必要上下文。这里比较的是当前条件保留卡片的覆盖率，不表示完整树已经全部显示。</w:t>
-      </w:r>
-    </w:p>
-    <w:p>
-      <w:pPr>
-        <w:rPr>
-          <w:lang w:eastAsia="zh-CN"/>
-        </w:rPr>
-      </w:pPr>
-      <w:r>
-        <w:rPr>
-          <w:lang w:eastAsia="zh-CN"/>
-        </w:rPr>
-        <w:t xml:space="preserve">Search </w:t>
-      </w:r>
-      <w:r>
-        <w:rPr>
-          <w:lang w:eastAsia="zh-CN"/>
-        </w:rPr>
-        <w:t>在全部</w:t>
-      </w:r>
-      <w:r>
-        <w:rPr>
-          <w:lang w:eastAsia="zh-CN"/>
-        </w:rPr>
-        <w:t xml:space="preserve"> 15 </w:t>
-      </w:r>
-      <w:r>
-        <w:rPr>
-          <w:lang w:eastAsia="zh-CN"/>
-        </w:rPr>
-        <w:t>个</w:t>
-      </w:r>
-      <w:r>
-        <w:rPr>
-          <w:lang w:eastAsia="zh-CN"/>
-        </w:rPr>
-        <w:t>“</w:t>
-      </w:r>
-      <w:r>
-        <w:rPr>
-          <w:lang w:eastAsia="zh-CN"/>
-        </w:rPr>
-        <w:t>屏幕</w:t>
-      </w:r>
-      <w:r>
-        <w:rPr>
-          <w:lang w:eastAsia="zh-CN"/>
-        </w:rPr>
-        <w:t>–</w:t>
-      </w:r>
-      <w:r>
-        <w:rPr>
-          <w:lang w:eastAsia="zh-CN"/>
-        </w:rPr>
-        <w:t>规模</w:t>
-      </w:r>
-      <w:r>
-        <w:rPr>
-          <w:lang w:eastAsia="zh-CN"/>
-        </w:rPr>
-        <w:t>”</w:t>
-      </w:r>
-      <w:r>
-        <w:rPr>
-          <w:lang w:eastAsia="zh-CN"/>
-        </w:rPr>
-        <w:t>组合中都把固定目标移入视口，说明屏幕变小没有破坏目标定位。综合来看，大屏幕仍能显示更多绝对上下文，但优化没有进一步扩大这种优势。</w:t>
-      </w:r>
-      <w:r>
-        <w:rPr>
-          <w:lang w:eastAsia="zh-CN"/>
-        </w:rPr>
-        <w:t xml:space="preserve">Compact </w:t>
-      </w:r>
-      <w:r>
-        <w:rPr>
-          <w:lang w:eastAsia="zh-CN"/>
-        </w:rPr>
-        <w:t>和</w:t>
-      </w:r>
-      <w:r>
-        <w:rPr>
-          <w:lang w:eastAsia="zh-CN"/>
-        </w:rPr>
-        <w:t xml:space="preserve"> Overview </w:t>
-      </w:r>
-      <w:r>
-        <w:rPr>
-          <w:lang w:eastAsia="zh-CN"/>
-        </w:rPr>
-        <w:t>跨屏幕保持稳定，</w:t>
-      </w:r>
-      <w:r>
-        <w:rPr>
-          <w:lang w:eastAsia="zh-CN"/>
-        </w:rPr>
-        <w:t xml:space="preserve">Search </w:t>
-      </w:r>
-      <w:r>
-        <w:rPr>
-          <w:lang w:eastAsia="zh-CN"/>
-        </w:rPr>
-        <w:t>保持目标可定位，</w:t>
-      </w:r>
-      <w:r>
-        <w:rPr>
-          <w:lang w:eastAsia="zh-CN"/>
-        </w:rPr>
-        <w:t xml:space="preserve">Focus </w:t>
-      </w:r>
-      <w:r>
-        <w:rPr>
-          <w:lang w:eastAsia="zh-CN"/>
-        </w:rPr>
-        <w:t>则明显缩小小屏与大屏的覆盖差距。因此，数据更支持</w:t>
-      </w:r>
-      <w:r>
-        <w:rPr>
-          <w:lang w:eastAsia="zh-CN"/>
-        </w:rPr>
-        <w:t>“</w:t>
-      </w:r>
-      <w:r>
-        <w:rPr>
-          <w:lang w:eastAsia="zh-CN"/>
-        </w:rPr>
-        <w:t>显示优化补偿了小屏幕的部分空间限制，同时保留大屏幕的绝对容量优势</w:t>
-      </w:r>
-      <w:r>
-        <w:rPr>
-          <w:lang w:eastAsia="zh-CN"/>
-        </w:rPr>
-        <w:t>”</w:t>
-      </w:r>
-      <w:r>
-        <w:rPr>
-          <w:lang w:eastAsia="zh-CN"/>
-        </w:rPr>
-        <w:t>，而不是</w:t>
-      </w:r>
-      <w:r>
-        <w:rPr>
-          <w:lang w:eastAsia="zh-CN"/>
-        </w:rPr>
-        <w:t>“</w:t>
-      </w:r>
-      <w:r>
-        <w:rPr>
-          <w:lang w:eastAsia="zh-CN"/>
-        </w:rPr>
-        <w:t>显示优化主要扩大大屏幕优势</w:t>
-      </w:r>
-      <w:r>
-        <w:rPr>
-          <w:lang w:eastAsia="zh-CN"/>
-        </w:rPr>
-        <w:t>”</w:t>
-      </w:r>
-      <w:r>
-        <w:rPr>
-          <w:lang w:eastAsia="zh-CN"/>
-        </w:rPr>
-        <w:t>。</w:t>
-      </w:r>
-    </w:p>
-    <w:p>
-      <w:pPr>
-        <w:pStyle w:val="1"/>
-        <w:pageBreakBefore/>
-        <w:rPr>
-          <w:lang w:eastAsia="zh-CN"/>
-        </w:rPr>
-      </w:pPr>
-      <w:r>
-        <w:rPr>
-          <w:lang w:eastAsia="zh-CN"/>
-        </w:rPr>
-        <w:lastRenderedPageBreak/>
-        <w:t>第</w:t>
-      </w:r>
-      <w:r>
-        <w:rPr>
-          <w:lang w:eastAsia="zh-CN"/>
-        </w:rPr>
-        <w:t>7</w:t>
-      </w:r>
-      <w:r>
-        <w:rPr>
-          <w:lang w:eastAsia="zh-CN"/>
-        </w:rPr>
-        <w:t>章　结论</w:t>
-      </w:r>
-    </w:p>
-    <w:p>
-      <w:pPr>
-        <w:pStyle w:val="21"/>
-        <w:rPr>
-          <w:lang w:eastAsia="zh-CN"/>
-        </w:rPr>
-      </w:pPr>
-      <w:r>
-        <w:rPr>
-          <w:lang w:eastAsia="zh-CN"/>
-        </w:rPr>
-        <w:t>7.1</w:t>
-      </w:r>
-      <w:r>
-        <w:rPr>
-          <w:lang w:eastAsia="zh-CN"/>
-        </w:rPr>
-        <w:t xml:space="preserve">　总结</w:t>
-      </w:r>
-    </w:p>
-    <w:p>
-      <w:pPr>
-        <w:rPr>
-          <w:lang w:eastAsia="zh-CN"/>
-        </w:rPr>
-      </w:pPr>
-      <w:r>
-        <w:rPr>
-          <w:lang w:eastAsia="zh-CN"/>
-        </w:rPr>
-        <w:t>本文在</w:t>
-      </w:r>
-      <w:r>
-        <w:rPr>
-          <w:lang w:eastAsia="zh-CN"/>
-        </w:rPr>
-        <w:t xml:space="preserve"> Godot 4.6 </w:t>
-      </w:r>
-      <w:r>
-        <w:rPr>
-          <w:lang w:eastAsia="zh-CN"/>
-        </w:rPr>
-        <w:t>中实现了一个可视化行为树插件，并研究大型行为树的显示问题。</w:t>
-      </w:r>
-      <w:r>
-        <w:rPr>
-          <w:lang w:eastAsia="zh-CN"/>
-        </w:rPr>
-        <w:t xml:space="preserve">Godot </w:t>
-      </w:r>
-      <w:r>
-        <w:rPr>
-          <w:lang w:eastAsia="zh-CN"/>
-        </w:rPr>
-        <w:t>提供了通用图编辑控件，但没有完整的行为树编辑和运行流程。传统节点图在节点、参数和调试信息增加后，也会占用很大的画布空间。</w:t>
-      </w:r>
-    </w:p>
-    <w:p>
-      <w:pPr>
-        <w:rPr>
-          <w:lang w:eastAsia="zh-CN"/>
-        </w:rPr>
-      </w:pPr>
-      <w:r>
-        <w:t>最终插件能够创建、保存、加载和运行行为树，支持黑板、</w:t>
-      </w:r>
-      <w:r>
-        <w:t>Decorator</w:t>
-      </w:r>
-      <w:r>
-        <w:t>、多种复合节点、</w:t>
-      </w:r>
-      <w:r>
-        <w:t>Action</w:t>
-      </w:r>
-      <w:r>
-        <w:t>、</w:t>
-      </w:r>
-      <w:r>
-        <w:t>Condition</w:t>
-      </w:r>
-      <w:r>
-        <w:t>、撤销、重做和</w:t>
-      </w:r>
-      <w:r>
-        <w:t xml:space="preserve"> Live Debug</w:t>
-      </w:r>
-      <w:r>
-        <w:t>。</w:t>
-      </w:r>
-      <w:r>
-        <w:rPr>
-          <w:lang w:eastAsia="zh-CN"/>
-        </w:rPr>
-        <w:t>复杂二维场景使用</w:t>
-      </w:r>
-      <w:r>
-        <w:rPr>
-          <w:lang w:eastAsia="zh-CN"/>
-        </w:rPr>
-        <w:t xml:space="preserve"> 241 </w:t>
-      </w:r>
-      <w:r>
-        <w:rPr>
-          <w:lang w:eastAsia="zh-CN"/>
-        </w:rPr>
-        <w:t>节点行为树控制敌人的索敌、防御、近战、远程攻击、跳跃、攀爬、搜索、撤退、治疗和巡逻。</w:t>
-      </w:r>
-    </w:p>
-    <w:p>
-      <w:pPr>
-        <w:rPr>
-          <w:lang w:eastAsia="zh-CN"/>
-        </w:rPr>
-      </w:pPr>
-      <w:r>
-        <w:rPr>
-          <w:lang w:eastAsia="zh-CN"/>
-        </w:rPr>
-        <w:t>功能测试和可玩游戏确认插件能够作为实验平台。本文真正研究的是显示优化，而不是行为树基础功能本身。</w:t>
-      </w:r>
-    </w:p>
-    <w:p>
-      <w:r>
-        <w:t>五种树规模的实验表明，</w:t>
-      </w:r>
-      <w:r>
-        <w:t xml:space="preserve">Compact </w:t>
-      </w:r>
-      <w:r>
-        <w:t>把卡片面积减少了</w:t>
-      </w:r>
-      <w:r>
-        <w:t xml:space="preserve"> 61.09–61.35%</w:t>
-      </w:r>
-      <w:r>
-        <w:t>，</w:t>
-      </w:r>
-      <w:r>
-        <w:t xml:space="preserve">Overview </w:t>
-      </w:r>
-      <w:r>
-        <w:t>减少了</w:t>
-      </w:r>
-      <w:r>
-        <w:t xml:space="preserve"> 90.27–90.34%</w:t>
-      </w:r>
-      <w:r>
-        <w:t>，</w:t>
-      </w:r>
-      <w:r>
-        <w:t xml:space="preserve">Search </w:t>
-      </w:r>
-      <w:r>
-        <w:t>淡化了</w:t>
-      </w:r>
-      <w:r>
-        <w:t xml:space="preserve"> 96.15–99.67% </w:t>
-      </w:r>
-      <w:r>
-        <w:t>的非目标卡片。</w:t>
-      </w:r>
-      <w:r>
-        <w:t xml:space="preserve">Focus </w:t>
-      </w:r>
-      <w:r>
-        <w:t>和</w:t>
-      </w:r>
-      <w:r>
-        <w:t xml:space="preserve"> Collapse </w:t>
-      </w:r>
-      <w:r>
-        <w:t>也明显减少了当前显示的上下文，所有条件都没有改变保存位置和执行顺序。</w:t>
-      </w:r>
-    </w:p>
-    <w:p>
-      <w:pPr>
-        <w:rPr>
-          <w:lang w:eastAsia="zh-CN"/>
-        </w:rPr>
-      </w:pPr>
-      <w:r>
-        <w:rPr>
-          <w:lang w:eastAsia="zh-CN"/>
-        </w:rPr>
-        <w:t>三块屏幕的实验表明，</w:t>
-      </w:r>
-      <w:r>
-        <w:rPr>
-          <w:lang w:eastAsia="zh-CN"/>
-        </w:rPr>
-        <w:t xml:space="preserve">31.55 </w:t>
-      </w:r>
-      <w:r>
-        <w:rPr>
-          <w:lang w:eastAsia="zh-CN"/>
-        </w:rPr>
-        <w:t>英寸屏幕上复杂树的覆盖率是</w:t>
-      </w:r>
-      <w:r>
-        <w:rPr>
-          <w:lang w:eastAsia="zh-CN"/>
-        </w:rPr>
-        <w:t xml:space="preserve"> 15.94 </w:t>
-      </w:r>
-      <w:r>
-        <w:rPr>
-          <w:lang w:eastAsia="zh-CN"/>
-        </w:rPr>
-        <w:t>英寸屏幕的</w:t>
-      </w:r>
-      <w:r>
-        <w:rPr>
-          <w:lang w:eastAsia="zh-CN"/>
-        </w:rPr>
-        <w:t xml:space="preserve"> 2.54 </w:t>
-      </w:r>
-      <w:r>
-        <w:rPr>
-          <w:lang w:eastAsia="zh-CN"/>
-        </w:rPr>
-        <w:t>倍。</w:t>
-      </w:r>
-      <w:r>
-        <w:rPr>
-          <w:lang w:eastAsia="zh-CN"/>
-        </w:rPr>
-        <w:t>Compact</w:t>
-      </w:r>
-      <w:r>
-        <w:rPr>
-          <w:lang w:eastAsia="zh-CN"/>
-        </w:rPr>
-        <w:t>、</w:t>
-      </w:r>
-      <w:r>
-        <w:rPr>
-          <w:lang w:eastAsia="zh-CN"/>
-        </w:rPr>
-        <w:t xml:space="preserve">Overview </w:t>
-      </w:r>
-      <w:r>
-        <w:rPr>
-          <w:lang w:eastAsia="zh-CN"/>
-        </w:rPr>
-        <w:t>和</w:t>
-      </w:r>
-      <w:r>
-        <w:rPr>
-          <w:lang w:eastAsia="zh-CN"/>
-        </w:rPr>
-        <w:t xml:space="preserve"> Search </w:t>
-      </w:r>
-      <w:r>
-        <w:rPr>
-          <w:lang w:eastAsia="zh-CN"/>
-        </w:rPr>
-        <w:t>在不同屏幕上的作用保持稳定。总体来看，显示优化改善了大型行为树的部分客观显示和编辑交互指标。由于没有真人实验，本文不能证明用户理解能力已经提高。</w:t>
+        <w:t>在不同屏幕上的作用保持稳定。总体来看，显示优化改善了大型行为树的部分客观显示和编辑交互指标。</w:t>
       </w:r>
     </w:p>
     <w:p>
